--- a/StudentManagementSystem.docx
+++ b/StudentManagementSystem.docx
@@ -4,6 +4,7 @@
   <w:body>
     <w:p>
       <w:pPr>
+        <w:spacing w:after="0"/>
         <w:jc w:val="center"/>
         <w:rPr>
           <w:b/>
@@ -26,6 +27,7 @@
     </w:p>
     <w:p>
       <w:pPr>
+        <w:spacing w:after="0"/>
         <w:rPr>
           <w:sz w:val="36"/>
           <w:szCs w:val="36"/>
@@ -43,6 +45,7 @@
     </w:p>
     <w:p>
       <w:pPr>
+        <w:spacing w:after="0"/>
         <w:rPr>
           <w:sz w:val="28"/>
           <w:szCs w:val="28"/>
@@ -114,6 +117,7 @@
     </w:p>
     <w:p>
       <w:pPr>
+        <w:spacing w:after="0"/>
         <w:rPr>
           <w:sz w:val="36"/>
           <w:szCs w:val="36"/>
@@ -136,6 +140,7 @@
           <w:ilvl w:val="0"/>
           <w:numId w:val="2"/>
         </w:numPr>
+        <w:spacing w:after="0"/>
         <w:rPr>
           <w:sz w:val="28"/>
           <w:szCs w:val="28"/>
@@ -156,6 +161,7 @@
           <w:ilvl w:val="0"/>
           <w:numId w:val="2"/>
         </w:numPr>
+        <w:spacing w:after="0"/>
         <w:rPr>
           <w:sz w:val="28"/>
           <w:szCs w:val="28"/>
@@ -176,6 +182,7 @@
           <w:ilvl w:val="0"/>
           <w:numId w:val="2"/>
         </w:numPr>
+        <w:spacing w:after="0"/>
         <w:rPr>
           <w:sz w:val="28"/>
           <w:szCs w:val="28"/>
@@ -196,6 +203,7 @@
           <w:ilvl w:val="0"/>
           <w:numId w:val="2"/>
         </w:numPr>
+        <w:spacing w:after="0"/>
         <w:rPr>
           <w:sz w:val="28"/>
           <w:szCs w:val="28"/>
@@ -216,6 +224,7 @@
           <w:ilvl w:val="0"/>
           <w:numId w:val="2"/>
         </w:numPr>
+        <w:spacing w:after="0"/>
         <w:rPr>
           <w:sz w:val="28"/>
           <w:szCs w:val="28"/>
@@ -231,48 +240,451 @@
     </w:p>
     <w:p>
       <w:pPr>
+        <w:spacing w:after="0"/>
+        <w:rPr>
+          <w:sz w:val="36"/>
+          <w:szCs w:val="36"/>
+        </w:rPr>
+      </w:pPr>
+      <w:r>
         <w:rPr>
           <w:sz w:val="36"/>
           <w:szCs w:val="36"/>
           <w:u w:val="single"/>
         </w:rPr>
-      </w:pPr>
-      <w:r>
+        <w:t>Analysis</w:t>
+      </w:r>
+    </w:p>
+    <w:p>
+      <w:pPr>
+        <w:pStyle w:val="ListParagraph"/>
+        <w:numPr>
+          <w:ilvl w:val="0"/>
+          <w:numId w:val="7"/>
+        </w:numPr>
+        <w:spacing w:after="0"/>
+        <w:rPr>
+          <w:sz w:val="28"/>
+          <w:szCs w:val="28"/>
+        </w:rPr>
+      </w:pPr>
+      <w:r>
+        <w:rPr>
+          <w:sz w:val="28"/>
+          <w:szCs w:val="28"/>
+        </w:rPr>
+        <w:t>Problems in the Current Manual System</w:t>
+      </w:r>
+    </w:p>
+    <w:p>
+      <w:pPr>
+        <w:pStyle w:val="ListParagraph"/>
+        <w:numPr>
+          <w:ilvl w:val="0"/>
+          <w:numId w:val="3"/>
+        </w:numPr>
+        <w:spacing w:after="0"/>
+        <w:rPr>
+          <w:sz w:val="28"/>
+          <w:szCs w:val="28"/>
+        </w:rPr>
+      </w:pPr>
+      <w:r>
+        <w:rPr>
+          <w:sz w:val="28"/>
+          <w:szCs w:val="28"/>
+        </w:rPr>
+        <w:t>Managing student files on paper takes too much time.</w:t>
+      </w:r>
+    </w:p>
+    <w:p>
+      <w:pPr>
+        <w:pStyle w:val="ListParagraph"/>
+        <w:numPr>
+          <w:ilvl w:val="0"/>
+          <w:numId w:val="3"/>
+        </w:numPr>
+        <w:spacing w:after="0"/>
+        <w:rPr>
+          <w:sz w:val="28"/>
+          <w:szCs w:val="28"/>
+        </w:rPr>
+      </w:pPr>
+      <w:r>
+        <w:rPr>
+          <w:sz w:val="28"/>
+          <w:szCs w:val="28"/>
+        </w:rPr>
+        <w:t>Finding a specific student’s record manually is very slow.</w:t>
+      </w:r>
+    </w:p>
+    <w:p>
+      <w:pPr>
+        <w:pStyle w:val="ListParagraph"/>
+        <w:numPr>
+          <w:ilvl w:val="0"/>
+          <w:numId w:val="3"/>
+        </w:numPr>
+        <w:spacing w:after="0"/>
+        <w:rPr>
+          <w:sz w:val="28"/>
+          <w:szCs w:val="28"/>
+        </w:rPr>
+      </w:pPr>
+      <w:r>
+        <w:rPr>
+          <w:sz w:val="28"/>
+          <w:szCs w:val="28"/>
+        </w:rPr>
+        <w:t>It is easy to lose paper documents or make mistakes while writing marks.</w:t>
+      </w:r>
+    </w:p>
+    <w:p>
+      <w:pPr>
+        <w:pStyle w:val="ListParagraph"/>
+        <w:numPr>
+          <w:ilvl w:val="0"/>
+          <w:numId w:val="3"/>
+        </w:numPr>
+        <w:spacing w:after="0"/>
+        <w:rPr>
+          <w:sz w:val="28"/>
+          <w:szCs w:val="28"/>
+        </w:rPr>
+      </w:pPr>
+      <w:r>
+        <w:rPr>
+          <w:sz w:val="28"/>
+          <w:szCs w:val="28"/>
+        </w:rPr>
+        <w:t>Physical register takes up too much desk space.</w:t>
+      </w:r>
+    </w:p>
+    <w:p>
+      <w:pPr>
+        <w:pStyle w:val="ListParagraph"/>
+        <w:numPr>
+          <w:ilvl w:val="0"/>
+          <w:numId w:val="7"/>
+        </w:numPr>
+        <w:spacing w:after="0"/>
+        <w:rPr>
+          <w:sz w:val="28"/>
+          <w:szCs w:val="28"/>
+        </w:rPr>
+      </w:pPr>
+      <w:r>
+        <w:rPr>
+          <w:sz w:val="28"/>
+          <w:szCs w:val="28"/>
+        </w:rPr>
+        <w:t>Benefits of the New Program</w:t>
+      </w:r>
+    </w:p>
+    <w:p>
+      <w:pPr>
+        <w:pStyle w:val="ListParagraph"/>
+        <w:numPr>
+          <w:ilvl w:val="0"/>
+          <w:numId w:val="4"/>
+        </w:numPr>
+        <w:spacing w:after="0"/>
+        <w:rPr>
+          <w:sz w:val="28"/>
+          <w:szCs w:val="28"/>
+        </w:rPr>
+      </w:pPr>
+      <w:r>
+        <w:rPr>
+          <w:sz w:val="28"/>
+          <w:szCs w:val="28"/>
+        </w:rPr>
+        <w:t>Stores student details digitally in one place.</w:t>
+      </w:r>
+    </w:p>
+    <w:p>
+      <w:pPr>
+        <w:pStyle w:val="ListParagraph"/>
+        <w:numPr>
+          <w:ilvl w:val="0"/>
+          <w:numId w:val="4"/>
+        </w:numPr>
+        <w:spacing w:after="0"/>
+        <w:rPr>
+          <w:sz w:val="28"/>
+          <w:szCs w:val="28"/>
+        </w:rPr>
+      </w:pPr>
+      <w:r>
+        <w:rPr>
+          <w:sz w:val="28"/>
+          <w:szCs w:val="28"/>
+        </w:rPr>
+        <w:t>Allows us to search student details.</w:t>
+      </w:r>
+    </w:p>
+    <w:p>
+      <w:pPr>
+        <w:pStyle w:val="ListParagraph"/>
+        <w:numPr>
+          <w:ilvl w:val="0"/>
+          <w:numId w:val="4"/>
+        </w:numPr>
+        <w:spacing w:after="0"/>
+        <w:rPr>
+          <w:sz w:val="28"/>
+          <w:szCs w:val="28"/>
+        </w:rPr>
+      </w:pPr>
+      <w:r>
+        <w:rPr>
+          <w:sz w:val="28"/>
+          <w:szCs w:val="28"/>
+        </w:rPr>
+        <w:t>Saves data permanently in a text file so it doesn’t get lost.</w:t>
+      </w:r>
+    </w:p>
+    <w:p>
+      <w:pPr>
+        <w:pStyle w:val="ListParagraph"/>
+        <w:numPr>
+          <w:ilvl w:val="0"/>
+          <w:numId w:val="4"/>
+        </w:numPr>
+        <w:spacing w:after="0"/>
+        <w:rPr>
+          <w:sz w:val="28"/>
+          <w:szCs w:val="28"/>
+        </w:rPr>
+      </w:pPr>
+      <w:r>
+        <w:rPr>
+          <w:sz w:val="28"/>
+          <w:szCs w:val="28"/>
+        </w:rPr>
+        <w:t>Reduces human calculation errors.</w:t>
+      </w:r>
+    </w:p>
+    <w:p>
+      <w:pPr>
+        <w:pStyle w:val="ListParagraph"/>
+        <w:numPr>
+          <w:ilvl w:val="0"/>
+          <w:numId w:val="7"/>
+        </w:numPr>
+        <w:spacing w:after="0"/>
+        <w:rPr>
+          <w:sz w:val="28"/>
+          <w:szCs w:val="28"/>
+        </w:rPr>
+      </w:pPr>
+      <w:r>
+        <w:rPr>
+          <w:sz w:val="28"/>
+          <w:szCs w:val="28"/>
+        </w:rPr>
+        <w:t>What the program Needs to Do ( Function )</w:t>
+      </w:r>
+    </w:p>
+    <w:p>
+      <w:pPr>
+        <w:pStyle w:val="ListParagraph"/>
+        <w:numPr>
+          <w:ilvl w:val="0"/>
+          <w:numId w:val="5"/>
+        </w:numPr>
+        <w:spacing w:after="0"/>
+        <w:rPr>
+          <w:sz w:val="28"/>
+          <w:szCs w:val="28"/>
+        </w:rPr>
+      </w:pPr>
+      <w:r>
+        <w:rPr>
+          <w:sz w:val="28"/>
+          <w:szCs w:val="28"/>
+        </w:rPr>
+        <w:t>Take student details from the user.</w:t>
+      </w:r>
+    </w:p>
+    <w:p>
+      <w:pPr>
+        <w:pStyle w:val="ListParagraph"/>
+        <w:numPr>
+          <w:ilvl w:val="0"/>
+          <w:numId w:val="5"/>
+        </w:numPr>
+        <w:spacing w:after="0"/>
+        <w:rPr>
+          <w:sz w:val="28"/>
+          <w:szCs w:val="28"/>
+        </w:rPr>
+      </w:pPr>
+      <w:r>
+        <w:rPr>
+          <w:sz w:val="28"/>
+          <w:szCs w:val="28"/>
+        </w:rPr>
+        <w:t>Show the complete list of all saved students.</w:t>
+      </w:r>
+    </w:p>
+    <w:p>
+      <w:pPr>
+        <w:pStyle w:val="ListParagraph"/>
+        <w:numPr>
+          <w:ilvl w:val="0"/>
+          <w:numId w:val="5"/>
+        </w:numPr>
+        <w:spacing w:after="0"/>
+        <w:rPr>
+          <w:sz w:val="28"/>
+          <w:szCs w:val="28"/>
+        </w:rPr>
+      </w:pPr>
+      <w:r>
+        <w:rPr>
+          <w:sz w:val="28"/>
+          <w:szCs w:val="28"/>
+        </w:rPr>
+        <w:t>Look up a single student’s data</w:t>
+      </w:r>
+    </w:p>
+    <w:p>
+      <w:pPr>
+        <w:pStyle w:val="ListParagraph"/>
+        <w:numPr>
+          <w:ilvl w:val="0"/>
+          <w:numId w:val="5"/>
+        </w:numPr>
+        <w:spacing w:after="0"/>
+        <w:rPr>
+          <w:sz w:val="28"/>
+          <w:szCs w:val="28"/>
+        </w:rPr>
+      </w:pPr>
+      <w:r>
+        <w:rPr>
+          <w:sz w:val="28"/>
+          <w:szCs w:val="28"/>
+        </w:rPr>
+        <w:t>Remove a student’s data from file if needed.</w:t>
+      </w:r>
+    </w:p>
+    <w:p>
+      <w:pPr>
+        <w:pStyle w:val="ListParagraph"/>
+        <w:numPr>
+          <w:ilvl w:val="0"/>
+          <w:numId w:val="7"/>
+        </w:numPr>
+        <w:spacing w:after="0"/>
+        <w:rPr>
+          <w:sz w:val="28"/>
+          <w:szCs w:val="28"/>
+        </w:rPr>
+      </w:pPr>
+      <w:r>
+        <w:rPr>
+          <w:sz w:val="28"/>
+          <w:szCs w:val="28"/>
+        </w:rPr>
+        <w:t>System Performance Needs</w:t>
+      </w:r>
+    </w:p>
+    <w:p>
+      <w:pPr>
+        <w:pStyle w:val="ListParagraph"/>
+        <w:numPr>
+          <w:ilvl w:val="0"/>
+          <w:numId w:val="6"/>
+        </w:numPr>
+        <w:spacing w:after="0"/>
+        <w:rPr>
+          <w:sz w:val="28"/>
+          <w:szCs w:val="28"/>
+        </w:rPr>
+      </w:pPr>
+      <w:r>
+        <w:rPr>
+          <w:sz w:val="28"/>
+          <w:szCs w:val="28"/>
+        </w:rPr>
+        <w:t>Menu Should be easy and simple to understand.</w:t>
+      </w:r>
+    </w:p>
+    <w:p>
+      <w:pPr>
+        <w:pStyle w:val="ListParagraph"/>
+        <w:numPr>
+          <w:ilvl w:val="0"/>
+          <w:numId w:val="6"/>
+        </w:numPr>
+        <w:spacing w:after="0"/>
+        <w:rPr>
+          <w:sz w:val="28"/>
+          <w:szCs w:val="28"/>
+        </w:rPr>
+      </w:pPr>
+      <w:r>
+        <w:rPr>
+          <w:sz w:val="28"/>
+          <w:szCs w:val="28"/>
+        </w:rPr>
+        <w:lastRenderedPageBreak/>
+        <w:t>Program should run fast on any computer.</w:t>
+      </w:r>
+    </w:p>
+    <w:p>
+      <w:pPr>
+        <w:pStyle w:val="ListParagraph"/>
+        <w:numPr>
+          <w:ilvl w:val="0"/>
+          <w:numId w:val="6"/>
+        </w:numPr>
+        <w:spacing w:after="0"/>
+        <w:rPr>
+          <w:sz w:val="28"/>
+          <w:szCs w:val="28"/>
+        </w:rPr>
+      </w:pPr>
+      <w:r>
+        <w:rPr>
+          <w:sz w:val="28"/>
+          <w:szCs w:val="28"/>
+        </w:rPr>
+        <w:t>Data should be saved correctly without losing any records.</w:t>
+      </w:r>
+    </w:p>
+    <w:p>
+      <w:pPr>
+        <w:spacing w:after="0"/>
         <w:rPr>
           <w:sz w:val="36"/>
           <w:szCs w:val="36"/>
           <w:u w:val="single"/>
         </w:rPr>
-        <w:br w:type="page"/>
-      </w:r>
-    </w:p>
-    <w:p>
-      <w:pPr>
+      </w:pPr>
+    </w:p>
+    <w:p>
+      <w:pPr>
+        <w:spacing w:after="0"/>
+        <w:rPr>
+          <w:sz w:val="36"/>
+          <w:szCs w:val="36"/>
+        </w:rPr>
+      </w:pPr>
+      <w:r>
         <w:rPr>
           <w:sz w:val="36"/>
           <w:szCs w:val="36"/>
           <w:u w:val="single"/>
         </w:rPr>
-      </w:pPr>
-    </w:p>
-    <w:p>
-      <w:pPr>
-        <w:rPr>
-          <w:sz w:val="36"/>
-          <w:szCs w:val="36"/>
-        </w:rPr>
-      </w:pPr>
-      <w:r>
-        <w:rPr>
-          <w:sz w:val="36"/>
-          <w:szCs w:val="36"/>
-          <w:u w:val="single"/>
-        </w:rPr>
         <w:t>Flowchart</w:t>
       </w:r>
     </w:p>
     <w:p>
       <w:pPr>
+        <w:spacing w:after="0"/>
         <w:rPr>
           <w:sz w:val="28"/>
           <w:szCs w:val="28"/>
@@ -376,6 +788,7 @@
     </w:p>
     <w:p>
       <w:pPr>
+        <w:spacing w:after="0"/>
         <w:rPr>
           <w:sz w:val="28"/>
           <w:szCs w:val="28"/>
@@ -395,6 +808,458 @@
 <file path=word/numbering.xml><?xml version="1.0" encoding="utf-8"?>
 <w:numbering xmlns:wpc="http://schemas.microsoft.com/office/word/2010/wordprocessingCanvas" xmlns:cx="http://schemas.microsoft.com/office/drawing/2014/chartex" xmlns:cx1="http://schemas.microsoft.com/office/drawing/2015/9/8/chartex" xmlns:cx2="http://schemas.microsoft.com/office/drawing/2015/10/21/chartex" xmlns:cx3="http://schemas.microsoft.com/office/drawing/2016/5/9/chartex" xmlns:cx4="http://schemas.microsoft.com/office/drawing/2016/5/10/chartex" xmlns:cx5="http://schemas.microsoft.com/office/drawing/2016/5/11/chartex" xmlns:cx6="http://schemas.microsoft.com/office/drawing/2016/5/12/chartex" xmlns:cx7="http://schemas.microsoft.com/office/drawing/2016/5/13/chartex" xmlns:cx8="http://schemas.microsoft.com/office/drawing/2016/5/14/chartex" xmlns:mc="http://schemas.openxmlformats.org/markup-compatibility/2006" xmlns:aink="http://schemas.microsoft.com/office/drawing/2016/ink" xmlns:am3d="http://schemas.microsoft.com/office/drawing/2017/model3d" xmlns:o="urn:schemas-microsoft-com:office:office" xmlns:r="http://schemas.openxmlformats.org/officeDocument/2006/relationships" xmlns:m="http://schemas.openxmlformats.org/officeDocument/2006/math" xmlns:v="urn:schemas-microsoft-com:vml" xmlns:wp14="http://schemas.microsoft.com/office/word/2010/wordprocessingDrawing" xmlns:wp="http://schemas.openxmlformats.org/drawingml/2006/wordprocessingDrawing" xmlns:w10="urn:schemas-microsoft-com:office:word" xmlns:w="http://schemas.openxmlformats.org/wordprocessingml/2006/main" xmlns:w14="http://schemas.microsoft.com/office/word/2010/wordml" xmlns:w15="http://schemas.microsoft.com/office/word/2012/wordml" xmlns:w16cex="http://schemas.microsoft.com/office/word/2018/wordml/cex" xmlns:w16cid="http://schemas.microsoft.com/office/word/2016/wordml/cid" xmlns:w16="http://schemas.microsoft.com/office/word/2018/wordml" xmlns:w16sdtdh="http://schemas.microsoft.com/office/word/2020/wordml/sdtdatahash" xmlns:w16se="http://schemas.microsoft.com/office/word/2015/wordml/symex" xmlns:wpg="http://schemas.microsoft.com/office/word/2010/wordprocessingGroup" xmlns:wpi="http://schemas.microsoft.com/office/word/2010/wordprocessingInk" xmlns:wne="http://schemas.microsoft.com/office/word/2006/wordml" xmlns:wps="http://schemas.microsoft.com/office/word/2010/wordprocessingShape" mc:Ignorable="w14 w15 w16se w16cid w16 w16cex w16sdtdh wp14">
   <w:abstractNum w:abstractNumId="0" w15:restartNumberingAfterBreak="0">
+    <w:nsid w:val="0CE847C6"/>
+    <w:multiLevelType w:val="hybridMultilevel"/>
+    <w:tmpl w:val="639018A4"/>
+    <w:lvl w:ilvl="0" w:tplc="04090001">
+      <w:start w:val="1"/>
+      <w:numFmt w:val="bullet"/>
+      <w:lvlText w:val=""/>
+      <w:lvlJc w:val="left"/>
+      <w:pPr>
+        <w:ind w:left="1080" w:hanging="360"/>
+      </w:pPr>
+      <w:rPr>
+        <w:rFonts w:ascii="Symbol" w:hAnsi="Symbol" w:hint="default"/>
+      </w:rPr>
+    </w:lvl>
+    <w:lvl w:ilvl="1" w:tplc="04090003" w:tentative="1">
+      <w:start w:val="1"/>
+      <w:numFmt w:val="bullet"/>
+      <w:lvlText w:val="o"/>
+      <w:lvlJc w:val="left"/>
+      <w:pPr>
+        <w:ind w:left="1800" w:hanging="360"/>
+      </w:pPr>
+      <w:rPr>
+        <w:rFonts w:ascii="Courier New" w:hAnsi="Courier New" w:cs="Courier New" w:hint="default"/>
+      </w:rPr>
+    </w:lvl>
+    <w:lvl w:ilvl="2" w:tplc="04090005" w:tentative="1">
+      <w:start w:val="1"/>
+      <w:numFmt w:val="bullet"/>
+      <w:lvlText w:val=""/>
+      <w:lvlJc w:val="left"/>
+      <w:pPr>
+        <w:ind w:left="2520" w:hanging="360"/>
+      </w:pPr>
+      <w:rPr>
+        <w:rFonts w:ascii="Wingdings" w:hAnsi="Wingdings" w:hint="default"/>
+      </w:rPr>
+    </w:lvl>
+    <w:lvl w:ilvl="3" w:tplc="04090001" w:tentative="1">
+      <w:start w:val="1"/>
+      <w:numFmt w:val="bullet"/>
+      <w:lvlText w:val=""/>
+      <w:lvlJc w:val="left"/>
+      <w:pPr>
+        <w:ind w:left="3240" w:hanging="360"/>
+      </w:pPr>
+      <w:rPr>
+        <w:rFonts w:ascii="Symbol" w:hAnsi="Symbol" w:hint="default"/>
+      </w:rPr>
+    </w:lvl>
+    <w:lvl w:ilvl="4" w:tplc="04090003" w:tentative="1">
+      <w:start w:val="1"/>
+      <w:numFmt w:val="bullet"/>
+      <w:lvlText w:val="o"/>
+      <w:lvlJc w:val="left"/>
+      <w:pPr>
+        <w:ind w:left="3960" w:hanging="360"/>
+      </w:pPr>
+      <w:rPr>
+        <w:rFonts w:ascii="Courier New" w:hAnsi="Courier New" w:cs="Courier New" w:hint="default"/>
+      </w:rPr>
+    </w:lvl>
+    <w:lvl w:ilvl="5" w:tplc="04090005" w:tentative="1">
+      <w:start w:val="1"/>
+      <w:numFmt w:val="bullet"/>
+      <w:lvlText w:val=""/>
+      <w:lvlJc w:val="left"/>
+      <w:pPr>
+        <w:ind w:left="4680" w:hanging="360"/>
+      </w:pPr>
+      <w:rPr>
+        <w:rFonts w:ascii="Wingdings" w:hAnsi="Wingdings" w:hint="default"/>
+      </w:rPr>
+    </w:lvl>
+    <w:lvl w:ilvl="6" w:tplc="04090001" w:tentative="1">
+      <w:start w:val="1"/>
+      <w:numFmt w:val="bullet"/>
+      <w:lvlText w:val=""/>
+      <w:lvlJc w:val="left"/>
+      <w:pPr>
+        <w:ind w:left="5400" w:hanging="360"/>
+      </w:pPr>
+      <w:rPr>
+        <w:rFonts w:ascii="Symbol" w:hAnsi="Symbol" w:hint="default"/>
+      </w:rPr>
+    </w:lvl>
+    <w:lvl w:ilvl="7" w:tplc="04090003" w:tentative="1">
+      <w:start w:val="1"/>
+      <w:numFmt w:val="bullet"/>
+      <w:lvlText w:val="o"/>
+      <w:lvlJc w:val="left"/>
+      <w:pPr>
+        <w:ind w:left="6120" w:hanging="360"/>
+      </w:pPr>
+      <w:rPr>
+        <w:rFonts w:ascii="Courier New" w:hAnsi="Courier New" w:cs="Courier New" w:hint="default"/>
+      </w:rPr>
+    </w:lvl>
+    <w:lvl w:ilvl="8" w:tplc="04090005" w:tentative="1">
+      <w:start w:val="1"/>
+      <w:numFmt w:val="bullet"/>
+      <w:lvlText w:val=""/>
+      <w:lvlJc w:val="left"/>
+      <w:pPr>
+        <w:ind w:left="6840" w:hanging="360"/>
+      </w:pPr>
+      <w:rPr>
+        <w:rFonts w:ascii="Wingdings" w:hAnsi="Wingdings" w:hint="default"/>
+      </w:rPr>
+    </w:lvl>
+  </w:abstractNum>
+  <w:abstractNum w:abstractNumId="1" w15:restartNumberingAfterBreak="0">
+    <w:nsid w:val="1AAF57FA"/>
+    <w:multiLevelType w:val="hybridMultilevel"/>
+    <w:tmpl w:val="C29464C0"/>
+    <w:lvl w:ilvl="0" w:tplc="04090001">
+      <w:start w:val="1"/>
+      <w:numFmt w:val="bullet"/>
+      <w:lvlText w:val=""/>
+      <w:lvlJc w:val="left"/>
+      <w:pPr>
+        <w:ind w:left="1080" w:hanging="360"/>
+      </w:pPr>
+      <w:rPr>
+        <w:rFonts w:ascii="Symbol" w:hAnsi="Symbol" w:hint="default"/>
+      </w:rPr>
+    </w:lvl>
+    <w:lvl w:ilvl="1" w:tplc="04090003" w:tentative="1">
+      <w:start w:val="1"/>
+      <w:numFmt w:val="bullet"/>
+      <w:lvlText w:val="o"/>
+      <w:lvlJc w:val="left"/>
+      <w:pPr>
+        <w:ind w:left="1800" w:hanging="360"/>
+      </w:pPr>
+      <w:rPr>
+        <w:rFonts w:ascii="Courier New" w:hAnsi="Courier New" w:cs="Courier New" w:hint="default"/>
+      </w:rPr>
+    </w:lvl>
+    <w:lvl w:ilvl="2" w:tplc="04090005" w:tentative="1">
+      <w:start w:val="1"/>
+      <w:numFmt w:val="bullet"/>
+      <w:lvlText w:val=""/>
+      <w:lvlJc w:val="left"/>
+      <w:pPr>
+        <w:ind w:left="2520" w:hanging="360"/>
+      </w:pPr>
+      <w:rPr>
+        <w:rFonts w:ascii="Wingdings" w:hAnsi="Wingdings" w:hint="default"/>
+      </w:rPr>
+    </w:lvl>
+    <w:lvl w:ilvl="3" w:tplc="04090001" w:tentative="1">
+      <w:start w:val="1"/>
+      <w:numFmt w:val="bullet"/>
+      <w:lvlText w:val=""/>
+      <w:lvlJc w:val="left"/>
+      <w:pPr>
+        <w:ind w:left="3240" w:hanging="360"/>
+      </w:pPr>
+      <w:rPr>
+        <w:rFonts w:ascii="Symbol" w:hAnsi="Symbol" w:hint="default"/>
+      </w:rPr>
+    </w:lvl>
+    <w:lvl w:ilvl="4" w:tplc="04090003" w:tentative="1">
+      <w:start w:val="1"/>
+      <w:numFmt w:val="bullet"/>
+      <w:lvlText w:val="o"/>
+      <w:lvlJc w:val="left"/>
+      <w:pPr>
+        <w:ind w:left="3960" w:hanging="360"/>
+      </w:pPr>
+      <w:rPr>
+        <w:rFonts w:ascii="Courier New" w:hAnsi="Courier New" w:cs="Courier New" w:hint="default"/>
+      </w:rPr>
+    </w:lvl>
+    <w:lvl w:ilvl="5" w:tplc="04090005" w:tentative="1">
+      <w:start w:val="1"/>
+      <w:numFmt w:val="bullet"/>
+      <w:lvlText w:val=""/>
+      <w:lvlJc w:val="left"/>
+      <w:pPr>
+        <w:ind w:left="4680" w:hanging="360"/>
+      </w:pPr>
+      <w:rPr>
+        <w:rFonts w:ascii="Wingdings" w:hAnsi="Wingdings" w:hint="default"/>
+      </w:rPr>
+    </w:lvl>
+    <w:lvl w:ilvl="6" w:tplc="04090001" w:tentative="1">
+      <w:start w:val="1"/>
+      <w:numFmt w:val="bullet"/>
+      <w:lvlText w:val=""/>
+      <w:lvlJc w:val="left"/>
+      <w:pPr>
+        <w:ind w:left="5400" w:hanging="360"/>
+      </w:pPr>
+      <w:rPr>
+        <w:rFonts w:ascii="Symbol" w:hAnsi="Symbol" w:hint="default"/>
+      </w:rPr>
+    </w:lvl>
+    <w:lvl w:ilvl="7" w:tplc="04090003" w:tentative="1">
+      <w:start w:val="1"/>
+      <w:numFmt w:val="bullet"/>
+      <w:lvlText w:val="o"/>
+      <w:lvlJc w:val="left"/>
+      <w:pPr>
+        <w:ind w:left="6120" w:hanging="360"/>
+      </w:pPr>
+      <w:rPr>
+        <w:rFonts w:ascii="Courier New" w:hAnsi="Courier New" w:cs="Courier New" w:hint="default"/>
+      </w:rPr>
+    </w:lvl>
+    <w:lvl w:ilvl="8" w:tplc="04090005" w:tentative="1">
+      <w:start w:val="1"/>
+      <w:numFmt w:val="bullet"/>
+      <w:lvlText w:val=""/>
+      <w:lvlJc w:val="left"/>
+      <w:pPr>
+        <w:ind w:left="6840" w:hanging="360"/>
+      </w:pPr>
+      <w:rPr>
+        <w:rFonts w:ascii="Wingdings" w:hAnsi="Wingdings" w:hint="default"/>
+      </w:rPr>
+    </w:lvl>
+  </w:abstractNum>
+  <w:abstractNum w:abstractNumId="2" w15:restartNumberingAfterBreak="0">
+    <w:nsid w:val="31DD2DC6"/>
+    <w:multiLevelType w:val="hybridMultilevel"/>
+    <w:tmpl w:val="786C4F58"/>
+    <w:lvl w:ilvl="0" w:tplc="04090001">
+      <w:start w:val="1"/>
+      <w:numFmt w:val="bullet"/>
+      <w:lvlText w:val=""/>
+      <w:lvlJc w:val="left"/>
+      <w:pPr>
+        <w:ind w:left="1080" w:hanging="360"/>
+      </w:pPr>
+      <w:rPr>
+        <w:rFonts w:ascii="Symbol" w:hAnsi="Symbol" w:hint="default"/>
+      </w:rPr>
+    </w:lvl>
+    <w:lvl w:ilvl="1" w:tplc="04090003" w:tentative="1">
+      <w:start w:val="1"/>
+      <w:numFmt w:val="bullet"/>
+      <w:lvlText w:val="o"/>
+      <w:lvlJc w:val="left"/>
+      <w:pPr>
+        <w:ind w:left="1800" w:hanging="360"/>
+      </w:pPr>
+      <w:rPr>
+        <w:rFonts w:ascii="Courier New" w:hAnsi="Courier New" w:cs="Courier New" w:hint="default"/>
+      </w:rPr>
+    </w:lvl>
+    <w:lvl w:ilvl="2" w:tplc="04090005" w:tentative="1">
+      <w:start w:val="1"/>
+      <w:numFmt w:val="bullet"/>
+      <w:lvlText w:val=""/>
+      <w:lvlJc w:val="left"/>
+      <w:pPr>
+        <w:ind w:left="2520" w:hanging="360"/>
+      </w:pPr>
+      <w:rPr>
+        <w:rFonts w:ascii="Wingdings" w:hAnsi="Wingdings" w:hint="default"/>
+      </w:rPr>
+    </w:lvl>
+    <w:lvl w:ilvl="3" w:tplc="04090001" w:tentative="1">
+      <w:start w:val="1"/>
+      <w:numFmt w:val="bullet"/>
+      <w:lvlText w:val=""/>
+      <w:lvlJc w:val="left"/>
+      <w:pPr>
+        <w:ind w:left="3240" w:hanging="360"/>
+      </w:pPr>
+      <w:rPr>
+        <w:rFonts w:ascii="Symbol" w:hAnsi="Symbol" w:hint="default"/>
+      </w:rPr>
+    </w:lvl>
+    <w:lvl w:ilvl="4" w:tplc="04090003" w:tentative="1">
+      <w:start w:val="1"/>
+      <w:numFmt w:val="bullet"/>
+      <w:lvlText w:val="o"/>
+      <w:lvlJc w:val="left"/>
+      <w:pPr>
+        <w:ind w:left="3960" w:hanging="360"/>
+      </w:pPr>
+      <w:rPr>
+        <w:rFonts w:ascii="Courier New" w:hAnsi="Courier New" w:cs="Courier New" w:hint="default"/>
+      </w:rPr>
+    </w:lvl>
+    <w:lvl w:ilvl="5" w:tplc="04090005" w:tentative="1">
+      <w:start w:val="1"/>
+      <w:numFmt w:val="bullet"/>
+      <w:lvlText w:val=""/>
+      <w:lvlJc w:val="left"/>
+      <w:pPr>
+        <w:ind w:left="4680" w:hanging="360"/>
+      </w:pPr>
+      <w:rPr>
+        <w:rFonts w:ascii="Wingdings" w:hAnsi="Wingdings" w:hint="default"/>
+      </w:rPr>
+    </w:lvl>
+    <w:lvl w:ilvl="6" w:tplc="04090001" w:tentative="1">
+      <w:start w:val="1"/>
+      <w:numFmt w:val="bullet"/>
+      <w:lvlText w:val=""/>
+      <w:lvlJc w:val="left"/>
+      <w:pPr>
+        <w:ind w:left="5400" w:hanging="360"/>
+      </w:pPr>
+      <w:rPr>
+        <w:rFonts w:ascii="Symbol" w:hAnsi="Symbol" w:hint="default"/>
+      </w:rPr>
+    </w:lvl>
+    <w:lvl w:ilvl="7" w:tplc="04090003" w:tentative="1">
+      <w:start w:val="1"/>
+      <w:numFmt w:val="bullet"/>
+      <w:lvlText w:val="o"/>
+      <w:lvlJc w:val="left"/>
+      <w:pPr>
+        <w:ind w:left="6120" w:hanging="360"/>
+      </w:pPr>
+      <w:rPr>
+        <w:rFonts w:ascii="Courier New" w:hAnsi="Courier New" w:cs="Courier New" w:hint="default"/>
+      </w:rPr>
+    </w:lvl>
+    <w:lvl w:ilvl="8" w:tplc="04090005" w:tentative="1">
+      <w:start w:val="1"/>
+      <w:numFmt w:val="bullet"/>
+      <w:lvlText w:val=""/>
+      <w:lvlJc w:val="left"/>
+      <w:pPr>
+        <w:ind w:left="6840" w:hanging="360"/>
+      </w:pPr>
+      <w:rPr>
+        <w:rFonts w:ascii="Wingdings" w:hAnsi="Wingdings" w:hint="default"/>
+      </w:rPr>
+    </w:lvl>
+  </w:abstractNum>
+  <w:abstractNum w:abstractNumId="3" w15:restartNumberingAfterBreak="0">
+    <w:nsid w:val="5B7554DC"/>
+    <w:multiLevelType w:val="hybridMultilevel"/>
+    <w:tmpl w:val="6C567D1E"/>
+    <w:lvl w:ilvl="0" w:tplc="04090001">
+      <w:start w:val="1"/>
+      <w:numFmt w:val="bullet"/>
+      <w:lvlText w:val=""/>
+      <w:lvlJc w:val="left"/>
+      <w:pPr>
+        <w:ind w:left="1080" w:hanging="360"/>
+      </w:pPr>
+      <w:rPr>
+        <w:rFonts w:ascii="Symbol" w:hAnsi="Symbol" w:hint="default"/>
+      </w:rPr>
+    </w:lvl>
+    <w:lvl w:ilvl="1" w:tplc="04090003" w:tentative="1">
+      <w:start w:val="1"/>
+      <w:numFmt w:val="bullet"/>
+      <w:lvlText w:val="o"/>
+      <w:lvlJc w:val="left"/>
+      <w:pPr>
+        <w:ind w:left="1800" w:hanging="360"/>
+      </w:pPr>
+      <w:rPr>
+        <w:rFonts w:ascii="Courier New" w:hAnsi="Courier New" w:cs="Courier New" w:hint="default"/>
+      </w:rPr>
+    </w:lvl>
+    <w:lvl w:ilvl="2" w:tplc="04090005" w:tentative="1">
+      <w:start w:val="1"/>
+      <w:numFmt w:val="bullet"/>
+      <w:lvlText w:val=""/>
+      <w:lvlJc w:val="left"/>
+      <w:pPr>
+        <w:ind w:left="2520" w:hanging="360"/>
+      </w:pPr>
+      <w:rPr>
+        <w:rFonts w:ascii="Wingdings" w:hAnsi="Wingdings" w:hint="default"/>
+      </w:rPr>
+    </w:lvl>
+    <w:lvl w:ilvl="3" w:tplc="04090001" w:tentative="1">
+      <w:start w:val="1"/>
+      <w:numFmt w:val="bullet"/>
+      <w:lvlText w:val=""/>
+      <w:lvlJc w:val="left"/>
+      <w:pPr>
+        <w:ind w:left="3240" w:hanging="360"/>
+      </w:pPr>
+      <w:rPr>
+        <w:rFonts w:ascii="Symbol" w:hAnsi="Symbol" w:hint="default"/>
+      </w:rPr>
+    </w:lvl>
+    <w:lvl w:ilvl="4" w:tplc="04090003" w:tentative="1">
+      <w:start w:val="1"/>
+      <w:numFmt w:val="bullet"/>
+      <w:lvlText w:val="o"/>
+      <w:lvlJc w:val="left"/>
+      <w:pPr>
+        <w:ind w:left="3960" w:hanging="360"/>
+      </w:pPr>
+      <w:rPr>
+        <w:rFonts w:ascii="Courier New" w:hAnsi="Courier New" w:cs="Courier New" w:hint="default"/>
+      </w:rPr>
+    </w:lvl>
+    <w:lvl w:ilvl="5" w:tplc="04090005" w:tentative="1">
+      <w:start w:val="1"/>
+      <w:numFmt w:val="bullet"/>
+      <w:lvlText w:val=""/>
+      <w:lvlJc w:val="left"/>
+      <w:pPr>
+        <w:ind w:left="4680" w:hanging="360"/>
+      </w:pPr>
+      <w:rPr>
+        <w:rFonts w:ascii="Wingdings" w:hAnsi="Wingdings" w:hint="default"/>
+      </w:rPr>
+    </w:lvl>
+    <w:lvl w:ilvl="6" w:tplc="04090001" w:tentative="1">
+      <w:start w:val="1"/>
+      <w:numFmt w:val="bullet"/>
+      <w:lvlText w:val=""/>
+      <w:lvlJc w:val="left"/>
+      <w:pPr>
+        <w:ind w:left="5400" w:hanging="360"/>
+      </w:pPr>
+      <w:rPr>
+        <w:rFonts w:ascii="Symbol" w:hAnsi="Symbol" w:hint="default"/>
+      </w:rPr>
+    </w:lvl>
+    <w:lvl w:ilvl="7" w:tplc="04090003" w:tentative="1">
+      <w:start w:val="1"/>
+      <w:numFmt w:val="bullet"/>
+      <w:lvlText w:val="o"/>
+      <w:lvlJc w:val="left"/>
+      <w:pPr>
+        <w:ind w:left="6120" w:hanging="360"/>
+      </w:pPr>
+      <w:rPr>
+        <w:rFonts w:ascii="Courier New" w:hAnsi="Courier New" w:cs="Courier New" w:hint="default"/>
+      </w:rPr>
+    </w:lvl>
+    <w:lvl w:ilvl="8" w:tplc="04090005" w:tentative="1">
+      <w:start w:val="1"/>
+      <w:numFmt w:val="bullet"/>
+      <w:lvlText w:val=""/>
+      <w:lvlJc w:val="left"/>
+      <w:pPr>
+        <w:ind w:left="6840" w:hanging="360"/>
+      </w:pPr>
+      <w:rPr>
+        <w:rFonts w:ascii="Wingdings" w:hAnsi="Wingdings" w:hint="default"/>
+      </w:rPr>
+    </w:lvl>
+  </w:abstractNum>
+  <w:abstractNum w:abstractNumId="4" w15:restartNumberingAfterBreak="0">
     <w:nsid w:val="5CD80D71"/>
     <w:multiLevelType w:val="hybridMultilevel"/>
     <w:tmpl w:val="D8A26EA6"/>
@@ -507,7 +1372,7 @@
       </w:rPr>
     </w:lvl>
   </w:abstractNum>
-  <w:abstractNum w:abstractNumId="1" w15:restartNumberingAfterBreak="0">
+  <w:abstractNum w:abstractNumId="5" w15:restartNumberingAfterBreak="0">
     <w:nsid w:val="76BC63AC"/>
     <w:multiLevelType w:val="hybridMultilevel"/>
     <w:tmpl w:val="353485EA"/>
@@ -620,11 +1485,112 @@
       </w:rPr>
     </w:lvl>
   </w:abstractNum>
+  <w:abstractNum w:abstractNumId="6" w15:restartNumberingAfterBreak="0">
+    <w:nsid w:val="777C227B"/>
+    <w:multiLevelType w:val="hybridMultilevel"/>
+    <w:tmpl w:val="8A3A7BDA"/>
+    <w:lvl w:ilvl="0" w:tplc="0409000F">
+      <w:start w:val="1"/>
+      <w:numFmt w:val="decimal"/>
+      <w:lvlText w:val="%1."/>
+      <w:lvlJc w:val="left"/>
+      <w:pPr>
+        <w:ind w:left="720" w:hanging="360"/>
+      </w:pPr>
+    </w:lvl>
+    <w:lvl w:ilvl="1" w:tplc="04090019" w:tentative="1">
+      <w:start w:val="1"/>
+      <w:numFmt w:val="lowerLetter"/>
+      <w:lvlText w:val="%2."/>
+      <w:lvlJc w:val="left"/>
+      <w:pPr>
+        <w:ind w:left="1440" w:hanging="360"/>
+      </w:pPr>
+    </w:lvl>
+    <w:lvl w:ilvl="2" w:tplc="0409001B" w:tentative="1">
+      <w:start w:val="1"/>
+      <w:numFmt w:val="lowerRoman"/>
+      <w:lvlText w:val="%3."/>
+      <w:lvlJc w:val="right"/>
+      <w:pPr>
+        <w:ind w:left="2160" w:hanging="180"/>
+      </w:pPr>
+    </w:lvl>
+    <w:lvl w:ilvl="3" w:tplc="0409000F" w:tentative="1">
+      <w:start w:val="1"/>
+      <w:numFmt w:val="decimal"/>
+      <w:lvlText w:val="%4."/>
+      <w:lvlJc w:val="left"/>
+      <w:pPr>
+        <w:ind w:left="2880" w:hanging="360"/>
+      </w:pPr>
+    </w:lvl>
+    <w:lvl w:ilvl="4" w:tplc="04090019" w:tentative="1">
+      <w:start w:val="1"/>
+      <w:numFmt w:val="lowerLetter"/>
+      <w:lvlText w:val="%5."/>
+      <w:lvlJc w:val="left"/>
+      <w:pPr>
+        <w:ind w:left="3600" w:hanging="360"/>
+      </w:pPr>
+    </w:lvl>
+    <w:lvl w:ilvl="5" w:tplc="0409001B" w:tentative="1">
+      <w:start w:val="1"/>
+      <w:numFmt w:val="lowerRoman"/>
+      <w:lvlText w:val="%6."/>
+      <w:lvlJc w:val="right"/>
+      <w:pPr>
+        <w:ind w:left="4320" w:hanging="180"/>
+      </w:pPr>
+    </w:lvl>
+    <w:lvl w:ilvl="6" w:tplc="0409000F" w:tentative="1">
+      <w:start w:val="1"/>
+      <w:numFmt w:val="decimal"/>
+      <w:lvlText w:val="%7."/>
+      <w:lvlJc w:val="left"/>
+      <w:pPr>
+        <w:ind w:left="5040" w:hanging="360"/>
+      </w:pPr>
+    </w:lvl>
+    <w:lvl w:ilvl="7" w:tplc="04090019" w:tentative="1">
+      <w:start w:val="1"/>
+      <w:numFmt w:val="lowerLetter"/>
+      <w:lvlText w:val="%8."/>
+      <w:lvlJc w:val="left"/>
+      <w:pPr>
+        <w:ind w:left="5760" w:hanging="360"/>
+      </w:pPr>
+    </w:lvl>
+    <w:lvl w:ilvl="8" w:tplc="0409001B" w:tentative="1">
+      <w:start w:val="1"/>
+      <w:numFmt w:val="lowerRoman"/>
+      <w:lvlText w:val="%9."/>
+      <w:lvlJc w:val="right"/>
+      <w:pPr>
+        <w:ind w:left="6480" w:hanging="180"/>
+      </w:pPr>
+    </w:lvl>
+  </w:abstractNum>
   <w:num w:numId="1">
+    <w:abstractNumId w:val="4"/>
+  </w:num>
+  <w:num w:numId="2">
+    <w:abstractNumId w:val="5"/>
+  </w:num>
+  <w:num w:numId="3">
+    <w:abstractNumId w:val="1"/>
+  </w:num>
+  <w:num w:numId="4">
     <w:abstractNumId w:val="0"/>
   </w:num>
-  <w:num w:numId="2">
-    <w:abstractNumId w:val="1"/>
+  <w:num w:numId="5">
+    <w:abstractNumId w:val="3"/>
+  </w:num>
+  <w:num w:numId="6">
+    <w:abstractNumId w:val="2"/>
+  </w:num>
+  <w:num w:numId="7">
+    <w:abstractNumId w:val="6"/>
   </w:num>
 </w:numbering>
 </file>

--- a/StudentManagementSystem.docx
+++ b/StudentManagementSystem.docx
@@ -7,127 +7,117 @@
         <w:spacing w:after="0"/>
         <w:jc w:val="center"/>
         <w:rPr>
+          <w:rFonts w:ascii="Times New Roman" w:hAnsi="Times New Roman" w:cs="Times New Roman"/>
           <w:b/>
           <w:bCs/>
-          <w:sz w:val="40"/>
-          <w:szCs w:val="40"/>
+          <w:sz w:val="32"/>
+          <w:szCs w:val="32"/>
           <w:u w:val="single"/>
         </w:rPr>
       </w:pPr>
       <w:r>
         <w:rPr>
+          <w:rFonts w:ascii="Times New Roman" w:hAnsi="Times New Roman" w:cs="Times New Roman"/>
           <w:b/>
           <w:bCs/>
-          <w:sz w:val="40"/>
-          <w:szCs w:val="40"/>
-          <w:u w:val="single"/>
-        </w:rPr>
-        <w:t>Student Management System</w:t>
-      </w:r>
-    </w:p>
-    <w:p>
-      <w:pPr>
-        <w:spacing w:after="0"/>
-        <w:rPr>
-          <w:sz w:val="36"/>
-          <w:szCs w:val="36"/>
-          <w:u w:val="single"/>
-        </w:rPr>
-      </w:pPr>
-      <w:r>
-        <w:rPr>
-          <w:sz w:val="36"/>
-          <w:szCs w:val="36"/>
-          <w:u w:val="single"/>
-        </w:rPr>
-        <w:t>Abstract</w:t>
-      </w:r>
-    </w:p>
-    <w:p>
-      <w:pPr>
-        <w:spacing w:after="0"/>
-        <w:rPr>
-          <w:sz w:val="28"/>
-          <w:szCs w:val="28"/>
-        </w:rPr>
-      </w:pPr>
-      <w:r>
-        <w:rPr>
           <w:sz w:val="32"/>
           <w:szCs w:val="32"/>
+          <w:u w:val="single"/>
+        </w:rPr>
+        <w:t>Student Management System</w:t>
+      </w:r>
+      <w:r>
+        <w:rPr>
+          <w:rFonts w:ascii="Times New Roman" w:hAnsi="Times New Roman" w:cs="Times New Roman"/>
+          <w:b/>
+          <w:bCs/>
+          <w:sz w:val="32"/>
+          <w:szCs w:val="32"/>
+          <w:u w:val="single"/>
+        </w:rPr>
+        <w:t xml:space="preserve"> &amp; </w:t>
+      </w:r>
+    </w:p>
+    <w:p>
+      <w:pPr>
+        <w:spacing w:after="0"/>
+        <w:jc w:val="center"/>
+        <w:rPr>
+          <w:rFonts w:ascii="Times New Roman" w:hAnsi="Times New Roman" w:cs="Times New Roman"/>
+          <w:b/>
+          <w:bCs/>
+          <w:sz w:val="32"/>
+          <w:szCs w:val="32"/>
+          <w:u w:val="single"/>
+        </w:rPr>
+      </w:pPr>
+      <w:r>
+        <w:rPr>
+          <w:rFonts w:ascii="Times New Roman" w:hAnsi="Times New Roman" w:cs="Times New Roman"/>
+          <w:b/>
+          <w:bCs/>
+          <w:sz w:val="32"/>
+          <w:szCs w:val="32"/>
+          <w:u w:val="single"/>
+        </w:rPr>
+        <w:t>Attendance System</w:t>
+      </w:r>
+    </w:p>
+    <w:p>
+      <w:pPr>
+        <w:spacing w:after="0"/>
+        <w:rPr>
+          <w:rFonts w:ascii="Times New Roman" w:hAnsi="Times New Roman" w:cs="Times New Roman"/>
+          <w:b/>
+          <w:bCs/>
+          <w:u w:val="single"/>
+        </w:rPr>
+      </w:pPr>
+      <w:r>
+        <w:rPr>
+          <w:rFonts w:ascii="Times New Roman" w:hAnsi="Times New Roman" w:cs="Times New Roman"/>
+          <w:b/>
+          <w:bCs/>
+          <w:u w:val="single"/>
+        </w:rPr>
+        <w:t>Abstract</w:t>
+      </w:r>
+    </w:p>
+    <w:p>
+      <w:pPr>
+        <w:spacing w:after="0"/>
+        <w:rPr>
+          <w:rFonts w:ascii="Times New Roman" w:hAnsi="Times New Roman" w:cs="Times New Roman"/>
+        </w:rPr>
+      </w:pPr>
+      <w:r>
+        <w:rPr>
+          <w:rFonts w:ascii="Times New Roman" w:hAnsi="Times New Roman" w:cs="Times New Roman"/>
         </w:rPr>
         <w:tab/>
       </w:r>
       <w:r>
         <w:rPr>
-          <w:sz w:val="28"/>
-          <w:szCs w:val="28"/>
-        </w:rPr>
-        <w:t>The primary reason for choosing this Project was to implement all the core basic of C programming. It effectively utilizes file operations to manage data specifically through</w:t>
-      </w:r>
-      <w:r>
-        <w:rPr>
-          <w:sz w:val="28"/>
-          <w:szCs w:val="28"/>
-        </w:rPr>
-        <w:t xml:space="preserve"> (</w:t>
-      </w:r>
-      <w:r>
-        <w:rPr>
-          <w:sz w:val="28"/>
-          <w:szCs w:val="28"/>
-        </w:rPr>
-        <w:t xml:space="preserve"> CRUD</w:t>
-      </w:r>
-      <w:r>
-        <w:rPr>
-          <w:sz w:val="28"/>
-          <w:szCs w:val="28"/>
-        </w:rPr>
-        <w:t>)</w:t>
-      </w:r>
-      <w:r>
-        <w:rPr>
-          <w:sz w:val="28"/>
-          <w:szCs w:val="28"/>
-        </w:rPr>
-        <w:t xml:space="preserve"> Create, Read, Update, and Delete functions ensuring records are stored </w:t>
-      </w:r>
-      <w:r>
-        <w:rPr>
-          <w:sz w:val="28"/>
-          <w:szCs w:val="28"/>
-        </w:rPr>
-        <w:t xml:space="preserve">and modified </w:t>
-      </w:r>
-      <w:r>
-        <w:rPr>
-          <w:sz w:val="28"/>
-          <w:szCs w:val="28"/>
-        </w:rPr>
-        <w:t>directly on system’s memory</w:t>
-      </w:r>
-      <w:r>
-        <w:rPr>
-          <w:sz w:val="28"/>
-          <w:szCs w:val="28"/>
-        </w:rPr>
-        <w:t>.</w:t>
+          <w:rFonts w:ascii="Times New Roman" w:hAnsi="Times New Roman" w:cs="Times New Roman"/>
+        </w:rPr>
+        <w:t>We chose this project to practice the basics of C programming. It uses file handling to create, read, look up, and delete student data. It also has an attendance sheet to record daily presence. All data is saved directly on computer’s storage.</w:t>
       </w:r>
     </w:p>
     <w:p>
       <w:pPr>
         <w:spacing w:after="0"/>
         <w:rPr>
-          <w:sz w:val="36"/>
-          <w:szCs w:val="36"/>
+          <w:rFonts w:ascii="Times New Roman" w:hAnsi="Times New Roman" w:cs="Times New Roman"/>
+          <w:b/>
+          <w:bCs/>
           <w:u w:val="single"/>
         </w:rPr>
       </w:pPr>
       <w:r>
         <w:rPr>
-          <w:sz w:val="36"/>
-          <w:szCs w:val="36"/>
+          <w:rFonts w:ascii="Times New Roman" w:hAnsi="Times New Roman" w:cs="Times New Roman"/>
+          <w:b/>
+          <w:bCs/>
           <w:u w:val="single"/>
         </w:rPr>
         <w:t>Objective</w:t>
@@ -142,16 +132,14 @@
         </w:numPr>
         <w:spacing w:after="0"/>
         <w:rPr>
-          <w:sz w:val="28"/>
-          <w:szCs w:val="28"/>
-        </w:rPr>
-      </w:pPr>
-      <w:r>
-        <w:rPr>
-          <w:sz w:val="28"/>
-          <w:szCs w:val="28"/>
-        </w:rPr>
-        <w:t>To automate the process of Student data management.</w:t>
+          <w:rFonts w:ascii="Times New Roman" w:hAnsi="Times New Roman" w:cs="Times New Roman"/>
+        </w:rPr>
+      </w:pPr>
+      <w:r>
+        <w:rPr>
+          <w:rFonts w:ascii="Times New Roman" w:hAnsi="Times New Roman" w:cs="Times New Roman"/>
+        </w:rPr>
+        <w:t>To manage student data automatically instead of using register.</w:t>
       </w:r>
     </w:p>
     <w:p>
@@ -163,16 +151,14 @@
         </w:numPr>
         <w:spacing w:after="0"/>
         <w:rPr>
-          <w:sz w:val="28"/>
-          <w:szCs w:val="28"/>
-        </w:rPr>
-      </w:pPr>
-      <w:r>
-        <w:rPr>
-          <w:sz w:val="28"/>
-          <w:szCs w:val="28"/>
-        </w:rPr>
-        <w:t>To implement the CRUD function.</w:t>
+          <w:rFonts w:ascii="Times New Roman" w:hAnsi="Times New Roman" w:cs="Times New Roman"/>
+        </w:rPr>
+      </w:pPr>
+      <w:r>
+        <w:rPr>
+          <w:rFonts w:ascii="Times New Roman" w:hAnsi="Times New Roman" w:cs="Times New Roman"/>
+        </w:rPr>
+        <w:t>To implement basic CRUD features.</w:t>
       </w:r>
     </w:p>
     <w:p>
@@ -184,16 +170,14 @@
         </w:numPr>
         <w:spacing w:after="0"/>
         <w:rPr>
-          <w:sz w:val="28"/>
-          <w:szCs w:val="28"/>
-        </w:rPr>
-      </w:pPr>
-      <w:r>
-        <w:rPr>
-          <w:sz w:val="28"/>
-          <w:szCs w:val="28"/>
-        </w:rPr>
-        <w:t>To demonstrate the use of structure and typedef for organized data storage.</w:t>
+          <w:rFonts w:ascii="Times New Roman" w:hAnsi="Times New Roman" w:cs="Times New Roman"/>
+        </w:rPr>
+      </w:pPr>
+      <w:r>
+        <w:rPr>
+          <w:rFonts w:ascii="Times New Roman" w:hAnsi="Times New Roman" w:cs="Times New Roman"/>
+        </w:rPr>
+        <w:t>To take daily class attendance and calculate percentage automatically.</w:t>
       </w:r>
     </w:p>
     <w:p>
@@ -205,16 +189,38 @@
         </w:numPr>
         <w:spacing w:after="0"/>
         <w:rPr>
-          <w:sz w:val="28"/>
-          <w:szCs w:val="28"/>
-        </w:rPr>
-      </w:pPr>
-      <w:r>
-        <w:rPr>
-          <w:sz w:val="28"/>
-          <w:szCs w:val="28"/>
-        </w:rPr>
-        <w:t>To utilize File I/O for storing in local disk.</w:t>
+          <w:rFonts w:ascii="Times New Roman" w:hAnsi="Times New Roman" w:cs="Times New Roman"/>
+        </w:rPr>
+      </w:pPr>
+      <w:r>
+        <w:rPr>
+          <w:rFonts w:ascii="Times New Roman" w:hAnsi="Times New Roman" w:cs="Times New Roman"/>
+        </w:rPr>
+        <w:t xml:space="preserve">To use C structures ( struct ) and </w:t>
+      </w:r>
+      <w:r>
+        <w:rPr>
+          <w:rFonts w:ascii="Times New Roman" w:hAnsi="Times New Roman" w:cs="Times New Roman"/>
+        </w:rPr>
+        <w:t>‘</w:t>
+      </w:r>
+      <w:r>
+        <w:rPr>
+          <w:rFonts w:ascii="Times New Roman" w:hAnsi="Times New Roman" w:cs="Times New Roman"/>
+        </w:rPr>
+        <w:t>typedef</w:t>
+      </w:r>
+      <w:r>
+        <w:rPr>
+          <w:rFonts w:ascii="Times New Roman" w:hAnsi="Times New Roman" w:cs="Times New Roman"/>
+        </w:rPr>
+        <w:t>’</w:t>
+      </w:r>
+      <w:r>
+        <w:rPr>
+          <w:rFonts w:ascii="Times New Roman" w:hAnsi="Times New Roman" w:cs="Times New Roman"/>
+        </w:rPr>
+        <w:t xml:space="preserve"> to keep data organized.</w:t>
       </w:r>
     </w:p>
     <w:p>
@@ -226,30 +232,49 @@
         </w:numPr>
         <w:spacing w:after="0"/>
         <w:rPr>
-          <w:sz w:val="28"/>
-          <w:szCs w:val="28"/>
-        </w:rPr>
-      </w:pPr>
-      <w:r>
-        <w:rPr>
-          <w:sz w:val="28"/>
-          <w:szCs w:val="28"/>
-        </w:rPr>
-        <w:t>To provide a user friendly with switch case.</w:t>
-      </w:r>
-    </w:p>
-    <w:p>
-      <w:pPr>
+          <w:rFonts w:ascii="Times New Roman" w:hAnsi="Times New Roman" w:cs="Times New Roman"/>
+        </w:rPr>
+      </w:pPr>
+      <w:r>
+        <w:rPr>
+          <w:rFonts w:ascii="Times New Roman" w:hAnsi="Times New Roman" w:cs="Times New Roman"/>
+        </w:rPr>
+        <w:t>To use File  I/O to save records permanently on the local disk.</w:t>
+      </w:r>
+    </w:p>
+    <w:p>
+      <w:pPr>
+        <w:pStyle w:val="ListParagraph"/>
+        <w:numPr>
+          <w:ilvl w:val="0"/>
+          <w:numId w:val="2"/>
+        </w:numPr>
         <w:spacing w:after="0"/>
         <w:rPr>
-          <w:sz w:val="36"/>
-          <w:szCs w:val="36"/>
-        </w:rPr>
-      </w:pPr>
-      <w:r>
-        <w:rPr>
-          <w:sz w:val="36"/>
-          <w:szCs w:val="36"/>
+          <w:rFonts w:ascii="Times New Roman" w:hAnsi="Times New Roman" w:cs="Times New Roman"/>
+        </w:rPr>
+      </w:pPr>
+      <w:r>
+        <w:rPr>
+          <w:rFonts w:ascii="Times New Roman" w:hAnsi="Times New Roman" w:cs="Times New Roman"/>
+        </w:rPr>
+        <w:t>To make a simple, user-friendly menu using switch-case logic.</w:t>
+      </w:r>
+    </w:p>
+    <w:p>
+      <w:pPr>
+        <w:spacing w:after="0"/>
+        <w:rPr>
+          <w:rFonts w:ascii="Times New Roman" w:hAnsi="Times New Roman" w:cs="Times New Roman"/>
+          <w:b/>
+          <w:bCs/>
+        </w:rPr>
+      </w:pPr>
+      <w:r>
+        <w:rPr>
+          <w:rFonts w:ascii="Times New Roman" w:hAnsi="Times New Roman" w:cs="Times New Roman"/>
+          <w:b/>
+          <w:bCs/>
           <w:u w:val="single"/>
         </w:rPr>
         <w:t>Analysis</w:t>
@@ -264,16 +289,34 @@
         </w:numPr>
         <w:spacing w:after="0"/>
         <w:rPr>
-          <w:sz w:val="28"/>
-          <w:szCs w:val="28"/>
-        </w:rPr>
-      </w:pPr>
-      <w:r>
-        <w:rPr>
-          <w:sz w:val="28"/>
-          <w:szCs w:val="28"/>
-        </w:rPr>
-        <w:t>Problems in the Current Manual System</w:t>
+          <w:rFonts w:ascii="Times New Roman" w:hAnsi="Times New Roman" w:cs="Times New Roman"/>
+          <w:b/>
+          <w:bCs/>
+        </w:rPr>
+      </w:pPr>
+      <w:r>
+        <w:rPr>
+          <w:rFonts w:ascii="Times New Roman" w:hAnsi="Times New Roman" w:cs="Times New Roman"/>
+          <w:b/>
+          <w:bCs/>
+        </w:rPr>
+        <w:t xml:space="preserve">Problems in the </w:t>
+      </w:r>
+      <w:r>
+        <w:rPr>
+          <w:rFonts w:ascii="Times New Roman" w:hAnsi="Times New Roman" w:cs="Times New Roman"/>
+          <w:b/>
+          <w:bCs/>
+        </w:rPr>
+        <w:t xml:space="preserve">Old </w:t>
+      </w:r>
+      <w:r>
+        <w:rPr>
+          <w:rFonts w:ascii="Times New Roman" w:hAnsi="Times New Roman" w:cs="Times New Roman"/>
+          <w:b/>
+          <w:bCs/>
+        </w:rPr>
+        <w:t xml:space="preserve"> Manual System</w:t>
       </w:r>
     </w:p>
     <w:p>
@@ -285,16 +328,14 @@
         </w:numPr>
         <w:spacing w:after="0"/>
         <w:rPr>
-          <w:sz w:val="28"/>
-          <w:szCs w:val="28"/>
-        </w:rPr>
-      </w:pPr>
-      <w:r>
-        <w:rPr>
-          <w:sz w:val="28"/>
-          <w:szCs w:val="28"/>
-        </w:rPr>
-        <w:t>Managing student files on paper takes too much time.</w:t>
+          <w:rFonts w:ascii="Times New Roman" w:hAnsi="Times New Roman" w:cs="Times New Roman"/>
+        </w:rPr>
+      </w:pPr>
+      <w:r>
+        <w:rPr>
+          <w:rFonts w:ascii="Times New Roman" w:hAnsi="Times New Roman" w:cs="Times New Roman"/>
+        </w:rPr>
+        <w:t>Writing student details on register takes too much time.</w:t>
       </w:r>
     </w:p>
     <w:p>
@@ -306,16 +347,14 @@
         </w:numPr>
         <w:spacing w:after="0"/>
         <w:rPr>
-          <w:sz w:val="28"/>
-          <w:szCs w:val="28"/>
-        </w:rPr>
-      </w:pPr>
-      <w:r>
-        <w:rPr>
-          <w:sz w:val="28"/>
-          <w:szCs w:val="28"/>
-        </w:rPr>
-        <w:t>Finding a specific student’s record manually is very slow.</w:t>
+          <w:rFonts w:ascii="Times New Roman" w:hAnsi="Times New Roman" w:cs="Times New Roman"/>
+        </w:rPr>
+      </w:pPr>
+      <w:r>
+        <w:rPr>
+          <w:rFonts w:ascii="Times New Roman" w:hAnsi="Times New Roman" w:cs="Times New Roman"/>
+        </w:rPr>
+        <w:t>Finding a specific students record by turning pages is very slow.</w:t>
       </w:r>
     </w:p>
     <w:p>
@@ -327,16 +366,14 @@
         </w:numPr>
         <w:spacing w:after="0"/>
         <w:rPr>
-          <w:sz w:val="28"/>
-          <w:szCs w:val="28"/>
-        </w:rPr>
-      </w:pPr>
-      <w:r>
-        <w:rPr>
-          <w:sz w:val="28"/>
-          <w:szCs w:val="28"/>
-        </w:rPr>
-        <w:t>It is easy to lose paper documents or make mistakes while writing marks.</w:t>
+          <w:rFonts w:ascii="Times New Roman" w:hAnsi="Times New Roman" w:cs="Times New Roman"/>
+        </w:rPr>
+      </w:pPr>
+      <w:r>
+        <w:rPr>
+          <w:rFonts w:ascii="Times New Roman" w:hAnsi="Times New Roman" w:cs="Times New Roman"/>
+        </w:rPr>
+        <w:t>Paper files can get lost, and human can make mistakes while counting attendance days or calculating marks.</w:t>
       </w:r>
     </w:p>
     <w:p>
@@ -348,14 +385,12 @@
         </w:numPr>
         <w:spacing w:after="0"/>
         <w:rPr>
-          <w:sz w:val="28"/>
-          <w:szCs w:val="28"/>
-        </w:rPr>
-      </w:pPr>
-      <w:r>
-        <w:rPr>
-          <w:sz w:val="28"/>
-          <w:szCs w:val="28"/>
+          <w:rFonts w:ascii="Times New Roman" w:hAnsi="Times New Roman" w:cs="Times New Roman"/>
+        </w:rPr>
+      </w:pPr>
+      <w:r>
+        <w:rPr>
+          <w:rFonts w:ascii="Times New Roman" w:hAnsi="Times New Roman" w:cs="Times New Roman"/>
         </w:rPr>
         <w:t>Physical register takes up too much desk space.</w:t>
       </w:r>
@@ -369,14 +404,16 @@
         </w:numPr>
         <w:spacing w:after="0"/>
         <w:rPr>
-          <w:sz w:val="28"/>
-          <w:szCs w:val="28"/>
-        </w:rPr>
-      </w:pPr>
-      <w:r>
-        <w:rPr>
-          <w:sz w:val="28"/>
-          <w:szCs w:val="28"/>
+          <w:rFonts w:ascii="Times New Roman" w:hAnsi="Times New Roman" w:cs="Times New Roman"/>
+          <w:b/>
+          <w:bCs/>
+        </w:rPr>
+      </w:pPr>
+      <w:r>
+        <w:rPr>
+          <w:rFonts w:ascii="Times New Roman" w:hAnsi="Times New Roman" w:cs="Times New Roman"/>
+          <w:b/>
+          <w:bCs/>
         </w:rPr>
         <w:t>Benefits of the New Program</w:t>
       </w:r>
@@ -390,14 +427,12 @@
         </w:numPr>
         <w:spacing w:after="0"/>
         <w:rPr>
-          <w:sz w:val="28"/>
-          <w:szCs w:val="28"/>
-        </w:rPr>
-      </w:pPr>
-      <w:r>
-        <w:rPr>
-          <w:sz w:val="28"/>
-          <w:szCs w:val="28"/>
+          <w:rFonts w:ascii="Times New Roman" w:hAnsi="Times New Roman" w:cs="Times New Roman"/>
+        </w:rPr>
+      </w:pPr>
+      <w:r>
+        <w:rPr>
+          <w:rFonts w:ascii="Times New Roman" w:hAnsi="Times New Roman" w:cs="Times New Roman"/>
         </w:rPr>
         <w:t>Stores student details digitally in one place.</w:t>
       </w:r>
@@ -411,14 +446,12 @@
         </w:numPr>
         <w:spacing w:after="0"/>
         <w:rPr>
-          <w:sz w:val="28"/>
-          <w:szCs w:val="28"/>
-        </w:rPr>
-      </w:pPr>
-      <w:r>
-        <w:rPr>
-          <w:sz w:val="28"/>
-          <w:szCs w:val="28"/>
+          <w:rFonts w:ascii="Times New Roman" w:hAnsi="Times New Roman" w:cs="Times New Roman"/>
+        </w:rPr>
+      </w:pPr>
+      <w:r>
+        <w:rPr>
+          <w:rFonts w:ascii="Times New Roman" w:hAnsi="Times New Roman" w:cs="Times New Roman"/>
         </w:rPr>
         <w:t>Allows us to search student details.</w:t>
       </w:r>
@@ -432,14 +465,12 @@
         </w:numPr>
         <w:spacing w:after="0"/>
         <w:rPr>
-          <w:sz w:val="28"/>
-          <w:szCs w:val="28"/>
-        </w:rPr>
-      </w:pPr>
-      <w:r>
-        <w:rPr>
-          <w:sz w:val="28"/>
-          <w:szCs w:val="28"/>
+          <w:rFonts w:ascii="Times New Roman" w:hAnsi="Times New Roman" w:cs="Times New Roman"/>
+        </w:rPr>
+      </w:pPr>
+      <w:r>
+        <w:rPr>
+          <w:rFonts w:ascii="Times New Roman" w:hAnsi="Times New Roman" w:cs="Times New Roman"/>
         </w:rPr>
         <w:t>Saves data permanently in a text file so it doesn’t get lost.</w:t>
       </w:r>
@@ -453,14 +484,12 @@
         </w:numPr>
         <w:spacing w:after="0"/>
         <w:rPr>
-          <w:sz w:val="28"/>
-          <w:szCs w:val="28"/>
-        </w:rPr>
-      </w:pPr>
-      <w:r>
-        <w:rPr>
-          <w:sz w:val="28"/>
-          <w:szCs w:val="28"/>
+          <w:rFonts w:ascii="Times New Roman" w:hAnsi="Times New Roman" w:cs="Times New Roman"/>
+        </w:rPr>
+      </w:pPr>
+      <w:r>
+        <w:rPr>
+          <w:rFonts w:ascii="Times New Roman" w:hAnsi="Times New Roman" w:cs="Times New Roman"/>
         </w:rPr>
         <w:t>Reduces human calculation errors.</w:t>
       </w:r>
@@ -474,14 +503,16 @@
         </w:numPr>
         <w:spacing w:after="0"/>
         <w:rPr>
-          <w:sz w:val="28"/>
-          <w:szCs w:val="28"/>
-        </w:rPr>
-      </w:pPr>
-      <w:r>
-        <w:rPr>
-          <w:sz w:val="28"/>
-          <w:szCs w:val="28"/>
+          <w:rFonts w:ascii="Times New Roman" w:hAnsi="Times New Roman" w:cs="Times New Roman"/>
+          <w:b/>
+          <w:bCs/>
+        </w:rPr>
+      </w:pPr>
+      <w:r>
+        <w:rPr>
+          <w:rFonts w:ascii="Times New Roman" w:hAnsi="Times New Roman" w:cs="Times New Roman"/>
+          <w:b/>
+          <w:bCs/>
         </w:rPr>
         <w:t>What the program Needs to Do ( Function )</w:t>
       </w:r>
@@ -495,14 +526,12 @@
         </w:numPr>
         <w:spacing w:after="0"/>
         <w:rPr>
-          <w:sz w:val="28"/>
-          <w:szCs w:val="28"/>
-        </w:rPr>
-      </w:pPr>
-      <w:r>
-        <w:rPr>
-          <w:sz w:val="28"/>
-          <w:szCs w:val="28"/>
+          <w:rFonts w:ascii="Times New Roman" w:hAnsi="Times New Roman" w:cs="Times New Roman"/>
+        </w:rPr>
+      </w:pPr>
+      <w:r>
+        <w:rPr>
+          <w:rFonts w:ascii="Times New Roman" w:hAnsi="Times New Roman" w:cs="Times New Roman"/>
         </w:rPr>
         <w:t>Take student details from the user.</w:t>
       </w:r>
@@ -516,14 +545,12 @@
         </w:numPr>
         <w:spacing w:after="0"/>
         <w:rPr>
-          <w:sz w:val="28"/>
-          <w:szCs w:val="28"/>
-        </w:rPr>
-      </w:pPr>
-      <w:r>
-        <w:rPr>
-          <w:sz w:val="28"/>
-          <w:szCs w:val="28"/>
+          <w:rFonts w:ascii="Times New Roman" w:hAnsi="Times New Roman" w:cs="Times New Roman"/>
+        </w:rPr>
+      </w:pPr>
+      <w:r>
+        <w:rPr>
+          <w:rFonts w:ascii="Times New Roman" w:hAnsi="Times New Roman" w:cs="Times New Roman"/>
         </w:rPr>
         <w:t>Show the complete list of all saved students.</w:t>
       </w:r>
@@ -537,16 +564,20 @@
         </w:numPr>
         <w:spacing w:after="0"/>
         <w:rPr>
-          <w:sz w:val="28"/>
-          <w:szCs w:val="28"/>
-        </w:rPr>
-      </w:pPr>
-      <w:r>
-        <w:rPr>
-          <w:sz w:val="28"/>
-          <w:szCs w:val="28"/>
+          <w:rFonts w:ascii="Times New Roman" w:hAnsi="Times New Roman" w:cs="Times New Roman"/>
+        </w:rPr>
+      </w:pPr>
+      <w:r>
+        <w:rPr>
+          <w:rFonts w:ascii="Times New Roman" w:hAnsi="Times New Roman" w:cs="Times New Roman"/>
         </w:rPr>
         <w:t>Look up a single student’s data</w:t>
+      </w:r>
+      <w:r>
+        <w:rPr>
+          <w:rFonts w:ascii="Times New Roman" w:hAnsi="Times New Roman" w:cs="Times New Roman"/>
+        </w:rPr>
+        <w:t>.</w:t>
       </w:r>
     </w:p>
     <w:p>
@@ -558,16 +589,33 @@
         </w:numPr>
         <w:spacing w:after="0"/>
         <w:rPr>
-          <w:sz w:val="28"/>
-          <w:szCs w:val="28"/>
-        </w:rPr>
-      </w:pPr>
-      <w:r>
-        <w:rPr>
-          <w:sz w:val="28"/>
-          <w:szCs w:val="28"/>
+          <w:rFonts w:ascii="Times New Roman" w:hAnsi="Times New Roman" w:cs="Times New Roman"/>
+        </w:rPr>
+      </w:pPr>
+      <w:r>
+        <w:rPr>
+          <w:rFonts w:ascii="Times New Roman" w:hAnsi="Times New Roman" w:cs="Times New Roman"/>
         </w:rPr>
         <w:t>Remove a student’s data from file if needed.</w:t>
+      </w:r>
+    </w:p>
+    <w:p>
+      <w:pPr>
+        <w:pStyle w:val="ListParagraph"/>
+        <w:numPr>
+          <w:ilvl w:val="0"/>
+          <w:numId w:val="5"/>
+        </w:numPr>
+        <w:spacing w:after="0"/>
+        <w:rPr>
+          <w:rFonts w:ascii="Times New Roman" w:hAnsi="Times New Roman" w:cs="Times New Roman"/>
+        </w:rPr>
+      </w:pPr>
+      <w:r>
+        <w:rPr>
+          <w:rFonts w:ascii="Times New Roman" w:hAnsi="Times New Roman" w:cs="Times New Roman"/>
+        </w:rPr>
+        <w:t>Take daily roll call for the entire class easily.</w:t>
       </w:r>
     </w:p>
     <w:p>
@@ -579,14 +627,16 @@
         </w:numPr>
         <w:spacing w:after="0"/>
         <w:rPr>
-          <w:sz w:val="28"/>
-          <w:szCs w:val="28"/>
-        </w:rPr>
-      </w:pPr>
-      <w:r>
-        <w:rPr>
-          <w:sz w:val="28"/>
-          <w:szCs w:val="28"/>
+          <w:rFonts w:ascii="Times New Roman" w:hAnsi="Times New Roman" w:cs="Times New Roman"/>
+          <w:b/>
+          <w:bCs/>
+        </w:rPr>
+      </w:pPr>
+      <w:r>
+        <w:rPr>
+          <w:rFonts w:ascii="Times New Roman" w:hAnsi="Times New Roman" w:cs="Times New Roman"/>
+          <w:b/>
+          <w:bCs/>
         </w:rPr>
         <w:t>System Performance Needs</w:t>
       </w:r>
@@ -600,14 +650,12 @@
         </w:numPr>
         <w:spacing w:after="0"/>
         <w:rPr>
-          <w:sz w:val="28"/>
-          <w:szCs w:val="28"/>
-        </w:rPr>
-      </w:pPr>
-      <w:r>
-        <w:rPr>
-          <w:sz w:val="28"/>
-          <w:szCs w:val="28"/>
+          <w:rFonts w:ascii="Times New Roman" w:hAnsi="Times New Roman" w:cs="Times New Roman"/>
+        </w:rPr>
+      </w:pPr>
+      <w:r>
+        <w:rPr>
+          <w:rFonts w:ascii="Times New Roman" w:hAnsi="Times New Roman" w:cs="Times New Roman"/>
         </w:rPr>
         <w:t>Menu Should be easy and simple to understand.</w:t>
       </w:r>
@@ -621,16 +669,13 @@
         </w:numPr>
         <w:spacing w:after="0"/>
         <w:rPr>
-          <w:sz w:val="28"/>
-          <w:szCs w:val="28"/>
-        </w:rPr>
-      </w:pPr>
-      <w:r>
-        <w:rPr>
-          <w:sz w:val="28"/>
-          <w:szCs w:val="28"/>
-        </w:rPr>
-        <w:lastRenderedPageBreak/>
+          <w:rFonts w:ascii="Times New Roman" w:hAnsi="Times New Roman" w:cs="Times New Roman"/>
+        </w:rPr>
+      </w:pPr>
+      <w:r>
+        <w:rPr>
+          <w:rFonts w:ascii="Times New Roman" w:hAnsi="Times New Roman" w:cs="Times New Roman"/>
+        </w:rPr>
         <w:t>Program should run fast on any computer.</w:t>
       </w:r>
     </w:p>
@@ -643,14 +688,12 @@
         </w:numPr>
         <w:spacing w:after="0"/>
         <w:rPr>
-          <w:sz w:val="28"/>
-          <w:szCs w:val="28"/>
-        </w:rPr>
-      </w:pPr>
-      <w:r>
-        <w:rPr>
-          <w:sz w:val="28"/>
-          <w:szCs w:val="28"/>
+          <w:rFonts w:ascii="Times New Roman" w:hAnsi="Times New Roman" w:cs="Times New Roman"/>
+        </w:rPr>
+      </w:pPr>
+      <w:r>
+        <w:rPr>
+          <w:rFonts w:ascii="Times New Roman" w:hAnsi="Times New Roman" w:cs="Times New Roman"/>
         </w:rPr>
         <w:t>Data should be saved correctly without losing any records.</w:t>
       </w:r>
@@ -659,24 +702,179 @@
       <w:pPr>
         <w:spacing w:after="0"/>
         <w:rPr>
-          <w:sz w:val="36"/>
-          <w:szCs w:val="36"/>
+          <w:rFonts w:ascii="Times New Roman" w:hAnsi="Times New Roman" w:cs="Times New Roman"/>
+        </w:rPr>
+      </w:pPr>
+    </w:p>
+    <w:p>
+      <w:pPr>
+        <w:spacing w:after="0"/>
+        <w:rPr>
+          <w:rFonts w:ascii="Times New Roman" w:hAnsi="Times New Roman" w:cs="Times New Roman"/>
+          <w:b/>
+          <w:bCs/>
           <w:u w:val="single"/>
         </w:rPr>
       </w:pPr>
-    </w:p>
-    <w:p>
-      <w:pPr>
+      <w:r>
+        <w:rPr>
+          <w:rFonts w:ascii="Times New Roman" w:hAnsi="Times New Roman" w:cs="Times New Roman"/>
+          <w:b/>
+          <w:bCs/>
+          <w:u w:val="single"/>
+        </w:rPr>
+        <w:t>Current Limitations</w:t>
+      </w:r>
+    </w:p>
+    <w:p>
+      <w:pPr>
+        <w:pStyle w:val="ListParagraph"/>
+        <w:numPr>
+          <w:ilvl w:val="0"/>
+          <w:numId w:val="11"/>
+        </w:numPr>
         <w:spacing w:after="0"/>
         <w:rPr>
-          <w:sz w:val="36"/>
-          <w:szCs w:val="36"/>
-        </w:rPr>
-      </w:pPr>
-      <w:r>
-        <w:rPr>
-          <w:sz w:val="36"/>
-          <w:szCs w:val="36"/>
+          <w:rFonts w:ascii="Times New Roman" w:hAnsi="Times New Roman" w:cs="Times New Roman"/>
+        </w:rPr>
+      </w:pPr>
+      <w:r>
+        <w:rPr>
+          <w:rFonts w:ascii="Times New Roman" w:hAnsi="Times New Roman" w:cs="Times New Roman"/>
+          <w:b/>
+          <w:bCs/>
+        </w:rPr>
+        <w:t>100- Student Limit:</w:t>
+      </w:r>
+      <w:r>
+        <w:rPr>
+          <w:rFonts w:ascii="Times New Roman" w:hAnsi="Times New Roman" w:cs="Times New Roman"/>
+        </w:rPr>
+        <w:t xml:space="preserve"> The program can only hold up to 100 students at a time, more then that program will crash due to memory over stack.</w:t>
+      </w:r>
+    </w:p>
+    <w:p>
+      <w:pPr>
+        <w:pStyle w:val="ListParagraph"/>
+        <w:numPr>
+          <w:ilvl w:val="0"/>
+          <w:numId w:val="11"/>
+        </w:numPr>
+        <w:spacing w:after="0"/>
+        <w:rPr>
+          <w:rFonts w:ascii="Times New Roman" w:hAnsi="Times New Roman" w:cs="Times New Roman"/>
+        </w:rPr>
+      </w:pPr>
+      <w:r>
+        <w:rPr>
+          <w:rFonts w:ascii="Times New Roman" w:hAnsi="Times New Roman" w:cs="Times New Roman"/>
+          <w:b/>
+          <w:bCs/>
+        </w:rPr>
+        <w:lastRenderedPageBreak/>
+        <w:t>Risk of Data Loss:</w:t>
+      </w:r>
+      <w:r>
+        <w:rPr>
+          <w:rFonts w:ascii="Times New Roman" w:hAnsi="Times New Roman" w:cs="Times New Roman"/>
+        </w:rPr>
+        <w:t xml:space="preserve"> When saving attendance or deleting data, the program temporarily wipes the text file completely clean before writing the updated list. If the computer suddenly closes at that time file will  be lost.</w:t>
+      </w:r>
+    </w:p>
+    <w:p>
+      <w:pPr>
+        <w:pStyle w:val="ListParagraph"/>
+        <w:numPr>
+          <w:ilvl w:val="0"/>
+          <w:numId w:val="11"/>
+        </w:numPr>
+        <w:spacing w:after="0"/>
+        <w:rPr>
+          <w:rFonts w:ascii="Times New Roman" w:hAnsi="Times New Roman" w:cs="Times New Roman"/>
+        </w:rPr>
+      </w:pPr>
+      <w:r>
+        <w:rPr>
+          <w:rFonts w:ascii="Times New Roman" w:hAnsi="Times New Roman" w:cs="Times New Roman"/>
+          <w:b/>
+          <w:bCs/>
+        </w:rPr>
+        <w:t>Typo Crashing:</w:t>
+      </w:r>
+      <w:r>
+        <w:rPr>
+          <w:rFonts w:ascii="Times New Roman" w:hAnsi="Times New Roman" w:cs="Times New Roman"/>
+        </w:rPr>
+        <w:t xml:space="preserve"> </w:t>
+      </w:r>
+      <w:r>
+        <w:rPr>
+          <w:rFonts w:ascii="Times New Roman" w:hAnsi="Times New Roman" w:cs="Times New Roman"/>
+        </w:rPr>
+        <w:t>T</w:t>
+      </w:r>
+      <w:r>
+        <w:rPr>
+          <w:rFonts w:ascii="Times New Roman" w:hAnsi="Times New Roman" w:cs="Times New Roman"/>
+        </w:rPr>
+        <w:t xml:space="preserve">he system does not check for user typing errors. If a user </w:t>
+      </w:r>
+      <w:r>
+        <w:rPr>
+          <w:rFonts w:ascii="Times New Roman" w:hAnsi="Times New Roman" w:cs="Times New Roman"/>
+        </w:rPr>
+        <w:t>accidently types letter ‘A’ when program expects a number, the system will glitch and loop</w:t>
+      </w:r>
+    </w:p>
+    <w:p>
+      <w:pPr>
+        <w:pStyle w:val="ListParagraph"/>
+        <w:numPr>
+          <w:ilvl w:val="0"/>
+          <w:numId w:val="11"/>
+        </w:numPr>
+        <w:spacing w:after="0"/>
+        <w:rPr>
+          <w:rFonts w:ascii="Times New Roman" w:hAnsi="Times New Roman" w:cs="Times New Roman"/>
+        </w:rPr>
+      </w:pPr>
+      <w:r>
+        <w:rPr>
+          <w:rFonts w:ascii="Times New Roman" w:hAnsi="Times New Roman" w:cs="Times New Roman"/>
+          <w:b/>
+          <w:bCs/>
+        </w:rPr>
+        <w:t>Strict Searching:</w:t>
+      </w:r>
+      <w:r>
+        <w:rPr>
+          <w:rFonts w:ascii="Times New Roman" w:hAnsi="Times New Roman" w:cs="Times New Roman"/>
+        </w:rPr>
+        <w:t xml:space="preserve"> Searches are case-sensitive. Searching for a student using lowercase letter will fail if name is saved in capital.</w:t>
+      </w:r>
+    </w:p>
+    <w:p>
+      <w:pPr>
+        <w:spacing w:after="0"/>
+        <w:rPr>
+          <w:rFonts w:ascii="Times New Roman" w:hAnsi="Times New Roman" w:cs="Times New Roman"/>
+        </w:rPr>
+      </w:pPr>
+    </w:p>
+    <w:p>
+      <w:pPr>
+        <w:spacing w:after="0"/>
+        <w:rPr>
+          <w:rFonts w:ascii="Times New Roman" w:hAnsi="Times New Roman" w:cs="Times New Roman"/>
+          <w:b/>
+          <w:bCs/>
+        </w:rPr>
+      </w:pPr>
+      <w:r>
+        <w:rPr>
+          <w:rFonts w:ascii="Times New Roman" w:hAnsi="Times New Roman" w:cs="Times New Roman"/>
+          <w:b/>
+          <w:bCs/>
           <w:u w:val="single"/>
         </w:rPr>
         <w:t>Flowchart</w:t>
@@ -686,20 +884,18 @@
       <w:pPr>
         <w:spacing w:after="0"/>
         <w:rPr>
-          <w:sz w:val="28"/>
-          <w:szCs w:val="28"/>
-        </w:rPr>
-      </w:pPr>
-      <w:r>
-        <w:rPr>
+          <w:rFonts w:ascii="Times New Roman" w:hAnsi="Times New Roman" w:cs="Times New Roman"/>
+        </w:rPr>
+      </w:pPr>
+      <w:r>
+        <w:rPr>
+          <w:rFonts w:ascii="Times New Roman" w:hAnsi="Times New Roman" w:cs="Times New Roman"/>
           <w:noProof/>
-          <w:sz w:val="28"/>
-          <w:szCs w:val="28"/>
         </w:rPr>
         <mc:AlternateContent>
           <mc:Choice Requires="wpc">
             <w:drawing>
-              <wp:inline distT="0" distB="0" distL="0" distR="0" wp14:anchorId="5163998C" wp14:editId="30C84DAF">
+              <wp:inline distT="0" distB="0" distL="0" distR="0" wp14:anchorId="5163998C" wp14:editId="43B05D9B">
                 <wp:extent cx="5486400" cy="4676774"/>
                 <wp:effectExtent l="0" t="0" r="0" b="0"/>
                 <wp:docPr id="3" name="Canvas 3"/>
@@ -717,7 +913,7 @@
                       <wpc:whole/>
                       <pic:pic xmlns:pic="http://schemas.openxmlformats.org/drawingml/2006/picture">
                         <pic:nvPicPr>
-                          <pic:cNvPr id="4" name="Picture 4"/>
+                          <pic:cNvPr id="1" name="Picture 1"/>
                           <pic:cNvPicPr>
                             <a:picLocks noChangeAspect="1"/>
                           </pic:cNvPicPr>
@@ -736,8 +932,8 @@
                         </pic:blipFill>
                         <pic:spPr>
                           <a:xfrm>
-                            <a:off x="180975" y="0"/>
-                            <a:ext cx="5305425" cy="4676140"/>
+                            <a:off x="60960" y="0"/>
+                            <a:ext cx="5425440" cy="4676140"/>
                           </a:xfrm>
                           <a:prstGeom prst="rect">
                             <a:avLst/>
@@ -752,7 +948,7 @@
           </mc:Choice>
           <mc:Fallback>
             <w:pict>
-              <v:group w14:anchorId="1AAB1824" id="Canvas 3" o:spid="_x0000_s1026" editas="canvas" style="width:6in;height:368.25pt;mso-position-horizontal-relative:char;mso-position-vertical-relative:line" coordsize="54864,46761" o:gfxdata="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">
+              <v:group w14:anchorId="3248FF9F" id="Canvas 3" o:spid="_x0000_s1026" editas="canvas" style="width:6in;height:368.25pt;mso-position-horizontal-relative:char;mso-position-vertical-relative:line" coordsize="54864,46761" o:gfxdata="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">
                 <v:shapetype id="_x0000_t75" coordsize="21600,21600" o:spt="75" o:preferrelative="t" path="m@4@5l@4@11@9@11@9@5xe" filled="f" stroked="f">
                   <v:stroke joinstyle="miter"/>
                   <v:formulas>
@@ -776,7 +972,7 @@
                   <v:fill o:detectmouseclick="t"/>
                   <v:path o:connecttype="none"/>
                 </v:shape>
-                <v:shape id="Picture 4" o:spid="_x0000_s1028" type="#_x0000_t75" style="position:absolute;left:1809;width:53055;height:46761;visibility:visible;mso-wrap-style:square" o:gfxdata="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">
+                <v:shape id="Picture 1" o:spid="_x0000_s1028" type="#_x0000_t75" style="position:absolute;left:609;width:54255;height:46761;visibility:visible;mso-wrap-style:square" o:gfxdata="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">
                   <v:imagedata r:id="rId7" o:title=""/>
                 </v:shape>
                 <w10:anchorlock/>
@@ -790,10 +986,4198 @@
       <w:pPr>
         <w:spacing w:after="0"/>
         <w:rPr>
-          <w:sz w:val="28"/>
-          <w:szCs w:val="28"/>
-        </w:rPr>
-      </w:pPr>
+          <w:rFonts w:ascii="Times New Roman" w:hAnsi="Times New Roman" w:cs="Times New Roman"/>
+        </w:rPr>
+      </w:pPr>
+    </w:p>
+    <w:p>
+      <w:pPr>
+        <w:spacing w:after="0"/>
+        <w:rPr>
+          <w:rFonts w:ascii="Times New Roman" w:hAnsi="Times New Roman" w:cs="Times New Roman"/>
+          <w:b/>
+          <w:bCs/>
+          <w:u w:val="single"/>
+        </w:rPr>
+      </w:pPr>
+      <w:r>
+        <w:rPr>
+          <w:rFonts w:ascii="Times New Roman" w:hAnsi="Times New Roman" w:cs="Times New Roman"/>
+          <w:b/>
+          <w:bCs/>
+          <w:u w:val="single"/>
+        </w:rPr>
+        <w:t>Output [ Screenshots ]</w:t>
+      </w:r>
+    </w:p>
+    <w:p>
+      <w:pPr>
+        <w:spacing w:after="0"/>
+        <w:rPr>
+          <w:rFonts w:ascii="Times New Roman" w:hAnsi="Times New Roman" w:cs="Times New Roman"/>
+        </w:rPr>
+      </w:pPr>
+      <w:r>
+        <w:rPr>
+          <w:rFonts w:ascii="Times New Roman" w:hAnsi="Times New Roman" w:cs="Times New Roman"/>
+        </w:rPr>
+        <w:tab/>
+      </w:r>
+    </w:p>
+    <w:p>
+      <w:pPr>
+        <w:spacing w:after="0"/>
+        <w:rPr>
+          <w:rFonts w:ascii="Times New Roman" w:hAnsi="Times New Roman" w:cs="Times New Roman"/>
+          <w:b/>
+          <w:bCs/>
+          <w:u w:val="single"/>
+        </w:rPr>
+      </w:pPr>
+      <w:r>
+        <w:rPr>
+          <w:rFonts w:ascii="Times New Roman" w:hAnsi="Times New Roman" w:cs="Times New Roman"/>
+          <w:b/>
+          <w:bCs/>
+          <w:u w:val="single"/>
+        </w:rPr>
+        <w:t>Source Code</w:t>
+      </w:r>
+    </w:p>
+    <w:p>
+      <w:pPr>
+        <w:spacing w:after="0"/>
+        <w:rPr>
+          <w:rFonts w:ascii="Times New Roman" w:hAnsi="Times New Roman" w:cs="Times New Roman"/>
+        </w:rPr>
+      </w:pPr>
+    </w:p>
+    <w:p>
+      <w:pPr>
+        <w:spacing w:after="0"/>
+        <w:rPr>
+          <w:rFonts w:ascii="Times New Roman" w:hAnsi="Times New Roman" w:cs="Times New Roman"/>
+        </w:rPr>
+        <w:sectPr>
+          <w:pgSz w:w="11906" w:h="16838" w:code="9"/>
+          <w:pgMar w:top="1440" w:right="1440" w:bottom="1440" w:left="1440" w:header="720" w:footer="720" w:gutter="0"/>
+          <w:cols w:space="720"/>
+          <w:docGrid w:linePitch="360"/>
+        </w:sectPr>
+      </w:pPr>
+    </w:p>
+    <w:p>
+      <w:pPr>
+        <w:spacing w:after="0" w:line="240" w:lineRule="auto"/>
+        <w:rPr>
+          <w:rFonts w:ascii="Consolas" w:hAnsi="Consolas" w:cs="Times New Roman"/>
+          <w:sz w:val="18"/>
+          <w:szCs w:val="18"/>
+        </w:rPr>
+      </w:pPr>
+      <w:r>
+        <w:rPr>
+          <w:rFonts w:ascii="Consolas" w:hAnsi="Consolas" w:cs="Times New Roman"/>
+          <w:sz w:val="18"/>
+          <w:szCs w:val="18"/>
+        </w:rPr>
+        <w:lastRenderedPageBreak/>
+        <w:t>#include &lt;stdio.h&gt;         // For standard screen input and output</w:t>
+      </w:r>
+    </w:p>
+    <w:p>
+      <w:pPr>
+        <w:spacing w:after="0" w:line="240" w:lineRule="auto"/>
+        <w:rPr>
+          <w:rFonts w:ascii="Consolas" w:hAnsi="Consolas" w:cs="Times New Roman"/>
+          <w:sz w:val="18"/>
+          <w:szCs w:val="18"/>
+        </w:rPr>
+      </w:pPr>
+      <w:r>
+        <w:rPr>
+          <w:rFonts w:ascii="Consolas" w:hAnsi="Consolas" w:cs="Times New Roman"/>
+          <w:sz w:val="18"/>
+          <w:szCs w:val="18"/>
+        </w:rPr>
+        <w:t>#include &lt;stdlib.h&gt;       // For exit() and system operations</w:t>
+      </w:r>
+    </w:p>
+    <w:p>
+      <w:pPr>
+        <w:spacing w:after="0" w:line="240" w:lineRule="auto"/>
+        <w:rPr>
+          <w:rFonts w:ascii="Consolas" w:hAnsi="Consolas" w:cs="Times New Roman"/>
+          <w:sz w:val="18"/>
+          <w:szCs w:val="18"/>
+        </w:rPr>
+      </w:pPr>
+      <w:r>
+        <w:rPr>
+          <w:rFonts w:ascii="Consolas" w:hAnsi="Consolas" w:cs="Times New Roman"/>
+          <w:sz w:val="18"/>
+          <w:szCs w:val="18"/>
+        </w:rPr>
+        <w:t>#include &lt;string.h&gt;      // For handling names/strings</w:t>
+      </w:r>
+    </w:p>
+    <w:p>
+      <w:pPr>
+        <w:spacing w:after="0" w:line="240" w:lineRule="auto"/>
+        <w:rPr>
+          <w:rFonts w:ascii="Consolas" w:hAnsi="Consolas" w:cs="Times New Roman"/>
+          <w:sz w:val="18"/>
+          <w:szCs w:val="18"/>
+        </w:rPr>
+      </w:pPr>
+    </w:p>
+    <w:p>
+      <w:pPr>
+        <w:spacing w:after="0" w:line="240" w:lineRule="auto"/>
+        <w:rPr>
+          <w:rFonts w:ascii="Consolas" w:hAnsi="Consolas" w:cs="Times New Roman"/>
+          <w:sz w:val="18"/>
+          <w:szCs w:val="18"/>
+        </w:rPr>
+      </w:pPr>
+      <w:r>
+        <w:rPr>
+          <w:rFonts w:ascii="Consolas" w:hAnsi="Consolas" w:cs="Times New Roman"/>
+          <w:sz w:val="18"/>
+          <w:szCs w:val="18"/>
+        </w:rPr>
+        <w:t>// Structure template for single student record</w:t>
+      </w:r>
+    </w:p>
+    <w:p>
+      <w:pPr>
+        <w:spacing w:after="0" w:line="240" w:lineRule="auto"/>
+        <w:rPr>
+          <w:rFonts w:ascii="Consolas" w:hAnsi="Consolas" w:cs="Times New Roman"/>
+          <w:sz w:val="18"/>
+          <w:szCs w:val="18"/>
+        </w:rPr>
+      </w:pPr>
+      <w:r>
+        <w:rPr>
+          <w:rFonts w:ascii="Consolas" w:hAnsi="Consolas" w:cs="Times New Roman"/>
+          <w:sz w:val="18"/>
+          <w:szCs w:val="18"/>
+        </w:rPr>
+        <w:t>typedef struct {</w:t>
+      </w:r>
+    </w:p>
+    <w:p>
+      <w:pPr>
+        <w:spacing w:after="0" w:line="240" w:lineRule="auto"/>
+        <w:rPr>
+          <w:rFonts w:ascii="Consolas" w:hAnsi="Consolas" w:cs="Times New Roman"/>
+          <w:sz w:val="18"/>
+          <w:szCs w:val="18"/>
+        </w:rPr>
+      </w:pPr>
+      <w:r>
+        <w:rPr>
+          <w:rFonts w:ascii="Consolas" w:hAnsi="Consolas" w:cs="Times New Roman"/>
+          <w:sz w:val="18"/>
+          <w:szCs w:val="18"/>
+        </w:rPr>
+        <w:t xml:space="preserve">    int roll;</w:t>
+      </w:r>
+    </w:p>
+    <w:p>
+      <w:pPr>
+        <w:spacing w:after="0" w:line="240" w:lineRule="auto"/>
+        <w:rPr>
+          <w:rFonts w:ascii="Consolas" w:hAnsi="Consolas" w:cs="Times New Roman"/>
+          <w:sz w:val="18"/>
+          <w:szCs w:val="18"/>
+        </w:rPr>
+      </w:pPr>
+      <w:r>
+        <w:rPr>
+          <w:rFonts w:ascii="Consolas" w:hAnsi="Consolas" w:cs="Times New Roman"/>
+          <w:sz w:val="18"/>
+          <w:szCs w:val="18"/>
+        </w:rPr>
+        <w:t xml:space="preserve">    char name[50];</w:t>
+      </w:r>
+    </w:p>
+    <w:p>
+      <w:pPr>
+        <w:spacing w:after="0" w:line="240" w:lineRule="auto"/>
+        <w:rPr>
+          <w:rFonts w:ascii="Consolas" w:hAnsi="Consolas" w:cs="Times New Roman"/>
+          <w:sz w:val="18"/>
+          <w:szCs w:val="18"/>
+        </w:rPr>
+      </w:pPr>
+      <w:r>
+        <w:rPr>
+          <w:rFonts w:ascii="Consolas" w:hAnsi="Consolas" w:cs="Times New Roman"/>
+          <w:sz w:val="18"/>
+          <w:szCs w:val="18"/>
+        </w:rPr>
+        <w:t xml:space="preserve">    float marks;</w:t>
+      </w:r>
+    </w:p>
+    <w:p>
+      <w:pPr>
+        <w:spacing w:after="0" w:line="240" w:lineRule="auto"/>
+        <w:rPr>
+          <w:rFonts w:ascii="Consolas" w:hAnsi="Consolas" w:cs="Times New Roman"/>
+          <w:sz w:val="18"/>
+          <w:szCs w:val="18"/>
+        </w:rPr>
+      </w:pPr>
+      <w:r>
+        <w:rPr>
+          <w:rFonts w:ascii="Consolas" w:hAnsi="Consolas" w:cs="Times New Roman"/>
+          <w:sz w:val="18"/>
+          <w:szCs w:val="18"/>
+        </w:rPr>
+        <w:t xml:space="preserve">    int attended_days;     // Classes attended tracker</w:t>
+      </w:r>
+    </w:p>
+    <w:p>
+      <w:pPr>
+        <w:spacing w:after="0" w:line="240" w:lineRule="auto"/>
+        <w:rPr>
+          <w:rFonts w:ascii="Consolas" w:hAnsi="Consolas" w:cs="Times New Roman"/>
+          <w:sz w:val="18"/>
+          <w:szCs w:val="18"/>
+        </w:rPr>
+      </w:pPr>
+      <w:r>
+        <w:rPr>
+          <w:rFonts w:ascii="Consolas" w:hAnsi="Consolas" w:cs="Times New Roman"/>
+          <w:sz w:val="18"/>
+          <w:szCs w:val="18"/>
+        </w:rPr>
+        <w:t xml:space="preserve">    int total_days;       // Total classes held tracker</w:t>
+      </w:r>
+    </w:p>
+    <w:p>
+      <w:pPr>
+        <w:spacing w:after="0" w:line="240" w:lineRule="auto"/>
+        <w:rPr>
+          <w:rFonts w:ascii="Consolas" w:hAnsi="Consolas" w:cs="Times New Roman"/>
+          <w:sz w:val="18"/>
+          <w:szCs w:val="18"/>
+        </w:rPr>
+      </w:pPr>
+      <w:r>
+        <w:rPr>
+          <w:rFonts w:ascii="Consolas" w:hAnsi="Consolas" w:cs="Times New Roman"/>
+          <w:sz w:val="18"/>
+          <w:szCs w:val="18"/>
+        </w:rPr>
+        <w:t>} Student;</w:t>
+      </w:r>
+    </w:p>
+    <w:p>
+      <w:pPr>
+        <w:spacing w:after="0" w:line="240" w:lineRule="auto"/>
+        <w:rPr>
+          <w:rFonts w:ascii="Consolas" w:hAnsi="Consolas" w:cs="Times New Roman"/>
+          <w:sz w:val="18"/>
+          <w:szCs w:val="18"/>
+        </w:rPr>
+      </w:pPr>
+    </w:p>
+    <w:p>
+      <w:pPr>
+        <w:spacing w:after="0" w:line="240" w:lineRule="auto"/>
+        <w:rPr>
+          <w:rFonts w:ascii="Consolas" w:hAnsi="Consolas" w:cs="Times New Roman"/>
+          <w:sz w:val="18"/>
+          <w:szCs w:val="18"/>
+        </w:rPr>
+      </w:pPr>
+      <w:r>
+        <w:rPr>
+          <w:rFonts w:ascii="Consolas" w:hAnsi="Consolas" w:cs="Times New Roman"/>
+          <w:sz w:val="18"/>
+          <w:szCs w:val="18"/>
+        </w:rPr>
+        <w:t>// Main operational functions</w:t>
+      </w:r>
+    </w:p>
+    <w:p>
+      <w:pPr>
+        <w:spacing w:after="0" w:line="240" w:lineRule="auto"/>
+        <w:rPr>
+          <w:rFonts w:ascii="Consolas" w:hAnsi="Consolas" w:cs="Times New Roman"/>
+          <w:sz w:val="18"/>
+          <w:szCs w:val="18"/>
+        </w:rPr>
+      </w:pPr>
+      <w:r>
+        <w:rPr>
+          <w:rFonts w:ascii="Consolas" w:hAnsi="Consolas" w:cs="Times New Roman"/>
+          <w:sz w:val="18"/>
+          <w:szCs w:val="18"/>
+        </w:rPr>
+        <w:t>void addRecord();</w:t>
+      </w:r>
+    </w:p>
+    <w:p>
+      <w:pPr>
+        <w:spacing w:after="0" w:line="240" w:lineRule="auto"/>
+        <w:rPr>
+          <w:rFonts w:ascii="Consolas" w:hAnsi="Consolas" w:cs="Times New Roman"/>
+          <w:sz w:val="18"/>
+          <w:szCs w:val="18"/>
+        </w:rPr>
+      </w:pPr>
+      <w:r>
+        <w:rPr>
+          <w:rFonts w:ascii="Consolas" w:hAnsi="Consolas" w:cs="Times New Roman"/>
+          <w:sz w:val="18"/>
+          <w:szCs w:val="18"/>
+        </w:rPr>
+        <w:t>void displayRecords();</w:t>
+      </w:r>
+    </w:p>
+    <w:p>
+      <w:pPr>
+        <w:spacing w:after="0" w:line="240" w:lineRule="auto"/>
+        <w:rPr>
+          <w:rFonts w:ascii="Consolas" w:hAnsi="Consolas" w:cs="Times New Roman"/>
+          <w:sz w:val="18"/>
+          <w:szCs w:val="18"/>
+        </w:rPr>
+      </w:pPr>
+      <w:r>
+        <w:rPr>
+          <w:rFonts w:ascii="Consolas" w:hAnsi="Consolas" w:cs="Times New Roman"/>
+          <w:sz w:val="18"/>
+          <w:szCs w:val="18"/>
+        </w:rPr>
+        <w:t>void searchRecord();</w:t>
+      </w:r>
+    </w:p>
+    <w:p>
+      <w:pPr>
+        <w:spacing w:after="0" w:line="240" w:lineRule="auto"/>
+        <w:rPr>
+          <w:rFonts w:ascii="Consolas" w:hAnsi="Consolas" w:cs="Times New Roman"/>
+          <w:sz w:val="18"/>
+          <w:szCs w:val="18"/>
+        </w:rPr>
+      </w:pPr>
+      <w:r>
+        <w:rPr>
+          <w:rFonts w:ascii="Consolas" w:hAnsi="Consolas" w:cs="Times New Roman"/>
+          <w:sz w:val="18"/>
+          <w:szCs w:val="18"/>
+        </w:rPr>
+        <w:t xml:space="preserve">void markAttendance();          </w:t>
+      </w:r>
+    </w:p>
+    <w:p>
+      <w:pPr>
+        <w:spacing w:after="0" w:line="240" w:lineRule="auto"/>
+        <w:rPr>
+          <w:rFonts w:ascii="Consolas" w:hAnsi="Consolas" w:cs="Times New Roman"/>
+          <w:sz w:val="18"/>
+          <w:szCs w:val="18"/>
+        </w:rPr>
+      </w:pPr>
+      <w:r>
+        <w:rPr>
+          <w:rFonts w:ascii="Consolas" w:hAnsi="Consolas" w:cs="Times New Roman"/>
+          <w:sz w:val="18"/>
+          <w:szCs w:val="18"/>
+        </w:rPr>
+        <w:t>void deleteRecord();</w:t>
+      </w:r>
+    </w:p>
+    <w:p>
+      <w:pPr>
+        <w:spacing w:after="0" w:line="240" w:lineRule="auto"/>
+        <w:rPr>
+          <w:rFonts w:ascii="Consolas" w:hAnsi="Consolas" w:cs="Times New Roman"/>
+          <w:sz w:val="18"/>
+          <w:szCs w:val="18"/>
+        </w:rPr>
+      </w:pPr>
+    </w:p>
+    <w:p>
+      <w:pPr>
+        <w:spacing w:after="0" w:line="240" w:lineRule="auto"/>
+        <w:rPr>
+          <w:rFonts w:ascii="Consolas" w:hAnsi="Consolas" w:cs="Times New Roman"/>
+          <w:sz w:val="18"/>
+          <w:szCs w:val="18"/>
+        </w:rPr>
+      </w:pPr>
+      <w:r>
+        <w:rPr>
+          <w:rFonts w:ascii="Consolas" w:hAnsi="Consolas" w:cs="Times New Roman"/>
+          <w:sz w:val="18"/>
+          <w:szCs w:val="18"/>
+        </w:rPr>
+        <w:t>int main() {</w:t>
+      </w:r>
+    </w:p>
+    <w:p>
+      <w:pPr>
+        <w:spacing w:after="0" w:line="240" w:lineRule="auto"/>
+        <w:rPr>
+          <w:rFonts w:ascii="Consolas" w:hAnsi="Consolas" w:cs="Times New Roman"/>
+          <w:sz w:val="18"/>
+          <w:szCs w:val="18"/>
+        </w:rPr>
+      </w:pPr>
+      <w:r>
+        <w:rPr>
+          <w:rFonts w:ascii="Consolas" w:hAnsi="Consolas" w:cs="Times New Roman"/>
+          <w:sz w:val="18"/>
+          <w:szCs w:val="18"/>
+        </w:rPr>
+        <w:t xml:space="preserve">    int choice;</w:t>
+      </w:r>
+    </w:p>
+    <w:p>
+      <w:pPr>
+        <w:spacing w:after="0" w:line="240" w:lineRule="auto"/>
+        <w:rPr>
+          <w:rFonts w:ascii="Consolas" w:hAnsi="Consolas" w:cs="Times New Roman"/>
+          <w:sz w:val="18"/>
+          <w:szCs w:val="18"/>
+        </w:rPr>
+      </w:pPr>
+    </w:p>
+    <w:p>
+      <w:pPr>
+        <w:spacing w:after="0" w:line="240" w:lineRule="auto"/>
+        <w:rPr>
+          <w:rFonts w:ascii="Consolas" w:hAnsi="Consolas" w:cs="Times New Roman"/>
+          <w:sz w:val="18"/>
+          <w:szCs w:val="18"/>
+        </w:rPr>
+      </w:pPr>
+      <w:r>
+        <w:rPr>
+          <w:rFonts w:ascii="Consolas" w:hAnsi="Consolas" w:cs="Times New Roman"/>
+          <w:sz w:val="18"/>
+          <w:szCs w:val="18"/>
+        </w:rPr>
+        <w:t xml:space="preserve">    // Continuous user interactive dashboard menu loop</w:t>
+      </w:r>
+    </w:p>
+    <w:p>
+      <w:pPr>
+        <w:spacing w:after="0" w:line="240" w:lineRule="auto"/>
+        <w:rPr>
+          <w:rFonts w:ascii="Consolas" w:hAnsi="Consolas" w:cs="Times New Roman"/>
+          <w:sz w:val="18"/>
+          <w:szCs w:val="18"/>
+        </w:rPr>
+      </w:pPr>
+      <w:r>
+        <w:rPr>
+          <w:rFonts w:ascii="Consolas" w:hAnsi="Consolas" w:cs="Times New Roman"/>
+          <w:sz w:val="18"/>
+          <w:szCs w:val="18"/>
+        </w:rPr>
+        <w:t xml:space="preserve">    while(1) {  </w:t>
+      </w:r>
+    </w:p>
+    <w:p>
+      <w:pPr>
+        <w:spacing w:after="0" w:line="240" w:lineRule="auto"/>
+        <w:rPr>
+          <w:rFonts w:ascii="Consolas" w:hAnsi="Consolas" w:cs="Times New Roman"/>
+          <w:sz w:val="18"/>
+          <w:szCs w:val="18"/>
+        </w:rPr>
+      </w:pPr>
+      <w:r>
+        <w:rPr>
+          <w:rFonts w:ascii="Consolas" w:hAnsi="Consolas" w:cs="Times New Roman"/>
+          <w:sz w:val="18"/>
+          <w:szCs w:val="18"/>
+        </w:rPr>
+        <w:t xml:space="preserve">        printf("\n--- STUDENT MANAGEMENT &amp; ATTENDANCE SYSTEM ---");</w:t>
+      </w:r>
+    </w:p>
+    <w:p>
+      <w:pPr>
+        <w:spacing w:after="0" w:line="240" w:lineRule="auto"/>
+        <w:rPr>
+          <w:rFonts w:ascii="Consolas" w:hAnsi="Consolas" w:cs="Times New Roman"/>
+          <w:sz w:val="18"/>
+          <w:szCs w:val="18"/>
+        </w:rPr>
+      </w:pPr>
+      <w:r>
+        <w:rPr>
+          <w:rFonts w:ascii="Consolas" w:hAnsi="Consolas" w:cs="Times New Roman"/>
+          <w:sz w:val="18"/>
+          <w:szCs w:val="18"/>
+        </w:rPr>
+        <w:t xml:space="preserve">        printf("\n1. Add New Student");</w:t>
+      </w:r>
+    </w:p>
+    <w:p>
+      <w:pPr>
+        <w:spacing w:after="0" w:line="240" w:lineRule="auto"/>
+        <w:rPr>
+          <w:rFonts w:ascii="Consolas" w:hAnsi="Consolas" w:cs="Times New Roman"/>
+          <w:sz w:val="18"/>
+          <w:szCs w:val="18"/>
+        </w:rPr>
+      </w:pPr>
+      <w:r>
+        <w:rPr>
+          <w:rFonts w:ascii="Consolas" w:hAnsi="Consolas" w:cs="Times New Roman"/>
+          <w:sz w:val="18"/>
+          <w:szCs w:val="18"/>
+        </w:rPr>
+        <w:t xml:space="preserve">        printf("\n2. View All Students");</w:t>
+      </w:r>
+    </w:p>
+    <w:p>
+      <w:pPr>
+        <w:spacing w:after="0" w:line="240" w:lineRule="auto"/>
+        <w:rPr>
+          <w:rFonts w:ascii="Consolas" w:hAnsi="Consolas" w:cs="Times New Roman"/>
+          <w:sz w:val="18"/>
+          <w:szCs w:val="18"/>
+        </w:rPr>
+      </w:pPr>
+      <w:r>
+        <w:rPr>
+          <w:rFonts w:ascii="Consolas" w:hAnsi="Consolas" w:cs="Times New Roman"/>
+          <w:sz w:val="18"/>
+          <w:szCs w:val="18"/>
+        </w:rPr>
+        <w:t xml:space="preserve">        printf("\n3. Search Student");</w:t>
+      </w:r>
+    </w:p>
+    <w:p>
+      <w:pPr>
+        <w:spacing w:after="0" w:line="240" w:lineRule="auto"/>
+        <w:rPr>
+          <w:rFonts w:ascii="Consolas" w:hAnsi="Consolas" w:cs="Times New Roman"/>
+          <w:sz w:val="18"/>
+          <w:szCs w:val="18"/>
+        </w:rPr>
+      </w:pPr>
+      <w:r>
+        <w:rPr>
+          <w:rFonts w:ascii="Consolas" w:hAnsi="Consolas" w:cs="Times New Roman"/>
+          <w:sz w:val="18"/>
+          <w:szCs w:val="18"/>
+        </w:rPr>
+        <w:t xml:space="preserve">        printf("\n4. Delete Student Record");</w:t>
+      </w:r>
+    </w:p>
+    <w:p>
+      <w:pPr>
+        <w:spacing w:after="0" w:line="240" w:lineRule="auto"/>
+        <w:rPr>
+          <w:rFonts w:ascii="Consolas" w:hAnsi="Consolas" w:cs="Times New Roman"/>
+          <w:sz w:val="18"/>
+          <w:szCs w:val="18"/>
+        </w:rPr>
+      </w:pPr>
+      <w:r>
+        <w:rPr>
+          <w:rFonts w:ascii="Consolas" w:hAnsi="Consolas" w:cs="Times New Roman"/>
+          <w:sz w:val="18"/>
+          <w:szCs w:val="18"/>
+        </w:rPr>
+        <w:t xml:space="preserve">        printf("\n5. Take Daily Roll Call (Attendance)"); </w:t>
+      </w:r>
+    </w:p>
+    <w:p>
+      <w:pPr>
+        <w:spacing w:after="0" w:line="240" w:lineRule="auto"/>
+        <w:rPr>
+          <w:rFonts w:ascii="Consolas" w:hAnsi="Consolas" w:cs="Times New Roman"/>
+          <w:sz w:val="18"/>
+          <w:szCs w:val="18"/>
+        </w:rPr>
+      </w:pPr>
+      <w:r>
+        <w:rPr>
+          <w:rFonts w:ascii="Consolas" w:hAnsi="Consolas" w:cs="Times New Roman"/>
+          <w:sz w:val="18"/>
+          <w:szCs w:val="18"/>
+        </w:rPr>
+        <w:t xml:space="preserve">        printf("\n6. Exit");</w:t>
+      </w:r>
+    </w:p>
+    <w:p>
+      <w:pPr>
+        <w:spacing w:after="0" w:line="240" w:lineRule="auto"/>
+        <w:rPr>
+          <w:rFonts w:ascii="Consolas" w:hAnsi="Consolas" w:cs="Times New Roman"/>
+          <w:sz w:val="18"/>
+          <w:szCs w:val="18"/>
+        </w:rPr>
+      </w:pPr>
+      <w:r>
+        <w:rPr>
+          <w:rFonts w:ascii="Consolas" w:hAnsi="Consolas" w:cs="Times New Roman"/>
+          <w:sz w:val="18"/>
+          <w:szCs w:val="18"/>
+        </w:rPr>
+        <w:t xml:space="preserve">        printf("\nEnter choice: ");</w:t>
+      </w:r>
+    </w:p>
+    <w:p>
+      <w:pPr>
+        <w:spacing w:after="0" w:line="240" w:lineRule="auto"/>
+        <w:rPr>
+          <w:rFonts w:ascii="Consolas" w:hAnsi="Consolas" w:cs="Times New Roman"/>
+          <w:sz w:val="18"/>
+          <w:szCs w:val="18"/>
+        </w:rPr>
+      </w:pPr>
+      <w:r>
+        <w:rPr>
+          <w:rFonts w:ascii="Consolas" w:hAnsi="Consolas" w:cs="Times New Roman"/>
+          <w:sz w:val="18"/>
+          <w:szCs w:val="18"/>
+        </w:rPr>
+        <w:t xml:space="preserve">        scanf("%d", &amp;choice);</w:t>
+      </w:r>
+    </w:p>
+    <w:p>
+      <w:pPr>
+        <w:spacing w:after="0" w:line="240" w:lineRule="auto"/>
+        <w:rPr>
+          <w:rFonts w:ascii="Consolas" w:hAnsi="Consolas" w:cs="Times New Roman"/>
+          <w:sz w:val="18"/>
+          <w:szCs w:val="18"/>
+        </w:rPr>
+      </w:pPr>
+    </w:p>
+    <w:p>
+      <w:pPr>
+        <w:spacing w:after="0" w:line="240" w:lineRule="auto"/>
+        <w:rPr>
+          <w:rFonts w:ascii="Consolas" w:hAnsi="Consolas" w:cs="Times New Roman"/>
+          <w:sz w:val="18"/>
+          <w:szCs w:val="18"/>
+        </w:rPr>
+      </w:pPr>
+      <w:r>
+        <w:rPr>
+          <w:rFonts w:ascii="Consolas" w:hAnsi="Consolas" w:cs="Times New Roman"/>
+          <w:sz w:val="18"/>
+          <w:szCs w:val="18"/>
+        </w:rPr>
+        <w:t xml:space="preserve">        switch(choice) {</w:t>
+      </w:r>
+    </w:p>
+    <w:p>
+      <w:pPr>
+        <w:spacing w:after="0" w:line="240" w:lineRule="auto"/>
+        <w:rPr>
+          <w:rFonts w:ascii="Consolas" w:hAnsi="Consolas" w:cs="Times New Roman"/>
+          <w:sz w:val="18"/>
+          <w:szCs w:val="18"/>
+        </w:rPr>
+      </w:pPr>
+      <w:r>
+        <w:rPr>
+          <w:rFonts w:ascii="Consolas" w:hAnsi="Consolas" w:cs="Times New Roman"/>
+          <w:sz w:val="18"/>
+          <w:szCs w:val="18"/>
+        </w:rPr>
+        <w:t xml:space="preserve">            case 1: addRecord(); break;</w:t>
+      </w:r>
+    </w:p>
+    <w:p>
+      <w:pPr>
+        <w:spacing w:after="0" w:line="240" w:lineRule="auto"/>
+        <w:rPr>
+          <w:rFonts w:ascii="Consolas" w:hAnsi="Consolas" w:cs="Times New Roman"/>
+          <w:sz w:val="18"/>
+          <w:szCs w:val="18"/>
+        </w:rPr>
+      </w:pPr>
+      <w:r>
+        <w:rPr>
+          <w:rFonts w:ascii="Consolas" w:hAnsi="Consolas" w:cs="Times New Roman"/>
+          <w:sz w:val="18"/>
+          <w:szCs w:val="18"/>
+        </w:rPr>
+        <w:t xml:space="preserve">            case 2: displayRecords(); break;</w:t>
+      </w:r>
+    </w:p>
+    <w:p>
+      <w:pPr>
+        <w:spacing w:after="0" w:line="240" w:lineRule="auto"/>
+        <w:rPr>
+          <w:rFonts w:ascii="Consolas" w:hAnsi="Consolas" w:cs="Times New Roman"/>
+          <w:sz w:val="18"/>
+          <w:szCs w:val="18"/>
+        </w:rPr>
+      </w:pPr>
+      <w:r>
+        <w:rPr>
+          <w:rFonts w:ascii="Consolas" w:hAnsi="Consolas" w:cs="Times New Roman"/>
+          <w:sz w:val="18"/>
+          <w:szCs w:val="18"/>
+        </w:rPr>
+        <w:t xml:space="preserve">            case 3: searchRecord(); break;</w:t>
+      </w:r>
+    </w:p>
+    <w:p>
+      <w:pPr>
+        <w:spacing w:after="0" w:line="240" w:lineRule="auto"/>
+        <w:rPr>
+          <w:rFonts w:ascii="Consolas" w:hAnsi="Consolas" w:cs="Times New Roman"/>
+          <w:sz w:val="18"/>
+          <w:szCs w:val="18"/>
+        </w:rPr>
+      </w:pPr>
+      <w:r>
+        <w:rPr>
+          <w:rFonts w:ascii="Consolas" w:hAnsi="Consolas" w:cs="Times New Roman"/>
+          <w:sz w:val="18"/>
+          <w:szCs w:val="18"/>
+        </w:rPr>
+        <w:t xml:space="preserve">            case 4: deleteRecord(); break;</w:t>
+      </w:r>
+    </w:p>
+    <w:p>
+      <w:pPr>
+        <w:spacing w:after="0" w:line="240" w:lineRule="auto"/>
+        <w:rPr>
+          <w:rFonts w:ascii="Consolas" w:hAnsi="Consolas" w:cs="Times New Roman"/>
+          <w:sz w:val="18"/>
+          <w:szCs w:val="18"/>
+        </w:rPr>
+      </w:pPr>
+      <w:r>
+        <w:rPr>
+          <w:rFonts w:ascii="Consolas" w:hAnsi="Consolas" w:cs="Times New Roman"/>
+          <w:sz w:val="18"/>
+          <w:szCs w:val="18"/>
+        </w:rPr>
+        <w:t xml:space="preserve">            case 5: markAttendance(); break; </w:t>
+      </w:r>
+    </w:p>
+    <w:p>
+      <w:pPr>
+        <w:spacing w:after="0" w:line="240" w:lineRule="auto"/>
+        <w:rPr>
+          <w:rFonts w:ascii="Consolas" w:hAnsi="Consolas" w:cs="Times New Roman"/>
+          <w:sz w:val="18"/>
+          <w:szCs w:val="18"/>
+        </w:rPr>
+      </w:pPr>
+      <w:r>
+        <w:rPr>
+          <w:rFonts w:ascii="Consolas" w:hAnsi="Consolas" w:cs="Times New Roman"/>
+          <w:sz w:val="18"/>
+          <w:szCs w:val="18"/>
+        </w:rPr>
+        <w:t xml:space="preserve">            case 6: printf("\nExiting system...\n"); exit(0);</w:t>
+      </w:r>
+    </w:p>
+    <w:p>
+      <w:pPr>
+        <w:spacing w:after="0" w:line="240" w:lineRule="auto"/>
+        <w:rPr>
+          <w:rFonts w:ascii="Consolas" w:hAnsi="Consolas" w:cs="Times New Roman"/>
+          <w:sz w:val="18"/>
+          <w:szCs w:val="18"/>
+        </w:rPr>
+      </w:pPr>
+      <w:r>
+        <w:rPr>
+          <w:rFonts w:ascii="Consolas" w:hAnsi="Consolas" w:cs="Times New Roman"/>
+          <w:sz w:val="18"/>
+          <w:szCs w:val="18"/>
+        </w:rPr>
+        <w:t xml:space="preserve">            default: printf("\nInvalid option! Try again.");</w:t>
+      </w:r>
+    </w:p>
+    <w:p>
+      <w:pPr>
+        <w:spacing w:after="0" w:line="240" w:lineRule="auto"/>
+        <w:rPr>
+          <w:rFonts w:ascii="Consolas" w:hAnsi="Consolas" w:cs="Times New Roman"/>
+          <w:sz w:val="18"/>
+          <w:szCs w:val="18"/>
+        </w:rPr>
+      </w:pPr>
+      <w:r>
+        <w:rPr>
+          <w:rFonts w:ascii="Consolas" w:hAnsi="Consolas" w:cs="Times New Roman"/>
+          <w:sz w:val="18"/>
+          <w:szCs w:val="18"/>
+        </w:rPr>
+        <w:t xml:space="preserve">        }</w:t>
+      </w:r>
+    </w:p>
+    <w:p>
+      <w:pPr>
+        <w:spacing w:after="0" w:line="240" w:lineRule="auto"/>
+        <w:rPr>
+          <w:rFonts w:ascii="Consolas" w:hAnsi="Consolas" w:cs="Times New Roman"/>
+          <w:sz w:val="18"/>
+          <w:szCs w:val="18"/>
+        </w:rPr>
+      </w:pPr>
+      <w:r>
+        <w:rPr>
+          <w:rFonts w:ascii="Consolas" w:hAnsi="Consolas" w:cs="Times New Roman"/>
+          <w:sz w:val="18"/>
+          <w:szCs w:val="18"/>
+        </w:rPr>
+        <w:t xml:space="preserve">    }</w:t>
+      </w:r>
+    </w:p>
+    <w:p>
+      <w:pPr>
+        <w:spacing w:after="0" w:line="240" w:lineRule="auto"/>
+        <w:rPr>
+          <w:rFonts w:ascii="Consolas" w:hAnsi="Consolas" w:cs="Times New Roman"/>
+          <w:sz w:val="18"/>
+          <w:szCs w:val="18"/>
+        </w:rPr>
+      </w:pPr>
+      <w:r>
+        <w:rPr>
+          <w:rFonts w:ascii="Consolas" w:hAnsi="Consolas" w:cs="Times New Roman"/>
+          <w:sz w:val="18"/>
+          <w:szCs w:val="18"/>
+        </w:rPr>
+        <w:t xml:space="preserve">    return 0;</w:t>
+      </w:r>
+    </w:p>
+    <w:p>
+      <w:pPr>
+        <w:spacing w:after="0" w:line="240" w:lineRule="auto"/>
+        <w:rPr>
+          <w:rFonts w:ascii="Consolas" w:hAnsi="Consolas" w:cs="Times New Roman"/>
+          <w:sz w:val="18"/>
+          <w:szCs w:val="18"/>
+        </w:rPr>
+      </w:pPr>
+      <w:r>
+        <w:rPr>
+          <w:rFonts w:ascii="Consolas" w:hAnsi="Consolas" w:cs="Times New Roman"/>
+          <w:sz w:val="18"/>
+          <w:szCs w:val="18"/>
+        </w:rPr>
+        <w:t>}</w:t>
+      </w:r>
+    </w:p>
+    <w:p>
+      <w:pPr>
+        <w:spacing w:after="0" w:line="240" w:lineRule="auto"/>
+        <w:rPr>
+          <w:rFonts w:ascii="Consolas" w:hAnsi="Consolas" w:cs="Times New Roman"/>
+          <w:sz w:val="18"/>
+          <w:szCs w:val="18"/>
+        </w:rPr>
+      </w:pPr>
+    </w:p>
+    <w:p>
+      <w:pPr>
+        <w:spacing w:after="0" w:line="240" w:lineRule="auto"/>
+        <w:rPr>
+          <w:rFonts w:ascii="Consolas" w:hAnsi="Consolas" w:cs="Times New Roman"/>
+          <w:sz w:val="18"/>
+          <w:szCs w:val="18"/>
+        </w:rPr>
+      </w:pPr>
+      <w:r>
+        <w:rPr>
+          <w:rFonts w:ascii="Consolas" w:hAnsi="Consolas" w:cs="Times New Roman"/>
+          <w:sz w:val="18"/>
+          <w:szCs w:val="18"/>
+        </w:rPr>
+        <w:t>// 1. Adds a new student record to the file and checks for duplicates</w:t>
+      </w:r>
+    </w:p>
+    <w:p>
+      <w:pPr>
+        <w:spacing w:after="0" w:line="240" w:lineRule="auto"/>
+        <w:rPr>
+          <w:rFonts w:ascii="Consolas" w:hAnsi="Consolas" w:cs="Times New Roman"/>
+          <w:sz w:val="18"/>
+          <w:szCs w:val="18"/>
+        </w:rPr>
+      </w:pPr>
+      <w:r>
+        <w:rPr>
+          <w:rFonts w:ascii="Consolas" w:hAnsi="Consolas" w:cs="Times New Roman"/>
+          <w:sz w:val="18"/>
+          <w:szCs w:val="18"/>
+        </w:rPr>
+        <w:t>void addRecord() {</w:t>
+      </w:r>
+    </w:p>
+    <w:p>
+      <w:pPr>
+        <w:spacing w:after="0" w:line="240" w:lineRule="auto"/>
+        <w:rPr>
+          <w:rFonts w:ascii="Consolas" w:hAnsi="Consolas" w:cs="Times New Roman"/>
+          <w:sz w:val="18"/>
+          <w:szCs w:val="18"/>
+        </w:rPr>
+      </w:pPr>
+      <w:r>
+        <w:rPr>
+          <w:rFonts w:ascii="Consolas" w:hAnsi="Consolas" w:cs="Times New Roman"/>
+          <w:sz w:val="18"/>
+          <w:szCs w:val="18"/>
+        </w:rPr>
+        <w:t xml:space="preserve">    FILE *fp;</w:t>
+      </w:r>
+    </w:p>
+    <w:p>
+      <w:pPr>
+        <w:spacing w:after="0" w:line="240" w:lineRule="auto"/>
+        <w:rPr>
+          <w:rFonts w:ascii="Consolas" w:hAnsi="Consolas" w:cs="Times New Roman"/>
+          <w:sz w:val="18"/>
+          <w:szCs w:val="18"/>
+        </w:rPr>
+      </w:pPr>
+      <w:r>
+        <w:rPr>
+          <w:rFonts w:ascii="Consolas" w:hAnsi="Consolas" w:cs="Times New Roman"/>
+          <w:sz w:val="18"/>
+          <w:szCs w:val="18"/>
+        </w:rPr>
+        <w:t xml:space="preserve">    Student s, temp;</w:t>
+      </w:r>
+    </w:p>
+    <w:p>
+      <w:pPr>
+        <w:spacing w:after="0" w:line="240" w:lineRule="auto"/>
+        <w:rPr>
+          <w:rFonts w:ascii="Consolas" w:hAnsi="Consolas" w:cs="Times New Roman"/>
+          <w:sz w:val="18"/>
+          <w:szCs w:val="18"/>
+        </w:rPr>
+      </w:pPr>
+      <w:r>
+        <w:rPr>
+          <w:rFonts w:ascii="Consolas" w:hAnsi="Consolas" w:cs="Times New Roman"/>
+          <w:sz w:val="18"/>
+          <w:szCs w:val="18"/>
+        </w:rPr>
+        <w:t xml:space="preserve">    int rollExists = 0;</w:t>
+      </w:r>
+    </w:p>
+    <w:p>
+      <w:pPr>
+        <w:spacing w:after="0" w:line="240" w:lineRule="auto"/>
+        <w:rPr>
+          <w:rFonts w:ascii="Consolas" w:hAnsi="Consolas" w:cs="Times New Roman"/>
+          <w:sz w:val="18"/>
+          <w:szCs w:val="18"/>
+        </w:rPr>
+      </w:pPr>
+    </w:p>
+    <w:p>
+      <w:pPr>
+        <w:spacing w:after="0" w:line="240" w:lineRule="auto"/>
+        <w:rPr>
+          <w:rFonts w:ascii="Consolas" w:hAnsi="Consolas" w:cs="Times New Roman"/>
+          <w:sz w:val="18"/>
+          <w:szCs w:val="18"/>
+        </w:rPr>
+      </w:pPr>
+      <w:r>
+        <w:rPr>
+          <w:rFonts w:ascii="Consolas" w:hAnsi="Consolas" w:cs="Times New Roman"/>
+          <w:sz w:val="18"/>
+          <w:szCs w:val="18"/>
+        </w:rPr>
+        <w:t xml:space="preserve">    printf("\nEnter Roll Number: ");</w:t>
+      </w:r>
+    </w:p>
+    <w:p>
+      <w:pPr>
+        <w:spacing w:after="0" w:line="240" w:lineRule="auto"/>
+        <w:rPr>
+          <w:rFonts w:ascii="Consolas" w:hAnsi="Consolas" w:cs="Times New Roman"/>
+          <w:sz w:val="18"/>
+          <w:szCs w:val="18"/>
+        </w:rPr>
+      </w:pPr>
+      <w:r>
+        <w:rPr>
+          <w:rFonts w:ascii="Consolas" w:hAnsi="Consolas" w:cs="Times New Roman"/>
+          <w:sz w:val="18"/>
+          <w:szCs w:val="18"/>
+        </w:rPr>
+        <w:t xml:space="preserve">    scanf("%d", &amp;s.roll);</w:t>
+      </w:r>
+    </w:p>
+    <w:p>
+      <w:pPr>
+        <w:spacing w:after="0" w:line="240" w:lineRule="auto"/>
+        <w:rPr>
+          <w:rFonts w:ascii="Consolas" w:hAnsi="Consolas" w:cs="Times New Roman"/>
+          <w:sz w:val="18"/>
+          <w:szCs w:val="18"/>
+        </w:rPr>
+      </w:pPr>
+    </w:p>
+    <w:p>
+      <w:pPr>
+        <w:spacing w:after="0" w:line="240" w:lineRule="auto"/>
+        <w:rPr>
+          <w:rFonts w:ascii="Consolas" w:hAnsi="Consolas" w:cs="Times New Roman"/>
+          <w:sz w:val="18"/>
+          <w:szCs w:val="18"/>
+        </w:rPr>
+      </w:pPr>
+      <w:r>
+        <w:rPr>
+          <w:rFonts w:ascii="Consolas" w:hAnsi="Consolas" w:cs="Times New Roman"/>
+          <w:sz w:val="18"/>
+          <w:szCs w:val="18"/>
+        </w:rPr>
+        <w:t xml:space="preserve">    // Read file to check if roll number is already taken</w:t>
+      </w:r>
+    </w:p>
+    <w:p>
+      <w:pPr>
+        <w:spacing w:after="0" w:line="240" w:lineRule="auto"/>
+        <w:rPr>
+          <w:rFonts w:ascii="Consolas" w:hAnsi="Consolas" w:cs="Times New Roman"/>
+          <w:sz w:val="18"/>
+          <w:szCs w:val="18"/>
+        </w:rPr>
+      </w:pPr>
+      <w:r>
+        <w:rPr>
+          <w:rFonts w:ascii="Consolas" w:hAnsi="Consolas" w:cs="Times New Roman"/>
+          <w:sz w:val="18"/>
+          <w:szCs w:val="18"/>
+        </w:rPr>
+        <w:t xml:space="preserve">    fp = fopen("students.txt", "r");</w:t>
+      </w:r>
+    </w:p>
+    <w:p>
+      <w:pPr>
+        <w:spacing w:after="0" w:line="240" w:lineRule="auto"/>
+        <w:rPr>
+          <w:rFonts w:ascii="Consolas" w:hAnsi="Consolas" w:cs="Times New Roman"/>
+          <w:sz w:val="18"/>
+          <w:szCs w:val="18"/>
+        </w:rPr>
+      </w:pPr>
+      <w:r>
+        <w:rPr>
+          <w:rFonts w:ascii="Consolas" w:hAnsi="Consolas" w:cs="Times New Roman"/>
+          <w:sz w:val="18"/>
+          <w:szCs w:val="18"/>
+        </w:rPr>
+        <w:t xml:space="preserve">    if (fp != NULL) {</w:t>
+      </w:r>
+    </w:p>
+    <w:p>
+      <w:pPr>
+        <w:spacing w:after="0" w:line="240" w:lineRule="auto"/>
+        <w:rPr>
+          <w:rFonts w:ascii="Consolas" w:hAnsi="Consolas" w:cs="Times New Roman"/>
+          <w:sz w:val="18"/>
+          <w:szCs w:val="18"/>
+        </w:rPr>
+      </w:pPr>
+      <w:r>
+        <w:rPr>
+          <w:rFonts w:ascii="Consolas" w:hAnsi="Consolas" w:cs="Times New Roman"/>
+          <w:sz w:val="18"/>
+          <w:szCs w:val="18"/>
+        </w:rPr>
+        <w:lastRenderedPageBreak/>
+        <w:t xml:space="preserve">        while (fscanf(fp, "%d\t%[^\t]\t%f\t%d\t%d\n", &amp;temp.roll, temp.name, &amp;temp.marks, &amp;temp.attended_days, &amp;temp.total_days) != EOF) {</w:t>
+      </w:r>
+    </w:p>
+    <w:p>
+      <w:pPr>
+        <w:spacing w:after="0" w:line="240" w:lineRule="auto"/>
+        <w:rPr>
+          <w:rFonts w:ascii="Consolas" w:hAnsi="Consolas" w:cs="Times New Roman"/>
+          <w:sz w:val="18"/>
+          <w:szCs w:val="18"/>
+        </w:rPr>
+      </w:pPr>
+      <w:r>
+        <w:rPr>
+          <w:rFonts w:ascii="Consolas" w:hAnsi="Consolas" w:cs="Times New Roman"/>
+          <w:sz w:val="18"/>
+          <w:szCs w:val="18"/>
+        </w:rPr>
+        <w:t xml:space="preserve">            if (temp.roll == s.roll) {</w:t>
+      </w:r>
+    </w:p>
+    <w:p>
+      <w:pPr>
+        <w:spacing w:after="0" w:line="240" w:lineRule="auto"/>
+        <w:rPr>
+          <w:rFonts w:ascii="Consolas" w:hAnsi="Consolas" w:cs="Times New Roman"/>
+          <w:sz w:val="18"/>
+          <w:szCs w:val="18"/>
+        </w:rPr>
+      </w:pPr>
+      <w:r>
+        <w:rPr>
+          <w:rFonts w:ascii="Consolas" w:hAnsi="Consolas" w:cs="Times New Roman"/>
+          <w:sz w:val="18"/>
+          <w:szCs w:val="18"/>
+        </w:rPr>
+        <w:t xml:space="preserve">                rollExists = 1; </w:t>
+      </w:r>
+    </w:p>
+    <w:p>
+      <w:pPr>
+        <w:spacing w:after="0" w:line="240" w:lineRule="auto"/>
+        <w:rPr>
+          <w:rFonts w:ascii="Consolas" w:hAnsi="Consolas" w:cs="Times New Roman"/>
+          <w:sz w:val="18"/>
+          <w:szCs w:val="18"/>
+        </w:rPr>
+      </w:pPr>
+      <w:r>
+        <w:rPr>
+          <w:rFonts w:ascii="Consolas" w:hAnsi="Consolas" w:cs="Times New Roman"/>
+          <w:sz w:val="18"/>
+          <w:szCs w:val="18"/>
+        </w:rPr>
+        <w:t xml:space="preserve">                break;</w:t>
+      </w:r>
+    </w:p>
+    <w:p>
+      <w:pPr>
+        <w:spacing w:after="0" w:line="240" w:lineRule="auto"/>
+        <w:rPr>
+          <w:rFonts w:ascii="Consolas" w:hAnsi="Consolas" w:cs="Times New Roman"/>
+          <w:sz w:val="18"/>
+          <w:szCs w:val="18"/>
+        </w:rPr>
+      </w:pPr>
+      <w:r>
+        <w:rPr>
+          <w:rFonts w:ascii="Consolas" w:hAnsi="Consolas" w:cs="Times New Roman"/>
+          <w:sz w:val="18"/>
+          <w:szCs w:val="18"/>
+        </w:rPr>
+        <w:t xml:space="preserve">            }</w:t>
+      </w:r>
+    </w:p>
+    <w:p>
+      <w:pPr>
+        <w:spacing w:after="0" w:line="240" w:lineRule="auto"/>
+        <w:rPr>
+          <w:rFonts w:ascii="Consolas" w:hAnsi="Consolas" w:cs="Times New Roman"/>
+          <w:sz w:val="18"/>
+          <w:szCs w:val="18"/>
+        </w:rPr>
+      </w:pPr>
+      <w:r>
+        <w:rPr>
+          <w:rFonts w:ascii="Consolas" w:hAnsi="Consolas" w:cs="Times New Roman"/>
+          <w:sz w:val="18"/>
+          <w:szCs w:val="18"/>
+        </w:rPr>
+        <w:t xml:space="preserve">        }</w:t>
+      </w:r>
+    </w:p>
+    <w:p>
+      <w:pPr>
+        <w:spacing w:after="0" w:line="240" w:lineRule="auto"/>
+        <w:rPr>
+          <w:rFonts w:ascii="Consolas" w:hAnsi="Consolas" w:cs="Times New Roman"/>
+          <w:sz w:val="18"/>
+          <w:szCs w:val="18"/>
+        </w:rPr>
+      </w:pPr>
+      <w:r>
+        <w:rPr>
+          <w:rFonts w:ascii="Consolas" w:hAnsi="Consolas" w:cs="Times New Roman"/>
+          <w:sz w:val="18"/>
+          <w:szCs w:val="18"/>
+        </w:rPr>
+        <w:t xml:space="preserve">        fclose(fp);</w:t>
+      </w:r>
+    </w:p>
+    <w:p>
+      <w:pPr>
+        <w:spacing w:after="0" w:line="240" w:lineRule="auto"/>
+        <w:rPr>
+          <w:rFonts w:ascii="Consolas" w:hAnsi="Consolas" w:cs="Times New Roman"/>
+          <w:sz w:val="18"/>
+          <w:szCs w:val="18"/>
+        </w:rPr>
+      </w:pPr>
+      <w:r>
+        <w:rPr>
+          <w:rFonts w:ascii="Consolas" w:hAnsi="Consolas" w:cs="Times New Roman"/>
+          <w:sz w:val="18"/>
+          <w:szCs w:val="18"/>
+        </w:rPr>
+        <w:t xml:space="preserve">    }</w:t>
+      </w:r>
+    </w:p>
+    <w:p>
+      <w:pPr>
+        <w:spacing w:after="0" w:line="240" w:lineRule="auto"/>
+        <w:rPr>
+          <w:rFonts w:ascii="Consolas" w:hAnsi="Consolas" w:cs="Times New Roman"/>
+          <w:sz w:val="18"/>
+          <w:szCs w:val="18"/>
+        </w:rPr>
+      </w:pPr>
+    </w:p>
+    <w:p>
+      <w:pPr>
+        <w:spacing w:after="0" w:line="240" w:lineRule="auto"/>
+        <w:rPr>
+          <w:rFonts w:ascii="Consolas" w:hAnsi="Consolas" w:cs="Times New Roman"/>
+          <w:sz w:val="18"/>
+          <w:szCs w:val="18"/>
+        </w:rPr>
+      </w:pPr>
+      <w:r>
+        <w:rPr>
+          <w:rFonts w:ascii="Consolas" w:hAnsi="Consolas" w:cs="Times New Roman"/>
+          <w:sz w:val="18"/>
+          <w:szCs w:val="18"/>
+        </w:rPr>
+        <w:t xml:space="preserve">    // Stop execution if roll number is a duplicate</w:t>
+      </w:r>
+    </w:p>
+    <w:p>
+      <w:pPr>
+        <w:spacing w:after="0" w:line="240" w:lineRule="auto"/>
+        <w:rPr>
+          <w:rFonts w:ascii="Consolas" w:hAnsi="Consolas" w:cs="Times New Roman"/>
+          <w:sz w:val="18"/>
+          <w:szCs w:val="18"/>
+        </w:rPr>
+      </w:pPr>
+      <w:r>
+        <w:rPr>
+          <w:rFonts w:ascii="Consolas" w:hAnsi="Consolas" w:cs="Times New Roman"/>
+          <w:sz w:val="18"/>
+          <w:szCs w:val="18"/>
+        </w:rPr>
+        <w:t xml:space="preserve">    if (rollExists == 1) {</w:t>
+      </w:r>
+    </w:p>
+    <w:p>
+      <w:pPr>
+        <w:spacing w:after="0" w:line="240" w:lineRule="auto"/>
+        <w:rPr>
+          <w:rFonts w:ascii="Consolas" w:hAnsi="Consolas" w:cs="Times New Roman"/>
+          <w:sz w:val="18"/>
+          <w:szCs w:val="18"/>
+        </w:rPr>
+      </w:pPr>
+      <w:r>
+        <w:rPr>
+          <w:rFonts w:ascii="Consolas" w:hAnsi="Consolas" w:cs="Times New Roman"/>
+          <w:sz w:val="18"/>
+          <w:szCs w:val="18"/>
+        </w:rPr>
+        <w:t xml:space="preserve">        printf("Error: Roll Number %d already exists! Entry blocked.\n", s.roll);</w:t>
+      </w:r>
+    </w:p>
+    <w:p>
+      <w:pPr>
+        <w:spacing w:after="0" w:line="240" w:lineRule="auto"/>
+        <w:rPr>
+          <w:rFonts w:ascii="Consolas" w:hAnsi="Consolas" w:cs="Times New Roman"/>
+          <w:sz w:val="18"/>
+          <w:szCs w:val="18"/>
+        </w:rPr>
+      </w:pPr>
+      <w:r>
+        <w:rPr>
+          <w:rFonts w:ascii="Consolas" w:hAnsi="Consolas" w:cs="Times New Roman"/>
+          <w:sz w:val="18"/>
+          <w:szCs w:val="18"/>
+        </w:rPr>
+        <w:t xml:space="preserve">        return;</w:t>
+      </w:r>
+    </w:p>
+    <w:p>
+      <w:pPr>
+        <w:spacing w:after="0" w:line="240" w:lineRule="auto"/>
+        <w:rPr>
+          <w:rFonts w:ascii="Consolas" w:hAnsi="Consolas" w:cs="Times New Roman"/>
+          <w:sz w:val="18"/>
+          <w:szCs w:val="18"/>
+        </w:rPr>
+      </w:pPr>
+      <w:r>
+        <w:rPr>
+          <w:rFonts w:ascii="Consolas" w:hAnsi="Consolas" w:cs="Times New Roman"/>
+          <w:sz w:val="18"/>
+          <w:szCs w:val="18"/>
+        </w:rPr>
+        <w:t xml:space="preserve">    }</w:t>
+      </w:r>
+    </w:p>
+    <w:p>
+      <w:pPr>
+        <w:spacing w:after="0" w:line="240" w:lineRule="auto"/>
+        <w:rPr>
+          <w:rFonts w:ascii="Consolas" w:hAnsi="Consolas" w:cs="Times New Roman"/>
+          <w:sz w:val="18"/>
+          <w:szCs w:val="18"/>
+        </w:rPr>
+      </w:pPr>
+    </w:p>
+    <w:p>
+      <w:pPr>
+        <w:spacing w:after="0" w:line="240" w:lineRule="auto"/>
+        <w:rPr>
+          <w:rFonts w:ascii="Consolas" w:hAnsi="Consolas" w:cs="Times New Roman"/>
+          <w:sz w:val="18"/>
+          <w:szCs w:val="18"/>
+        </w:rPr>
+      </w:pPr>
+      <w:r>
+        <w:rPr>
+          <w:rFonts w:ascii="Consolas" w:hAnsi="Consolas" w:cs="Times New Roman"/>
+          <w:sz w:val="18"/>
+          <w:szCs w:val="18"/>
+        </w:rPr>
+        <w:t xml:space="preserve">    // Open file in Append ("a") mode to save new entry safely</w:t>
+      </w:r>
+    </w:p>
+    <w:p>
+      <w:pPr>
+        <w:spacing w:after="0" w:line="240" w:lineRule="auto"/>
+        <w:rPr>
+          <w:rFonts w:ascii="Consolas" w:hAnsi="Consolas" w:cs="Times New Roman"/>
+          <w:sz w:val="18"/>
+          <w:szCs w:val="18"/>
+        </w:rPr>
+      </w:pPr>
+      <w:r>
+        <w:rPr>
+          <w:rFonts w:ascii="Consolas" w:hAnsi="Consolas" w:cs="Times New Roman"/>
+          <w:sz w:val="18"/>
+          <w:szCs w:val="18"/>
+        </w:rPr>
+        <w:t xml:space="preserve">    fp = fopen("students.txt", "a");  </w:t>
+      </w:r>
+    </w:p>
+    <w:p>
+      <w:pPr>
+        <w:spacing w:after="0" w:line="240" w:lineRule="auto"/>
+        <w:rPr>
+          <w:rFonts w:ascii="Consolas" w:hAnsi="Consolas" w:cs="Times New Roman"/>
+          <w:sz w:val="18"/>
+          <w:szCs w:val="18"/>
+        </w:rPr>
+      </w:pPr>
+      <w:r>
+        <w:rPr>
+          <w:rFonts w:ascii="Consolas" w:hAnsi="Consolas" w:cs="Times New Roman"/>
+          <w:sz w:val="18"/>
+          <w:szCs w:val="18"/>
+        </w:rPr>
+        <w:t xml:space="preserve">    if (fp == NULL) {       </w:t>
+      </w:r>
+    </w:p>
+    <w:p>
+      <w:pPr>
+        <w:spacing w:after="0" w:line="240" w:lineRule="auto"/>
+        <w:rPr>
+          <w:rFonts w:ascii="Consolas" w:hAnsi="Consolas" w:cs="Times New Roman"/>
+          <w:sz w:val="18"/>
+          <w:szCs w:val="18"/>
+        </w:rPr>
+      </w:pPr>
+      <w:r>
+        <w:rPr>
+          <w:rFonts w:ascii="Consolas" w:hAnsi="Consolas" w:cs="Times New Roman"/>
+          <w:sz w:val="18"/>
+          <w:szCs w:val="18"/>
+        </w:rPr>
+        <w:t xml:space="preserve">        printf("Error: Could not open file.");</w:t>
+      </w:r>
+    </w:p>
+    <w:p>
+      <w:pPr>
+        <w:spacing w:after="0" w:line="240" w:lineRule="auto"/>
+        <w:rPr>
+          <w:rFonts w:ascii="Consolas" w:hAnsi="Consolas" w:cs="Times New Roman"/>
+          <w:sz w:val="18"/>
+          <w:szCs w:val="18"/>
+        </w:rPr>
+      </w:pPr>
+      <w:r>
+        <w:rPr>
+          <w:rFonts w:ascii="Consolas" w:hAnsi="Consolas" w:cs="Times New Roman"/>
+          <w:sz w:val="18"/>
+          <w:szCs w:val="18"/>
+        </w:rPr>
+        <w:t xml:space="preserve">        return;</w:t>
+      </w:r>
+    </w:p>
+    <w:p>
+      <w:pPr>
+        <w:spacing w:after="0" w:line="240" w:lineRule="auto"/>
+        <w:rPr>
+          <w:rFonts w:ascii="Consolas" w:hAnsi="Consolas" w:cs="Times New Roman"/>
+          <w:sz w:val="18"/>
+          <w:szCs w:val="18"/>
+        </w:rPr>
+      </w:pPr>
+      <w:r>
+        <w:rPr>
+          <w:rFonts w:ascii="Consolas" w:hAnsi="Consolas" w:cs="Times New Roman"/>
+          <w:sz w:val="18"/>
+          <w:szCs w:val="18"/>
+        </w:rPr>
+        <w:t xml:space="preserve">    }</w:t>
+      </w:r>
+    </w:p>
+    <w:p>
+      <w:pPr>
+        <w:spacing w:after="0" w:line="240" w:lineRule="auto"/>
+        <w:rPr>
+          <w:rFonts w:ascii="Consolas" w:hAnsi="Consolas" w:cs="Times New Roman"/>
+          <w:sz w:val="18"/>
+          <w:szCs w:val="18"/>
+        </w:rPr>
+      </w:pPr>
+    </w:p>
+    <w:p>
+      <w:pPr>
+        <w:spacing w:after="0" w:line="240" w:lineRule="auto"/>
+        <w:rPr>
+          <w:rFonts w:ascii="Consolas" w:hAnsi="Consolas" w:cs="Times New Roman"/>
+          <w:sz w:val="18"/>
+          <w:szCs w:val="18"/>
+        </w:rPr>
+      </w:pPr>
+      <w:r>
+        <w:rPr>
+          <w:rFonts w:ascii="Consolas" w:hAnsi="Consolas" w:cs="Times New Roman"/>
+          <w:sz w:val="18"/>
+          <w:szCs w:val="18"/>
+        </w:rPr>
+        <w:t xml:space="preserve">    printf("Enter Full Name: ");</w:t>
+      </w:r>
+    </w:p>
+    <w:p>
+      <w:pPr>
+        <w:spacing w:after="0" w:line="240" w:lineRule="auto"/>
+        <w:rPr>
+          <w:rFonts w:ascii="Consolas" w:hAnsi="Consolas" w:cs="Times New Roman"/>
+          <w:sz w:val="18"/>
+          <w:szCs w:val="18"/>
+        </w:rPr>
+      </w:pPr>
+      <w:r>
+        <w:rPr>
+          <w:rFonts w:ascii="Consolas" w:hAnsi="Consolas" w:cs="Times New Roman"/>
+          <w:sz w:val="18"/>
+          <w:szCs w:val="18"/>
+        </w:rPr>
+        <w:t xml:space="preserve">    scanf(" %[^\n]s", s.name);  </w:t>
+      </w:r>
+    </w:p>
+    <w:p>
+      <w:pPr>
+        <w:spacing w:after="0" w:line="240" w:lineRule="auto"/>
+        <w:rPr>
+          <w:rFonts w:ascii="Consolas" w:hAnsi="Consolas" w:cs="Times New Roman"/>
+          <w:sz w:val="18"/>
+          <w:szCs w:val="18"/>
+        </w:rPr>
+      </w:pPr>
+      <w:r>
+        <w:rPr>
+          <w:rFonts w:ascii="Consolas" w:hAnsi="Consolas" w:cs="Times New Roman"/>
+          <w:sz w:val="18"/>
+          <w:szCs w:val="18"/>
+        </w:rPr>
+        <w:t xml:space="preserve">    </w:t>
+      </w:r>
+    </w:p>
+    <w:p>
+      <w:pPr>
+        <w:spacing w:after="0" w:line="240" w:lineRule="auto"/>
+        <w:rPr>
+          <w:rFonts w:ascii="Consolas" w:hAnsi="Consolas" w:cs="Times New Roman"/>
+          <w:sz w:val="18"/>
+          <w:szCs w:val="18"/>
+        </w:rPr>
+      </w:pPr>
+      <w:r>
+        <w:rPr>
+          <w:rFonts w:ascii="Consolas" w:hAnsi="Consolas" w:cs="Times New Roman"/>
+          <w:sz w:val="18"/>
+          <w:szCs w:val="18"/>
+        </w:rPr>
+        <w:t xml:space="preserve">    printf("Enter Marks: ");</w:t>
+      </w:r>
+    </w:p>
+    <w:p>
+      <w:pPr>
+        <w:spacing w:after="0" w:line="240" w:lineRule="auto"/>
+        <w:rPr>
+          <w:rFonts w:ascii="Consolas" w:hAnsi="Consolas" w:cs="Times New Roman"/>
+          <w:sz w:val="18"/>
+          <w:szCs w:val="18"/>
+        </w:rPr>
+      </w:pPr>
+      <w:r>
+        <w:rPr>
+          <w:rFonts w:ascii="Consolas" w:hAnsi="Consolas" w:cs="Times New Roman"/>
+          <w:sz w:val="18"/>
+          <w:szCs w:val="18"/>
+        </w:rPr>
+        <w:t xml:space="preserve">    scanf("%f", &amp;s.marks);</w:t>
+      </w:r>
+    </w:p>
+    <w:p>
+      <w:pPr>
+        <w:spacing w:after="0" w:line="240" w:lineRule="auto"/>
+        <w:rPr>
+          <w:rFonts w:ascii="Consolas" w:hAnsi="Consolas" w:cs="Times New Roman"/>
+          <w:sz w:val="18"/>
+          <w:szCs w:val="18"/>
+        </w:rPr>
+      </w:pPr>
+    </w:p>
+    <w:p>
+      <w:pPr>
+        <w:spacing w:after="0" w:line="240" w:lineRule="auto"/>
+        <w:rPr>
+          <w:rFonts w:ascii="Consolas" w:hAnsi="Consolas" w:cs="Times New Roman"/>
+          <w:sz w:val="18"/>
+          <w:szCs w:val="18"/>
+        </w:rPr>
+      </w:pPr>
+      <w:r>
+        <w:rPr>
+          <w:rFonts w:ascii="Consolas" w:hAnsi="Consolas" w:cs="Times New Roman"/>
+          <w:sz w:val="18"/>
+          <w:szCs w:val="18"/>
+        </w:rPr>
+        <w:t xml:space="preserve">    // Start attendance counters at zero for new entries</w:t>
+      </w:r>
+    </w:p>
+    <w:p>
+      <w:pPr>
+        <w:spacing w:after="0" w:line="240" w:lineRule="auto"/>
+        <w:rPr>
+          <w:rFonts w:ascii="Consolas" w:hAnsi="Consolas" w:cs="Times New Roman"/>
+          <w:sz w:val="18"/>
+          <w:szCs w:val="18"/>
+        </w:rPr>
+      </w:pPr>
+      <w:r>
+        <w:rPr>
+          <w:rFonts w:ascii="Consolas" w:hAnsi="Consolas" w:cs="Times New Roman"/>
+          <w:sz w:val="18"/>
+          <w:szCs w:val="18"/>
+        </w:rPr>
+        <w:t xml:space="preserve">    s.attended_days = 0;</w:t>
+      </w:r>
+    </w:p>
+    <w:p>
+      <w:pPr>
+        <w:spacing w:after="0" w:line="240" w:lineRule="auto"/>
+        <w:rPr>
+          <w:rFonts w:ascii="Consolas" w:hAnsi="Consolas" w:cs="Times New Roman"/>
+          <w:sz w:val="18"/>
+          <w:szCs w:val="18"/>
+        </w:rPr>
+      </w:pPr>
+      <w:r>
+        <w:rPr>
+          <w:rFonts w:ascii="Consolas" w:hAnsi="Consolas" w:cs="Times New Roman"/>
+          <w:sz w:val="18"/>
+          <w:szCs w:val="18"/>
+        </w:rPr>
+        <w:t xml:space="preserve">    s.total_days = 0;</w:t>
+      </w:r>
+    </w:p>
+    <w:p>
+      <w:pPr>
+        <w:spacing w:after="0" w:line="240" w:lineRule="auto"/>
+        <w:rPr>
+          <w:rFonts w:ascii="Consolas" w:hAnsi="Consolas" w:cs="Times New Roman"/>
+          <w:sz w:val="18"/>
+          <w:szCs w:val="18"/>
+        </w:rPr>
+      </w:pPr>
+    </w:p>
+    <w:p>
+      <w:pPr>
+        <w:spacing w:after="0" w:line="240" w:lineRule="auto"/>
+        <w:rPr>
+          <w:rFonts w:ascii="Consolas" w:hAnsi="Consolas" w:cs="Times New Roman"/>
+          <w:sz w:val="18"/>
+          <w:szCs w:val="18"/>
+        </w:rPr>
+      </w:pPr>
+      <w:r>
+        <w:rPr>
+          <w:rFonts w:ascii="Consolas" w:hAnsi="Consolas" w:cs="Times New Roman"/>
+          <w:sz w:val="18"/>
+          <w:szCs w:val="18"/>
+        </w:rPr>
+        <w:t xml:space="preserve">    // Save fields separated by tabs</w:t>
+      </w:r>
+    </w:p>
+    <w:p>
+      <w:pPr>
+        <w:spacing w:after="0" w:line="240" w:lineRule="auto"/>
+        <w:rPr>
+          <w:rFonts w:ascii="Consolas" w:hAnsi="Consolas" w:cs="Times New Roman"/>
+          <w:sz w:val="18"/>
+          <w:szCs w:val="18"/>
+        </w:rPr>
+      </w:pPr>
+      <w:r>
+        <w:rPr>
+          <w:rFonts w:ascii="Consolas" w:hAnsi="Consolas" w:cs="Times New Roman"/>
+          <w:sz w:val="18"/>
+          <w:szCs w:val="18"/>
+        </w:rPr>
+        <w:t xml:space="preserve">    fprintf(fp, "%d\t%s\t%.2f\t%d\t%d\n", s.roll, s.name, s.marks, s.attended_days, s.total_days);</w:t>
+      </w:r>
+    </w:p>
+    <w:p>
+      <w:pPr>
+        <w:spacing w:after="0" w:line="240" w:lineRule="auto"/>
+        <w:rPr>
+          <w:rFonts w:ascii="Consolas" w:hAnsi="Consolas" w:cs="Times New Roman"/>
+          <w:sz w:val="18"/>
+          <w:szCs w:val="18"/>
+        </w:rPr>
+      </w:pPr>
+      <w:r>
+        <w:rPr>
+          <w:rFonts w:ascii="Consolas" w:hAnsi="Consolas" w:cs="Times New Roman"/>
+          <w:sz w:val="18"/>
+          <w:szCs w:val="18"/>
+        </w:rPr>
+        <w:t xml:space="preserve">    fclose(fp);</w:t>
+      </w:r>
+    </w:p>
+    <w:p>
+      <w:pPr>
+        <w:spacing w:after="0" w:line="240" w:lineRule="auto"/>
+        <w:rPr>
+          <w:rFonts w:ascii="Consolas" w:hAnsi="Consolas" w:cs="Times New Roman"/>
+          <w:sz w:val="18"/>
+          <w:szCs w:val="18"/>
+        </w:rPr>
+      </w:pPr>
+    </w:p>
+    <w:p>
+      <w:pPr>
+        <w:spacing w:after="0" w:line="240" w:lineRule="auto"/>
+        <w:rPr>
+          <w:rFonts w:ascii="Consolas" w:hAnsi="Consolas" w:cs="Times New Roman"/>
+          <w:sz w:val="18"/>
+          <w:szCs w:val="18"/>
+        </w:rPr>
+      </w:pPr>
+      <w:r>
+        <w:rPr>
+          <w:rFonts w:ascii="Consolas" w:hAnsi="Consolas" w:cs="Times New Roman"/>
+          <w:sz w:val="18"/>
+          <w:szCs w:val="18"/>
+        </w:rPr>
+        <w:t xml:space="preserve">    printf("Record saved successfully!\n");</w:t>
+      </w:r>
+    </w:p>
+    <w:p>
+      <w:pPr>
+        <w:spacing w:after="0" w:line="240" w:lineRule="auto"/>
+        <w:rPr>
+          <w:rFonts w:ascii="Consolas" w:hAnsi="Consolas" w:cs="Times New Roman"/>
+          <w:sz w:val="18"/>
+          <w:szCs w:val="18"/>
+        </w:rPr>
+      </w:pPr>
+      <w:r>
+        <w:rPr>
+          <w:rFonts w:ascii="Consolas" w:hAnsi="Consolas" w:cs="Times New Roman"/>
+          <w:sz w:val="18"/>
+          <w:szCs w:val="18"/>
+        </w:rPr>
+        <w:t>}</w:t>
+      </w:r>
+    </w:p>
+    <w:p>
+      <w:pPr>
+        <w:spacing w:after="0" w:line="240" w:lineRule="auto"/>
+        <w:rPr>
+          <w:rFonts w:ascii="Consolas" w:hAnsi="Consolas" w:cs="Times New Roman"/>
+          <w:sz w:val="18"/>
+          <w:szCs w:val="18"/>
+        </w:rPr>
+      </w:pPr>
+    </w:p>
+    <w:p>
+      <w:pPr>
+        <w:spacing w:after="0" w:line="240" w:lineRule="auto"/>
+        <w:rPr>
+          <w:rFonts w:ascii="Consolas" w:hAnsi="Consolas" w:cs="Times New Roman"/>
+          <w:sz w:val="18"/>
+          <w:szCs w:val="18"/>
+        </w:rPr>
+      </w:pPr>
+      <w:r>
+        <w:rPr>
+          <w:rFonts w:ascii="Consolas" w:hAnsi="Consolas" w:cs="Times New Roman"/>
+          <w:sz w:val="18"/>
+          <w:szCs w:val="18"/>
+        </w:rPr>
+        <w:t>// 2. Prints formatted table list of all students from the file</w:t>
+      </w:r>
+    </w:p>
+    <w:p>
+      <w:pPr>
+        <w:spacing w:after="0" w:line="240" w:lineRule="auto"/>
+        <w:rPr>
+          <w:rFonts w:ascii="Consolas" w:hAnsi="Consolas" w:cs="Times New Roman"/>
+          <w:sz w:val="18"/>
+          <w:szCs w:val="18"/>
+        </w:rPr>
+      </w:pPr>
+      <w:r>
+        <w:rPr>
+          <w:rFonts w:ascii="Consolas" w:hAnsi="Consolas" w:cs="Times New Roman"/>
+          <w:sz w:val="18"/>
+          <w:szCs w:val="18"/>
+        </w:rPr>
+        <w:t>void displayRecords() {</w:t>
+      </w:r>
+    </w:p>
+    <w:p>
+      <w:pPr>
+        <w:spacing w:after="0" w:line="240" w:lineRule="auto"/>
+        <w:rPr>
+          <w:rFonts w:ascii="Consolas" w:hAnsi="Consolas" w:cs="Times New Roman"/>
+          <w:sz w:val="18"/>
+          <w:szCs w:val="18"/>
+        </w:rPr>
+      </w:pPr>
+      <w:r>
+        <w:rPr>
+          <w:rFonts w:ascii="Consolas" w:hAnsi="Consolas" w:cs="Times New Roman"/>
+          <w:sz w:val="18"/>
+          <w:szCs w:val="18"/>
+        </w:rPr>
+        <w:t xml:space="preserve">    FILE *fp = fopen("students.txt", "r");</w:t>
+      </w:r>
+    </w:p>
+    <w:p>
+      <w:pPr>
+        <w:spacing w:after="0" w:line="240" w:lineRule="auto"/>
+        <w:rPr>
+          <w:rFonts w:ascii="Consolas" w:hAnsi="Consolas" w:cs="Times New Roman"/>
+          <w:sz w:val="18"/>
+          <w:szCs w:val="18"/>
+        </w:rPr>
+      </w:pPr>
+      <w:r>
+        <w:rPr>
+          <w:rFonts w:ascii="Consolas" w:hAnsi="Consolas" w:cs="Times New Roman"/>
+          <w:sz w:val="18"/>
+          <w:szCs w:val="18"/>
+        </w:rPr>
+        <w:t xml:space="preserve">    Student s;</w:t>
+      </w:r>
+    </w:p>
+    <w:p>
+      <w:pPr>
+        <w:spacing w:after="0" w:line="240" w:lineRule="auto"/>
+        <w:rPr>
+          <w:rFonts w:ascii="Consolas" w:hAnsi="Consolas" w:cs="Times New Roman"/>
+          <w:sz w:val="18"/>
+          <w:szCs w:val="18"/>
+        </w:rPr>
+      </w:pPr>
+      <w:r>
+        <w:rPr>
+          <w:rFonts w:ascii="Consolas" w:hAnsi="Consolas" w:cs="Times New Roman"/>
+          <w:sz w:val="18"/>
+          <w:szCs w:val="18"/>
+        </w:rPr>
+        <w:t xml:space="preserve">    float attendance_percentage = 0.0;</w:t>
+      </w:r>
+    </w:p>
+    <w:p>
+      <w:pPr>
+        <w:spacing w:after="0" w:line="240" w:lineRule="auto"/>
+        <w:rPr>
+          <w:rFonts w:ascii="Consolas" w:hAnsi="Consolas" w:cs="Times New Roman"/>
+          <w:sz w:val="18"/>
+          <w:szCs w:val="18"/>
+        </w:rPr>
+      </w:pPr>
+    </w:p>
+    <w:p>
+      <w:pPr>
+        <w:spacing w:after="0" w:line="240" w:lineRule="auto"/>
+        <w:rPr>
+          <w:rFonts w:ascii="Consolas" w:hAnsi="Consolas" w:cs="Times New Roman"/>
+          <w:sz w:val="18"/>
+          <w:szCs w:val="18"/>
+        </w:rPr>
+      </w:pPr>
+      <w:r>
+        <w:rPr>
+          <w:rFonts w:ascii="Consolas" w:hAnsi="Consolas" w:cs="Times New Roman"/>
+          <w:sz w:val="18"/>
+          <w:szCs w:val="18"/>
+        </w:rPr>
+        <w:t xml:space="preserve">    if (fp == NULL) {</w:t>
+      </w:r>
+    </w:p>
+    <w:p>
+      <w:pPr>
+        <w:spacing w:after="0" w:line="240" w:lineRule="auto"/>
+        <w:rPr>
+          <w:rFonts w:ascii="Consolas" w:hAnsi="Consolas" w:cs="Times New Roman"/>
+          <w:sz w:val="18"/>
+          <w:szCs w:val="18"/>
+        </w:rPr>
+      </w:pPr>
+      <w:r>
+        <w:rPr>
+          <w:rFonts w:ascii="Consolas" w:hAnsi="Consolas" w:cs="Times New Roman"/>
+          <w:sz w:val="18"/>
+          <w:szCs w:val="18"/>
+        </w:rPr>
+        <w:t xml:space="preserve">        printf("\nNo records found. Add a student first!");</w:t>
+      </w:r>
+    </w:p>
+    <w:p>
+      <w:pPr>
+        <w:spacing w:after="0" w:line="240" w:lineRule="auto"/>
+        <w:rPr>
+          <w:rFonts w:ascii="Consolas" w:hAnsi="Consolas" w:cs="Times New Roman"/>
+          <w:sz w:val="18"/>
+          <w:szCs w:val="18"/>
+        </w:rPr>
+      </w:pPr>
+      <w:r>
+        <w:rPr>
+          <w:rFonts w:ascii="Consolas" w:hAnsi="Consolas" w:cs="Times New Roman"/>
+          <w:sz w:val="18"/>
+          <w:szCs w:val="18"/>
+        </w:rPr>
+        <w:t xml:space="preserve">        return;</w:t>
+      </w:r>
+    </w:p>
+    <w:p>
+      <w:pPr>
+        <w:spacing w:after="0" w:line="240" w:lineRule="auto"/>
+        <w:rPr>
+          <w:rFonts w:ascii="Consolas" w:hAnsi="Consolas" w:cs="Times New Roman"/>
+          <w:sz w:val="18"/>
+          <w:szCs w:val="18"/>
+        </w:rPr>
+      </w:pPr>
+      <w:r>
+        <w:rPr>
+          <w:rFonts w:ascii="Consolas" w:hAnsi="Consolas" w:cs="Times New Roman"/>
+          <w:sz w:val="18"/>
+          <w:szCs w:val="18"/>
+        </w:rPr>
+        <w:t xml:space="preserve">    }</w:t>
+      </w:r>
+    </w:p>
+    <w:p>
+      <w:pPr>
+        <w:spacing w:after="0" w:line="240" w:lineRule="auto"/>
+        <w:rPr>
+          <w:rFonts w:ascii="Consolas" w:hAnsi="Consolas" w:cs="Times New Roman"/>
+          <w:sz w:val="18"/>
+          <w:szCs w:val="18"/>
+        </w:rPr>
+      </w:pPr>
+    </w:p>
+    <w:p>
+      <w:pPr>
+        <w:spacing w:after="0" w:line="240" w:lineRule="auto"/>
+        <w:rPr>
+          <w:rFonts w:ascii="Consolas" w:hAnsi="Consolas" w:cs="Times New Roman"/>
+          <w:sz w:val="18"/>
+          <w:szCs w:val="18"/>
+        </w:rPr>
+      </w:pPr>
+      <w:r>
+        <w:rPr>
+          <w:rFonts w:ascii="Consolas" w:hAnsi="Consolas" w:cs="Times New Roman"/>
+          <w:sz w:val="18"/>
+          <w:szCs w:val="18"/>
+        </w:rPr>
+        <w:t xml:space="preserve">    // Display aligned layout columns</w:t>
+      </w:r>
+    </w:p>
+    <w:p>
+      <w:pPr>
+        <w:spacing w:after="0" w:line="240" w:lineRule="auto"/>
+        <w:rPr>
+          <w:rFonts w:ascii="Consolas" w:hAnsi="Consolas" w:cs="Times New Roman"/>
+          <w:sz w:val="18"/>
+          <w:szCs w:val="18"/>
+        </w:rPr>
+      </w:pPr>
+      <w:r>
+        <w:rPr>
+          <w:rFonts w:ascii="Consolas" w:hAnsi="Consolas" w:cs="Times New Roman"/>
+          <w:sz w:val="18"/>
+          <w:szCs w:val="18"/>
+        </w:rPr>
+        <w:t xml:space="preserve">    printf("\n%-7s %-20s %-7s %-12s %%", "Roll", "Name", "Marks", "Attendance");</w:t>
+      </w:r>
+    </w:p>
+    <w:p>
+      <w:pPr>
+        <w:spacing w:after="0" w:line="240" w:lineRule="auto"/>
+        <w:rPr>
+          <w:rFonts w:ascii="Consolas" w:hAnsi="Consolas" w:cs="Times New Roman"/>
+          <w:sz w:val="18"/>
+          <w:szCs w:val="18"/>
+        </w:rPr>
+      </w:pPr>
+      <w:r>
+        <w:rPr>
+          <w:rFonts w:ascii="Consolas" w:hAnsi="Consolas" w:cs="Times New Roman"/>
+          <w:sz w:val="18"/>
+          <w:szCs w:val="18"/>
+        </w:rPr>
+        <w:t xml:space="preserve">    printf("\n-----------------------------------------------------------");</w:t>
+      </w:r>
+    </w:p>
+    <w:p>
+      <w:pPr>
+        <w:spacing w:after="0" w:line="240" w:lineRule="auto"/>
+        <w:rPr>
+          <w:rFonts w:ascii="Consolas" w:hAnsi="Consolas" w:cs="Times New Roman"/>
+          <w:sz w:val="18"/>
+          <w:szCs w:val="18"/>
+        </w:rPr>
+      </w:pPr>
+    </w:p>
+    <w:p>
+      <w:pPr>
+        <w:spacing w:after="0" w:line="240" w:lineRule="auto"/>
+        <w:rPr>
+          <w:rFonts w:ascii="Consolas" w:hAnsi="Consolas" w:cs="Times New Roman"/>
+          <w:sz w:val="18"/>
+          <w:szCs w:val="18"/>
+        </w:rPr>
+      </w:pPr>
+      <w:r>
+        <w:rPr>
+          <w:rFonts w:ascii="Consolas" w:hAnsi="Consolas" w:cs="Times New Roman"/>
+          <w:sz w:val="18"/>
+          <w:szCs w:val="18"/>
+        </w:rPr>
+        <w:t xml:space="preserve">    // Read file line by line to calculate and print information</w:t>
+      </w:r>
+    </w:p>
+    <w:p>
+      <w:pPr>
+        <w:spacing w:after="0" w:line="240" w:lineRule="auto"/>
+        <w:rPr>
+          <w:rFonts w:ascii="Consolas" w:hAnsi="Consolas" w:cs="Times New Roman"/>
+          <w:sz w:val="18"/>
+          <w:szCs w:val="18"/>
+        </w:rPr>
+      </w:pPr>
+      <w:r>
+        <w:rPr>
+          <w:rFonts w:ascii="Consolas" w:hAnsi="Consolas" w:cs="Times New Roman"/>
+          <w:sz w:val="18"/>
+          <w:szCs w:val="18"/>
+        </w:rPr>
+        <w:t xml:space="preserve">    while (fscanf(fp, "%d\t%[^\t]\t%f\t%d\t%d\n", &amp;s.roll, s.name, &amp;s.marks, &amp;s.attended_days, &amp;s.total_days) != EOF) {</w:t>
+      </w:r>
+    </w:p>
+    <w:p>
+      <w:pPr>
+        <w:spacing w:after="0" w:line="240" w:lineRule="auto"/>
+        <w:rPr>
+          <w:rFonts w:ascii="Consolas" w:hAnsi="Consolas" w:cs="Times New Roman"/>
+          <w:sz w:val="18"/>
+          <w:szCs w:val="18"/>
+        </w:rPr>
+      </w:pPr>
+      <w:r>
+        <w:rPr>
+          <w:rFonts w:ascii="Consolas" w:hAnsi="Consolas" w:cs="Times New Roman"/>
+          <w:sz w:val="18"/>
+          <w:szCs w:val="18"/>
+        </w:rPr>
+        <w:t xml:space="preserve">        // Prevent math crash (division by zero) if no classes have run yet</w:t>
+      </w:r>
+    </w:p>
+    <w:p>
+      <w:pPr>
+        <w:spacing w:after="0" w:line="240" w:lineRule="auto"/>
+        <w:rPr>
+          <w:rFonts w:ascii="Consolas" w:hAnsi="Consolas" w:cs="Times New Roman"/>
+          <w:sz w:val="18"/>
+          <w:szCs w:val="18"/>
+        </w:rPr>
+      </w:pPr>
+      <w:r>
+        <w:rPr>
+          <w:rFonts w:ascii="Consolas" w:hAnsi="Consolas" w:cs="Times New Roman"/>
+          <w:sz w:val="18"/>
+          <w:szCs w:val="18"/>
+        </w:rPr>
+        <w:t xml:space="preserve">        if (s.total_days &gt; 0) {</w:t>
+      </w:r>
+    </w:p>
+    <w:p>
+      <w:pPr>
+        <w:spacing w:after="0" w:line="240" w:lineRule="auto"/>
+        <w:rPr>
+          <w:rFonts w:ascii="Consolas" w:hAnsi="Consolas" w:cs="Times New Roman"/>
+          <w:sz w:val="18"/>
+          <w:szCs w:val="18"/>
+        </w:rPr>
+      </w:pPr>
+      <w:r>
+        <w:rPr>
+          <w:rFonts w:ascii="Consolas" w:hAnsi="Consolas" w:cs="Times New Roman"/>
+          <w:sz w:val="18"/>
+          <w:szCs w:val="18"/>
+        </w:rPr>
+        <w:lastRenderedPageBreak/>
+        <w:t xml:space="preserve">            attendance_percentage = ((float)s.attended_days / s.total_days) * 100.0;</w:t>
+      </w:r>
+    </w:p>
+    <w:p>
+      <w:pPr>
+        <w:spacing w:after="0" w:line="240" w:lineRule="auto"/>
+        <w:rPr>
+          <w:rFonts w:ascii="Consolas" w:hAnsi="Consolas" w:cs="Times New Roman"/>
+          <w:sz w:val="18"/>
+          <w:szCs w:val="18"/>
+        </w:rPr>
+      </w:pPr>
+      <w:r>
+        <w:rPr>
+          <w:rFonts w:ascii="Consolas" w:hAnsi="Consolas" w:cs="Times New Roman"/>
+          <w:sz w:val="18"/>
+          <w:szCs w:val="18"/>
+        </w:rPr>
+        <w:t xml:space="preserve">        } else {</w:t>
+      </w:r>
+    </w:p>
+    <w:p>
+      <w:pPr>
+        <w:spacing w:after="0" w:line="240" w:lineRule="auto"/>
+        <w:rPr>
+          <w:rFonts w:ascii="Consolas" w:hAnsi="Consolas" w:cs="Times New Roman"/>
+          <w:sz w:val="18"/>
+          <w:szCs w:val="18"/>
+        </w:rPr>
+      </w:pPr>
+      <w:r>
+        <w:rPr>
+          <w:rFonts w:ascii="Consolas" w:hAnsi="Consolas" w:cs="Times New Roman"/>
+          <w:sz w:val="18"/>
+          <w:szCs w:val="18"/>
+        </w:rPr>
+        <w:t xml:space="preserve">            attendance_percentage = 0.0;</w:t>
+      </w:r>
+    </w:p>
+    <w:p>
+      <w:pPr>
+        <w:spacing w:after="0" w:line="240" w:lineRule="auto"/>
+        <w:rPr>
+          <w:rFonts w:ascii="Consolas" w:hAnsi="Consolas" w:cs="Times New Roman"/>
+          <w:sz w:val="18"/>
+          <w:szCs w:val="18"/>
+        </w:rPr>
+      </w:pPr>
+      <w:r>
+        <w:rPr>
+          <w:rFonts w:ascii="Consolas" w:hAnsi="Consolas" w:cs="Times New Roman"/>
+          <w:sz w:val="18"/>
+          <w:szCs w:val="18"/>
+        </w:rPr>
+        <w:t xml:space="preserve">        }</w:t>
+      </w:r>
+    </w:p>
+    <w:p>
+      <w:pPr>
+        <w:spacing w:after="0" w:line="240" w:lineRule="auto"/>
+        <w:rPr>
+          <w:rFonts w:ascii="Consolas" w:hAnsi="Consolas" w:cs="Times New Roman"/>
+          <w:sz w:val="18"/>
+          <w:szCs w:val="18"/>
+        </w:rPr>
+      </w:pPr>
+    </w:p>
+    <w:p>
+      <w:pPr>
+        <w:spacing w:after="0" w:line="240" w:lineRule="auto"/>
+        <w:rPr>
+          <w:rFonts w:ascii="Consolas" w:hAnsi="Consolas" w:cs="Times New Roman"/>
+          <w:sz w:val="18"/>
+          <w:szCs w:val="18"/>
+        </w:rPr>
+      </w:pPr>
+      <w:r>
+        <w:rPr>
+          <w:rFonts w:ascii="Consolas" w:hAnsi="Consolas" w:cs="Times New Roman"/>
+          <w:sz w:val="18"/>
+          <w:szCs w:val="18"/>
+        </w:rPr>
+        <w:t xml:space="preserve">        printf("\n%-7d %-20s %-7.1f %d/%-9d %.1f%%", s.roll, s.name, s.marks, s.attended_days, s.total_days, attendance_percentage);</w:t>
+      </w:r>
+    </w:p>
+    <w:p>
+      <w:pPr>
+        <w:spacing w:after="0" w:line="240" w:lineRule="auto"/>
+        <w:rPr>
+          <w:rFonts w:ascii="Consolas" w:hAnsi="Consolas" w:cs="Times New Roman"/>
+          <w:sz w:val="18"/>
+          <w:szCs w:val="18"/>
+        </w:rPr>
+      </w:pPr>
+      <w:r>
+        <w:rPr>
+          <w:rFonts w:ascii="Consolas" w:hAnsi="Consolas" w:cs="Times New Roman"/>
+          <w:sz w:val="18"/>
+          <w:szCs w:val="18"/>
+        </w:rPr>
+        <w:t xml:space="preserve">    }</w:t>
+      </w:r>
+    </w:p>
+    <w:p>
+      <w:pPr>
+        <w:spacing w:after="0" w:line="240" w:lineRule="auto"/>
+        <w:rPr>
+          <w:rFonts w:ascii="Consolas" w:hAnsi="Consolas" w:cs="Times New Roman"/>
+          <w:sz w:val="18"/>
+          <w:szCs w:val="18"/>
+        </w:rPr>
+      </w:pPr>
+      <w:r>
+        <w:rPr>
+          <w:rFonts w:ascii="Consolas" w:hAnsi="Consolas" w:cs="Times New Roman"/>
+          <w:sz w:val="18"/>
+          <w:szCs w:val="18"/>
+        </w:rPr>
+        <w:t xml:space="preserve">    fclose(fp);</w:t>
+      </w:r>
+    </w:p>
+    <w:p>
+      <w:pPr>
+        <w:spacing w:after="0" w:line="240" w:lineRule="auto"/>
+        <w:rPr>
+          <w:rFonts w:ascii="Consolas" w:hAnsi="Consolas" w:cs="Times New Roman"/>
+          <w:sz w:val="18"/>
+          <w:szCs w:val="18"/>
+        </w:rPr>
+      </w:pPr>
+      <w:r>
+        <w:rPr>
+          <w:rFonts w:ascii="Consolas" w:hAnsi="Consolas" w:cs="Times New Roman"/>
+          <w:sz w:val="18"/>
+          <w:szCs w:val="18"/>
+        </w:rPr>
+        <w:t xml:space="preserve">    printf("\n");</w:t>
+      </w:r>
+    </w:p>
+    <w:p>
+      <w:pPr>
+        <w:spacing w:after="0" w:line="240" w:lineRule="auto"/>
+        <w:rPr>
+          <w:rFonts w:ascii="Consolas" w:hAnsi="Consolas" w:cs="Times New Roman"/>
+          <w:sz w:val="18"/>
+          <w:szCs w:val="18"/>
+        </w:rPr>
+      </w:pPr>
+      <w:r>
+        <w:rPr>
+          <w:rFonts w:ascii="Consolas" w:hAnsi="Consolas" w:cs="Times New Roman"/>
+          <w:sz w:val="18"/>
+          <w:szCs w:val="18"/>
+        </w:rPr>
+        <w:t>}</w:t>
+      </w:r>
+    </w:p>
+    <w:p>
+      <w:pPr>
+        <w:spacing w:after="0" w:line="240" w:lineRule="auto"/>
+        <w:rPr>
+          <w:rFonts w:ascii="Consolas" w:hAnsi="Consolas" w:cs="Times New Roman"/>
+          <w:sz w:val="18"/>
+          <w:szCs w:val="18"/>
+        </w:rPr>
+      </w:pPr>
+    </w:p>
+    <w:p>
+      <w:pPr>
+        <w:spacing w:after="0" w:line="240" w:lineRule="auto"/>
+        <w:rPr>
+          <w:rFonts w:ascii="Consolas" w:hAnsi="Consolas" w:cs="Times New Roman"/>
+          <w:sz w:val="18"/>
+          <w:szCs w:val="18"/>
+        </w:rPr>
+      </w:pPr>
+      <w:r>
+        <w:rPr>
+          <w:rFonts w:ascii="Consolas" w:hAnsi="Consolas" w:cs="Times New Roman"/>
+          <w:sz w:val="18"/>
+          <w:szCs w:val="18"/>
+        </w:rPr>
+        <w:t>// 3. Search a single record using Roll Number lookup boundaries</w:t>
+      </w:r>
+    </w:p>
+    <w:p>
+      <w:pPr>
+        <w:spacing w:after="0" w:line="240" w:lineRule="auto"/>
+        <w:rPr>
+          <w:rFonts w:ascii="Consolas" w:hAnsi="Consolas" w:cs="Times New Roman"/>
+          <w:sz w:val="18"/>
+          <w:szCs w:val="18"/>
+        </w:rPr>
+      </w:pPr>
+      <w:r>
+        <w:rPr>
+          <w:rFonts w:ascii="Consolas" w:hAnsi="Consolas" w:cs="Times New Roman"/>
+          <w:sz w:val="18"/>
+          <w:szCs w:val="18"/>
+        </w:rPr>
+        <w:t>void searchRecord() {</w:t>
+      </w:r>
+    </w:p>
+    <w:p>
+      <w:pPr>
+        <w:spacing w:after="0" w:line="240" w:lineRule="auto"/>
+        <w:rPr>
+          <w:rFonts w:ascii="Consolas" w:hAnsi="Consolas" w:cs="Times New Roman"/>
+          <w:sz w:val="18"/>
+          <w:szCs w:val="18"/>
+        </w:rPr>
+      </w:pPr>
+      <w:r>
+        <w:rPr>
+          <w:rFonts w:ascii="Consolas" w:hAnsi="Consolas" w:cs="Times New Roman"/>
+          <w:sz w:val="18"/>
+          <w:szCs w:val="18"/>
+        </w:rPr>
+        <w:t xml:space="preserve">    FILE *fp = fopen("students.txt", "r");</w:t>
+      </w:r>
+    </w:p>
+    <w:p>
+      <w:pPr>
+        <w:spacing w:after="0" w:line="240" w:lineRule="auto"/>
+        <w:rPr>
+          <w:rFonts w:ascii="Consolas" w:hAnsi="Consolas" w:cs="Times New Roman"/>
+          <w:sz w:val="18"/>
+          <w:szCs w:val="18"/>
+        </w:rPr>
+      </w:pPr>
+      <w:r>
+        <w:rPr>
+          <w:rFonts w:ascii="Consolas" w:hAnsi="Consolas" w:cs="Times New Roman"/>
+          <w:sz w:val="18"/>
+          <w:szCs w:val="18"/>
+        </w:rPr>
+        <w:t xml:space="preserve">    Student s;</w:t>
+      </w:r>
+    </w:p>
+    <w:p>
+      <w:pPr>
+        <w:spacing w:after="0" w:line="240" w:lineRule="auto"/>
+        <w:rPr>
+          <w:rFonts w:ascii="Consolas" w:hAnsi="Consolas" w:cs="Times New Roman"/>
+          <w:sz w:val="18"/>
+          <w:szCs w:val="18"/>
+        </w:rPr>
+      </w:pPr>
+      <w:r>
+        <w:rPr>
+          <w:rFonts w:ascii="Consolas" w:hAnsi="Consolas" w:cs="Times New Roman"/>
+          <w:sz w:val="18"/>
+          <w:szCs w:val="18"/>
+        </w:rPr>
+        <w:t xml:space="preserve">    int targetRoll, found = 0;</w:t>
+      </w:r>
+    </w:p>
+    <w:p>
+      <w:pPr>
+        <w:spacing w:after="0" w:line="240" w:lineRule="auto"/>
+        <w:rPr>
+          <w:rFonts w:ascii="Consolas" w:hAnsi="Consolas" w:cs="Times New Roman"/>
+          <w:sz w:val="18"/>
+          <w:szCs w:val="18"/>
+        </w:rPr>
+      </w:pPr>
+    </w:p>
+    <w:p>
+      <w:pPr>
+        <w:spacing w:after="0" w:line="240" w:lineRule="auto"/>
+        <w:rPr>
+          <w:rFonts w:ascii="Consolas" w:hAnsi="Consolas" w:cs="Times New Roman"/>
+          <w:sz w:val="18"/>
+          <w:szCs w:val="18"/>
+        </w:rPr>
+      </w:pPr>
+      <w:r>
+        <w:rPr>
+          <w:rFonts w:ascii="Consolas" w:hAnsi="Consolas" w:cs="Times New Roman"/>
+          <w:sz w:val="18"/>
+          <w:szCs w:val="18"/>
+        </w:rPr>
+        <w:t xml:space="preserve">    if (fp == NULL) {</w:t>
+      </w:r>
+    </w:p>
+    <w:p>
+      <w:pPr>
+        <w:spacing w:after="0" w:line="240" w:lineRule="auto"/>
+        <w:rPr>
+          <w:rFonts w:ascii="Consolas" w:hAnsi="Consolas" w:cs="Times New Roman"/>
+          <w:sz w:val="18"/>
+          <w:szCs w:val="18"/>
+        </w:rPr>
+      </w:pPr>
+      <w:r>
+        <w:rPr>
+          <w:rFonts w:ascii="Consolas" w:hAnsi="Consolas" w:cs="Times New Roman"/>
+          <w:sz w:val="18"/>
+          <w:szCs w:val="18"/>
+        </w:rPr>
+        <w:t xml:space="preserve">        printf("\nNo records found.");</w:t>
+      </w:r>
+    </w:p>
+    <w:p>
+      <w:pPr>
+        <w:spacing w:after="0" w:line="240" w:lineRule="auto"/>
+        <w:rPr>
+          <w:rFonts w:ascii="Consolas" w:hAnsi="Consolas" w:cs="Times New Roman"/>
+          <w:sz w:val="18"/>
+          <w:szCs w:val="18"/>
+        </w:rPr>
+      </w:pPr>
+      <w:r>
+        <w:rPr>
+          <w:rFonts w:ascii="Consolas" w:hAnsi="Consolas" w:cs="Times New Roman"/>
+          <w:sz w:val="18"/>
+          <w:szCs w:val="18"/>
+        </w:rPr>
+        <w:t xml:space="preserve">        return;</w:t>
+      </w:r>
+    </w:p>
+    <w:p>
+      <w:pPr>
+        <w:spacing w:after="0" w:line="240" w:lineRule="auto"/>
+        <w:rPr>
+          <w:rFonts w:ascii="Consolas" w:hAnsi="Consolas" w:cs="Times New Roman"/>
+          <w:sz w:val="18"/>
+          <w:szCs w:val="18"/>
+        </w:rPr>
+      </w:pPr>
+      <w:r>
+        <w:rPr>
+          <w:rFonts w:ascii="Consolas" w:hAnsi="Consolas" w:cs="Times New Roman"/>
+          <w:sz w:val="18"/>
+          <w:szCs w:val="18"/>
+        </w:rPr>
+        <w:t xml:space="preserve">    }</w:t>
+      </w:r>
+    </w:p>
+    <w:p>
+      <w:pPr>
+        <w:spacing w:after="0" w:line="240" w:lineRule="auto"/>
+        <w:rPr>
+          <w:rFonts w:ascii="Consolas" w:hAnsi="Consolas" w:cs="Times New Roman"/>
+          <w:sz w:val="18"/>
+          <w:szCs w:val="18"/>
+        </w:rPr>
+      </w:pPr>
+    </w:p>
+    <w:p>
+      <w:pPr>
+        <w:spacing w:after="0" w:line="240" w:lineRule="auto"/>
+        <w:rPr>
+          <w:rFonts w:ascii="Consolas" w:hAnsi="Consolas" w:cs="Times New Roman"/>
+          <w:sz w:val="18"/>
+          <w:szCs w:val="18"/>
+        </w:rPr>
+      </w:pPr>
+      <w:r>
+        <w:rPr>
+          <w:rFonts w:ascii="Consolas" w:hAnsi="Consolas" w:cs="Times New Roman"/>
+          <w:sz w:val="18"/>
+          <w:szCs w:val="18"/>
+        </w:rPr>
+        <w:t xml:space="preserve">    printf("\nEnter Roll Number to search: ");</w:t>
+      </w:r>
+    </w:p>
+    <w:p>
+      <w:pPr>
+        <w:spacing w:after="0" w:line="240" w:lineRule="auto"/>
+        <w:rPr>
+          <w:rFonts w:ascii="Consolas" w:hAnsi="Consolas" w:cs="Times New Roman"/>
+          <w:sz w:val="18"/>
+          <w:szCs w:val="18"/>
+        </w:rPr>
+      </w:pPr>
+      <w:r>
+        <w:rPr>
+          <w:rFonts w:ascii="Consolas" w:hAnsi="Consolas" w:cs="Times New Roman"/>
+          <w:sz w:val="18"/>
+          <w:szCs w:val="18"/>
+        </w:rPr>
+        <w:t xml:space="preserve">    scanf("%d", &amp;targetRoll);</w:t>
+      </w:r>
+    </w:p>
+    <w:p>
+      <w:pPr>
+        <w:spacing w:after="0" w:line="240" w:lineRule="auto"/>
+        <w:rPr>
+          <w:rFonts w:ascii="Consolas" w:hAnsi="Consolas" w:cs="Times New Roman"/>
+          <w:sz w:val="18"/>
+          <w:szCs w:val="18"/>
+        </w:rPr>
+      </w:pPr>
+    </w:p>
+    <w:p>
+      <w:pPr>
+        <w:spacing w:after="0" w:line="240" w:lineRule="auto"/>
+        <w:rPr>
+          <w:rFonts w:ascii="Consolas" w:hAnsi="Consolas" w:cs="Times New Roman"/>
+          <w:sz w:val="18"/>
+          <w:szCs w:val="18"/>
+        </w:rPr>
+      </w:pPr>
+      <w:r>
+        <w:rPr>
+          <w:rFonts w:ascii="Consolas" w:hAnsi="Consolas" w:cs="Times New Roman"/>
+          <w:sz w:val="18"/>
+          <w:szCs w:val="18"/>
+        </w:rPr>
+        <w:t xml:space="preserve">    // Scan lines to check for matching target</w:t>
+      </w:r>
+    </w:p>
+    <w:p>
+      <w:pPr>
+        <w:spacing w:after="0" w:line="240" w:lineRule="auto"/>
+        <w:rPr>
+          <w:rFonts w:ascii="Consolas" w:hAnsi="Consolas" w:cs="Times New Roman"/>
+          <w:sz w:val="18"/>
+          <w:szCs w:val="18"/>
+        </w:rPr>
+      </w:pPr>
+      <w:r>
+        <w:rPr>
+          <w:rFonts w:ascii="Consolas" w:hAnsi="Consolas" w:cs="Times New Roman"/>
+          <w:sz w:val="18"/>
+          <w:szCs w:val="18"/>
+        </w:rPr>
+        <w:t xml:space="preserve">    while (fscanf(fp, "%d\t%[^\t]\t%f\t%d\t%d\n", &amp;s.roll, s.name, &amp;s.marks, &amp;s.attended_days, &amp;s.total_days) != EOF) {</w:t>
+      </w:r>
+    </w:p>
+    <w:p>
+      <w:pPr>
+        <w:spacing w:after="0" w:line="240" w:lineRule="auto"/>
+        <w:rPr>
+          <w:rFonts w:ascii="Consolas" w:hAnsi="Consolas" w:cs="Times New Roman"/>
+          <w:sz w:val="18"/>
+          <w:szCs w:val="18"/>
+        </w:rPr>
+      </w:pPr>
+      <w:r>
+        <w:rPr>
+          <w:rFonts w:ascii="Consolas" w:hAnsi="Consolas" w:cs="Times New Roman"/>
+          <w:sz w:val="18"/>
+          <w:szCs w:val="18"/>
+        </w:rPr>
+        <w:t xml:space="preserve">        if (s.roll == targetRoll) {</w:t>
+      </w:r>
+    </w:p>
+    <w:p>
+      <w:pPr>
+        <w:spacing w:after="0" w:line="240" w:lineRule="auto"/>
+        <w:rPr>
+          <w:rFonts w:ascii="Consolas" w:hAnsi="Consolas" w:cs="Times New Roman"/>
+          <w:sz w:val="18"/>
+          <w:szCs w:val="18"/>
+        </w:rPr>
+      </w:pPr>
+      <w:r>
+        <w:rPr>
+          <w:rFonts w:ascii="Consolas" w:hAnsi="Consolas" w:cs="Times New Roman"/>
+          <w:sz w:val="18"/>
+          <w:szCs w:val="18"/>
+        </w:rPr>
+        <w:t xml:space="preserve">            printf("\nStudent Found!");</w:t>
+      </w:r>
+    </w:p>
+    <w:p>
+      <w:pPr>
+        <w:spacing w:after="0" w:line="240" w:lineRule="auto"/>
+        <w:rPr>
+          <w:rFonts w:ascii="Consolas" w:hAnsi="Consolas" w:cs="Times New Roman"/>
+          <w:sz w:val="18"/>
+          <w:szCs w:val="18"/>
+        </w:rPr>
+      </w:pPr>
+      <w:r>
+        <w:rPr>
+          <w:rFonts w:ascii="Consolas" w:hAnsi="Consolas" w:cs="Times New Roman"/>
+          <w:sz w:val="18"/>
+          <w:szCs w:val="18"/>
+        </w:rPr>
+        <w:t xml:space="preserve">            printf("\nRoll: %d\nName: %s\nMarks: %.1f\nAttendance: %d out of %d classes\n", s.roll, s.name, s.marks, s.attended_days, s.total_days);</w:t>
+      </w:r>
+    </w:p>
+    <w:p>
+      <w:pPr>
+        <w:spacing w:after="0" w:line="240" w:lineRule="auto"/>
+        <w:rPr>
+          <w:rFonts w:ascii="Consolas" w:hAnsi="Consolas" w:cs="Times New Roman"/>
+          <w:sz w:val="18"/>
+          <w:szCs w:val="18"/>
+        </w:rPr>
+      </w:pPr>
+      <w:r>
+        <w:rPr>
+          <w:rFonts w:ascii="Consolas" w:hAnsi="Consolas" w:cs="Times New Roman"/>
+          <w:sz w:val="18"/>
+          <w:szCs w:val="18"/>
+        </w:rPr>
+        <w:t xml:space="preserve">            found = 1;</w:t>
+      </w:r>
+    </w:p>
+    <w:p>
+      <w:pPr>
+        <w:spacing w:after="0" w:line="240" w:lineRule="auto"/>
+        <w:rPr>
+          <w:rFonts w:ascii="Consolas" w:hAnsi="Consolas" w:cs="Times New Roman"/>
+          <w:sz w:val="18"/>
+          <w:szCs w:val="18"/>
+        </w:rPr>
+      </w:pPr>
+      <w:r>
+        <w:rPr>
+          <w:rFonts w:ascii="Consolas" w:hAnsi="Consolas" w:cs="Times New Roman"/>
+          <w:sz w:val="18"/>
+          <w:szCs w:val="18"/>
+        </w:rPr>
+        <w:t xml:space="preserve">            break;              // Stop lookup loop early once found</w:t>
+      </w:r>
+    </w:p>
+    <w:p>
+      <w:pPr>
+        <w:spacing w:after="0" w:line="240" w:lineRule="auto"/>
+        <w:rPr>
+          <w:rFonts w:ascii="Consolas" w:hAnsi="Consolas" w:cs="Times New Roman"/>
+          <w:sz w:val="18"/>
+          <w:szCs w:val="18"/>
+        </w:rPr>
+      </w:pPr>
+      <w:r>
+        <w:rPr>
+          <w:rFonts w:ascii="Consolas" w:hAnsi="Consolas" w:cs="Times New Roman"/>
+          <w:sz w:val="18"/>
+          <w:szCs w:val="18"/>
+        </w:rPr>
+        <w:t xml:space="preserve">        }</w:t>
+      </w:r>
+    </w:p>
+    <w:p>
+      <w:pPr>
+        <w:spacing w:after="0" w:line="240" w:lineRule="auto"/>
+        <w:rPr>
+          <w:rFonts w:ascii="Consolas" w:hAnsi="Consolas" w:cs="Times New Roman"/>
+          <w:sz w:val="18"/>
+          <w:szCs w:val="18"/>
+        </w:rPr>
+      </w:pPr>
+      <w:r>
+        <w:rPr>
+          <w:rFonts w:ascii="Consolas" w:hAnsi="Consolas" w:cs="Times New Roman"/>
+          <w:sz w:val="18"/>
+          <w:szCs w:val="18"/>
+        </w:rPr>
+        <w:t xml:space="preserve">    }</w:t>
+      </w:r>
+    </w:p>
+    <w:p>
+      <w:pPr>
+        <w:spacing w:after="0" w:line="240" w:lineRule="auto"/>
+        <w:rPr>
+          <w:rFonts w:ascii="Consolas" w:hAnsi="Consolas" w:cs="Times New Roman"/>
+          <w:sz w:val="18"/>
+          <w:szCs w:val="18"/>
+        </w:rPr>
+      </w:pPr>
+    </w:p>
+    <w:p>
+      <w:pPr>
+        <w:spacing w:after="0" w:line="240" w:lineRule="auto"/>
+        <w:rPr>
+          <w:rFonts w:ascii="Consolas" w:hAnsi="Consolas" w:cs="Times New Roman"/>
+          <w:sz w:val="18"/>
+          <w:szCs w:val="18"/>
+        </w:rPr>
+      </w:pPr>
+      <w:r>
+        <w:rPr>
+          <w:rFonts w:ascii="Consolas" w:hAnsi="Consolas" w:cs="Times New Roman"/>
+          <w:sz w:val="18"/>
+          <w:szCs w:val="18"/>
+        </w:rPr>
+        <w:t xml:space="preserve">    if (!found) {</w:t>
+      </w:r>
+    </w:p>
+    <w:p>
+      <w:pPr>
+        <w:spacing w:after="0" w:line="240" w:lineRule="auto"/>
+        <w:rPr>
+          <w:rFonts w:ascii="Consolas" w:hAnsi="Consolas" w:cs="Times New Roman"/>
+          <w:sz w:val="18"/>
+          <w:szCs w:val="18"/>
+        </w:rPr>
+      </w:pPr>
+      <w:r>
+        <w:rPr>
+          <w:rFonts w:ascii="Consolas" w:hAnsi="Consolas" w:cs="Times New Roman"/>
+          <w:sz w:val="18"/>
+          <w:szCs w:val="18"/>
+        </w:rPr>
+        <w:t xml:space="preserve">        printf("\nStudent with Roll %d not found.\n", targetRoll);</w:t>
+      </w:r>
+    </w:p>
+    <w:p>
+      <w:pPr>
+        <w:spacing w:after="0" w:line="240" w:lineRule="auto"/>
+        <w:rPr>
+          <w:rFonts w:ascii="Consolas" w:hAnsi="Consolas" w:cs="Times New Roman"/>
+          <w:sz w:val="18"/>
+          <w:szCs w:val="18"/>
+        </w:rPr>
+      </w:pPr>
+      <w:r>
+        <w:rPr>
+          <w:rFonts w:ascii="Consolas" w:hAnsi="Consolas" w:cs="Times New Roman"/>
+          <w:sz w:val="18"/>
+          <w:szCs w:val="18"/>
+        </w:rPr>
+        <w:t xml:space="preserve">    }</w:t>
+      </w:r>
+    </w:p>
+    <w:p>
+      <w:pPr>
+        <w:spacing w:after="0" w:line="240" w:lineRule="auto"/>
+        <w:rPr>
+          <w:rFonts w:ascii="Consolas" w:hAnsi="Consolas" w:cs="Times New Roman"/>
+          <w:sz w:val="18"/>
+          <w:szCs w:val="18"/>
+        </w:rPr>
+      </w:pPr>
+      <w:r>
+        <w:rPr>
+          <w:rFonts w:ascii="Consolas" w:hAnsi="Consolas" w:cs="Times New Roman"/>
+          <w:sz w:val="18"/>
+          <w:szCs w:val="18"/>
+        </w:rPr>
+        <w:t xml:space="preserve">    fclose(fp);</w:t>
+      </w:r>
+    </w:p>
+    <w:p>
+      <w:pPr>
+        <w:spacing w:after="0" w:line="240" w:lineRule="auto"/>
+        <w:rPr>
+          <w:rFonts w:ascii="Consolas" w:hAnsi="Consolas" w:cs="Times New Roman"/>
+          <w:sz w:val="18"/>
+          <w:szCs w:val="18"/>
+        </w:rPr>
+      </w:pPr>
+      <w:r>
+        <w:rPr>
+          <w:rFonts w:ascii="Consolas" w:hAnsi="Consolas" w:cs="Times New Roman"/>
+          <w:sz w:val="18"/>
+          <w:szCs w:val="18"/>
+        </w:rPr>
+        <w:t>}</w:t>
+      </w:r>
+    </w:p>
+    <w:p>
+      <w:pPr>
+        <w:spacing w:after="0" w:line="240" w:lineRule="auto"/>
+        <w:rPr>
+          <w:rFonts w:ascii="Consolas" w:hAnsi="Consolas" w:cs="Times New Roman"/>
+          <w:sz w:val="18"/>
+          <w:szCs w:val="18"/>
+        </w:rPr>
+      </w:pPr>
+    </w:p>
+    <w:p>
+      <w:pPr>
+        <w:spacing w:after="0" w:line="240" w:lineRule="auto"/>
+        <w:rPr>
+          <w:rFonts w:ascii="Consolas" w:hAnsi="Consolas" w:cs="Times New Roman"/>
+          <w:sz w:val="18"/>
+          <w:szCs w:val="18"/>
+        </w:rPr>
+      </w:pPr>
+      <w:r>
+        <w:rPr>
+          <w:rFonts w:ascii="Consolas" w:hAnsi="Consolas" w:cs="Times New Roman"/>
+          <w:sz w:val="18"/>
+          <w:szCs w:val="18"/>
+        </w:rPr>
+        <w:t>// 4. Batch Roll Call: Loops through all students sequentially to update tracking</w:t>
+      </w:r>
+    </w:p>
+    <w:p>
+      <w:pPr>
+        <w:spacing w:after="0" w:line="240" w:lineRule="auto"/>
+        <w:rPr>
+          <w:rFonts w:ascii="Consolas" w:hAnsi="Consolas" w:cs="Times New Roman"/>
+          <w:sz w:val="18"/>
+          <w:szCs w:val="18"/>
+        </w:rPr>
+      </w:pPr>
+      <w:r>
+        <w:rPr>
+          <w:rFonts w:ascii="Consolas" w:hAnsi="Consolas" w:cs="Times New Roman"/>
+          <w:sz w:val="18"/>
+          <w:szCs w:val="18"/>
+        </w:rPr>
+        <w:t>void markAttendance() {</w:t>
+      </w:r>
+    </w:p>
+    <w:p>
+      <w:pPr>
+        <w:spacing w:after="0" w:line="240" w:lineRule="auto"/>
+        <w:rPr>
+          <w:rFonts w:ascii="Consolas" w:hAnsi="Consolas" w:cs="Times New Roman"/>
+          <w:sz w:val="18"/>
+          <w:szCs w:val="18"/>
+        </w:rPr>
+      </w:pPr>
+      <w:r>
+        <w:rPr>
+          <w:rFonts w:ascii="Consolas" w:hAnsi="Consolas" w:cs="Times New Roman"/>
+          <w:sz w:val="18"/>
+          <w:szCs w:val="18"/>
+        </w:rPr>
+        <w:t xml:space="preserve">    FILE *fp;</w:t>
+      </w:r>
+    </w:p>
+    <w:p>
+      <w:pPr>
+        <w:spacing w:after="0" w:line="240" w:lineRule="auto"/>
+        <w:rPr>
+          <w:rFonts w:ascii="Consolas" w:hAnsi="Consolas" w:cs="Times New Roman"/>
+          <w:sz w:val="18"/>
+          <w:szCs w:val="18"/>
+        </w:rPr>
+      </w:pPr>
+      <w:r>
+        <w:rPr>
+          <w:rFonts w:ascii="Consolas" w:hAnsi="Consolas" w:cs="Times New Roman"/>
+          <w:sz w:val="18"/>
+          <w:szCs w:val="18"/>
+        </w:rPr>
+        <w:t xml:space="preserve">    Student list[100];          // Buffer array to hold entries temporarily in system memory</w:t>
+      </w:r>
+    </w:p>
+    <w:p>
+      <w:pPr>
+        <w:spacing w:after="0" w:line="240" w:lineRule="auto"/>
+        <w:rPr>
+          <w:rFonts w:ascii="Consolas" w:hAnsi="Consolas" w:cs="Times New Roman"/>
+          <w:sz w:val="18"/>
+          <w:szCs w:val="18"/>
+        </w:rPr>
+      </w:pPr>
+      <w:r>
+        <w:rPr>
+          <w:rFonts w:ascii="Consolas" w:hAnsi="Consolas" w:cs="Times New Roman"/>
+          <w:sz w:val="18"/>
+          <w:szCs w:val="18"/>
+        </w:rPr>
+        <w:t xml:space="preserve">    int count = 0, status;</w:t>
+      </w:r>
+    </w:p>
+    <w:p>
+      <w:pPr>
+        <w:spacing w:after="0" w:line="240" w:lineRule="auto"/>
+        <w:rPr>
+          <w:rFonts w:ascii="Consolas" w:hAnsi="Consolas" w:cs="Times New Roman"/>
+          <w:sz w:val="18"/>
+          <w:szCs w:val="18"/>
+        </w:rPr>
+      </w:pPr>
+    </w:p>
+    <w:p>
+      <w:pPr>
+        <w:spacing w:after="0" w:line="240" w:lineRule="auto"/>
+        <w:rPr>
+          <w:rFonts w:ascii="Consolas" w:hAnsi="Consolas" w:cs="Times New Roman"/>
+          <w:sz w:val="18"/>
+          <w:szCs w:val="18"/>
+        </w:rPr>
+      </w:pPr>
+      <w:r>
+        <w:rPr>
+          <w:rFonts w:ascii="Consolas" w:hAnsi="Consolas" w:cs="Times New Roman"/>
+          <w:sz w:val="18"/>
+          <w:szCs w:val="18"/>
+        </w:rPr>
+        <w:t xml:space="preserve">    fp = fopen("students.txt", "r");</w:t>
+      </w:r>
+    </w:p>
+    <w:p>
+      <w:pPr>
+        <w:spacing w:after="0" w:line="240" w:lineRule="auto"/>
+        <w:rPr>
+          <w:rFonts w:ascii="Consolas" w:hAnsi="Consolas" w:cs="Times New Roman"/>
+          <w:sz w:val="18"/>
+          <w:szCs w:val="18"/>
+        </w:rPr>
+      </w:pPr>
+      <w:r>
+        <w:rPr>
+          <w:rFonts w:ascii="Consolas" w:hAnsi="Consolas" w:cs="Times New Roman"/>
+          <w:sz w:val="18"/>
+          <w:szCs w:val="18"/>
+        </w:rPr>
+        <w:t xml:space="preserve">    if (fp == NULL) {</w:t>
+      </w:r>
+    </w:p>
+    <w:p>
+      <w:pPr>
+        <w:spacing w:after="0" w:line="240" w:lineRule="auto"/>
+        <w:rPr>
+          <w:rFonts w:ascii="Consolas" w:hAnsi="Consolas" w:cs="Times New Roman"/>
+          <w:sz w:val="18"/>
+          <w:szCs w:val="18"/>
+        </w:rPr>
+      </w:pPr>
+      <w:r>
+        <w:rPr>
+          <w:rFonts w:ascii="Consolas" w:hAnsi="Consolas" w:cs="Times New Roman"/>
+          <w:sz w:val="18"/>
+          <w:szCs w:val="18"/>
+        </w:rPr>
+        <w:t xml:space="preserve">        printf("\nNo student database found. Add records first!\n");</w:t>
+      </w:r>
+    </w:p>
+    <w:p>
+      <w:pPr>
+        <w:spacing w:after="0" w:line="240" w:lineRule="auto"/>
+        <w:rPr>
+          <w:rFonts w:ascii="Consolas" w:hAnsi="Consolas" w:cs="Times New Roman"/>
+          <w:sz w:val="18"/>
+          <w:szCs w:val="18"/>
+        </w:rPr>
+      </w:pPr>
+      <w:r>
+        <w:rPr>
+          <w:rFonts w:ascii="Consolas" w:hAnsi="Consolas" w:cs="Times New Roman"/>
+          <w:sz w:val="18"/>
+          <w:szCs w:val="18"/>
+        </w:rPr>
+        <w:t xml:space="preserve">        return;</w:t>
+      </w:r>
+    </w:p>
+    <w:p>
+      <w:pPr>
+        <w:spacing w:after="0" w:line="240" w:lineRule="auto"/>
+        <w:rPr>
+          <w:rFonts w:ascii="Consolas" w:hAnsi="Consolas" w:cs="Times New Roman"/>
+          <w:sz w:val="18"/>
+          <w:szCs w:val="18"/>
+        </w:rPr>
+      </w:pPr>
+      <w:r>
+        <w:rPr>
+          <w:rFonts w:ascii="Consolas" w:hAnsi="Consolas" w:cs="Times New Roman"/>
+          <w:sz w:val="18"/>
+          <w:szCs w:val="18"/>
+        </w:rPr>
+        <w:t xml:space="preserve">    }</w:t>
+      </w:r>
+    </w:p>
+    <w:p>
+      <w:pPr>
+        <w:spacing w:after="0" w:line="240" w:lineRule="auto"/>
+        <w:rPr>
+          <w:rFonts w:ascii="Consolas" w:hAnsi="Consolas" w:cs="Times New Roman"/>
+          <w:sz w:val="18"/>
+          <w:szCs w:val="18"/>
+        </w:rPr>
+      </w:pPr>
+    </w:p>
+    <w:p>
+      <w:pPr>
+        <w:spacing w:after="0" w:line="240" w:lineRule="auto"/>
+        <w:rPr>
+          <w:rFonts w:ascii="Consolas" w:hAnsi="Consolas" w:cs="Times New Roman"/>
+          <w:sz w:val="18"/>
+          <w:szCs w:val="18"/>
+        </w:rPr>
+      </w:pPr>
+      <w:r>
+        <w:rPr>
+          <w:rFonts w:ascii="Consolas" w:hAnsi="Consolas" w:cs="Times New Roman"/>
+          <w:sz w:val="18"/>
+          <w:szCs w:val="18"/>
+        </w:rPr>
+        <w:t xml:space="preserve">    // Step A: Load file elements into the temporary array cache</w:t>
+      </w:r>
+    </w:p>
+    <w:p>
+      <w:pPr>
+        <w:spacing w:after="0" w:line="240" w:lineRule="auto"/>
+        <w:rPr>
+          <w:rFonts w:ascii="Consolas" w:hAnsi="Consolas" w:cs="Times New Roman"/>
+          <w:sz w:val="18"/>
+          <w:szCs w:val="18"/>
+        </w:rPr>
+      </w:pPr>
+      <w:r>
+        <w:rPr>
+          <w:rFonts w:ascii="Consolas" w:hAnsi="Consolas" w:cs="Times New Roman"/>
+          <w:sz w:val="18"/>
+          <w:szCs w:val="18"/>
+        </w:rPr>
+        <w:t xml:space="preserve">    while (fscanf(fp, "%d\t%[^\t]\t%f\t%d\t%d\n", &amp;list[count].roll, list[count].name, &amp;list[count].marks, &amp;list[count].attended_days, &amp;list[count].total_days) != EOF) {</w:t>
+      </w:r>
+    </w:p>
+    <w:p>
+      <w:pPr>
+        <w:spacing w:after="0" w:line="240" w:lineRule="auto"/>
+        <w:rPr>
+          <w:rFonts w:ascii="Consolas" w:hAnsi="Consolas" w:cs="Times New Roman"/>
+          <w:sz w:val="18"/>
+          <w:szCs w:val="18"/>
+        </w:rPr>
+      </w:pPr>
+      <w:r>
+        <w:rPr>
+          <w:rFonts w:ascii="Consolas" w:hAnsi="Consolas" w:cs="Times New Roman"/>
+          <w:sz w:val="18"/>
+          <w:szCs w:val="18"/>
+        </w:rPr>
+        <w:t xml:space="preserve">        count++;</w:t>
+      </w:r>
+    </w:p>
+    <w:p>
+      <w:pPr>
+        <w:spacing w:after="0" w:line="240" w:lineRule="auto"/>
+        <w:rPr>
+          <w:rFonts w:ascii="Consolas" w:hAnsi="Consolas" w:cs="Times New Roman"/>
+          <w:sz w:val="18"/>
+          <w:szCs w:val="18"/>
+        </w:rPr>
+      </w:pPr>
+      <w:r>
+        <w:rPr>
+          <w:rFonts w:ascii="Consolas" w:hAnsi="Consolas" w:cs="Times New Roman"/>
+          <w:sz w:val="18"/>
+          <w:szCs w:val="18"/>
+        </w:rPr>
+        <w:t xml:space="preserve">    }</w:t>
+      </w:r>
+    </w:p>
+    <w:p>
+      <w:pPr>
+        <w:spacing w:after="0" w:line="240" w:lineRule="auto"/>
+        <w:rPr>
+          <w:rFonts w:ascii="Consolas" w:hAnsi="Consolas" w:cs="Times New Roman"/>
+          <w:sz w:val="18"/>
+          <w:szCs w:val="18"/>
+        </w:rPr>
+      </w:pPr>
+      <w:r>
+        <w:rPr>
+          <w:rFonts w:ascii="Consolas" w:hAnsi="Consolas" w:cs="Times New Roman"/>
+          <w:sz w:val="18"/>
+          <w:szCs w:val="18"/>
+        </w:rPr>
+        <w:lastRenderedPageBreak/>
+        <w:t xml:space="preserve">    fclose(fp);</w:t>
+      </w:r>
+    </w:p>
+    <w:p>
+      <w:pPr>
+        <w:spacing w:after="0" w:line="240" w:lineRule="auto"/>
+        <w:rPr>
+          <w:rFonts w:ascii="Consolas" w:hAnsi="Consolas" w:cs="Times New Roman"/>
+          <w:sz w:val="18"/>
+          <w:szCs w:val="18"/>
+        </w:rPr>
+      </w:pPr>
+    </w:p>
+    <w:p>
+      <w:pPr>
+        <w:spacing w:after="0" w:line="240" w:lineRule="auto"/>
+        <w:rPr>
+          <w:rFonts w:ascii="Consolas" w:hAnsi="Consolas" w:cs="Times New Roman"/>
+          <w:sz w:val="18"/>
+          <w:szCs w:val="18"/>
+        </w:rPr>
+      </w:pPr>
+      <w:r>
+        <w:rPr>
+          <w:rFonts w:ascii="Consolas" w:hAnsi="Consolas" w:cs="Times New Roman"/>
+          <w:sz w:val="18"/>
+          <w:szCs w:val="18"/>
+        </w:rPr>
+        <w:t xml:space="preserve">    if (count == 0) {</w:t>
+      </w:r>
+    </w:p>
+    <w:p>
+      <w:pPr>
+        <w:spacing w:after="0" w:line="240" w:lineRule="auto"/>
+        <w:rPr>
+          <w:rFonts w:ascii="Consolas" w:hAnsi="Consolas" w:cs="Times New Roman"/>
+          <w:sz w:val="18"/>
+          <w:szCs w:val="18"/>
+        </w:rPr>
+      </w:pPr>
+      <w:r>
+        <w:rPr>
+          <w:rFonts w:ascii="Consolas" w:hAnsi="Consolas" w:cs="Times New Roman"/>
+          <w:sz w:val="18"/>
+          <w:szCs w:val="18"/>
+        </w:rPr>
+        <w:t xml:space="preserve">        printf("\nNo students registered yet.\n");</w:t>
+      </w:r>
+    </w:p>
+    <w:p>
+      <w:pPr>
+        <w:spacing w:after="0" w:line="240" w:lineRule="auto"/>
+        <w:rPr>
+          <w:rFonts w:ascii="Consolas" w:hAnsi="Consolas" w:cs="Times New Roman"/>
+          <w:sz w:val="18"/>
+          <w:szCs w:val="18"/>
+        </w:rPr>
+      </w:pPr>
+      <w:r>
+        <w:rPr>
+          <w:rFonts w:ascii="Consolas" w:hAnsi="Consolas" w:cs="Times New Roman"/>
+          <w:sz w:val="18"/>
+          <w:szCs w:val="18"/>
+        </w:rPr>
+        <w:t xml:space="preserve">        return;</w:t>
+      </w:r>
+    </w:p>
+    <w:p>
+      <w:pPr>
+        <w:spacing w:after="0" w:line="240" w:lineRule="auto"/>
+        <w:rPr>
+          <w:rFonts w:ascii="Consolas" w:hAnsi="Consolas" w:cs="Times New Roman"/>
+          <w:sz w:val="18"/>
+          <w:szCs w:val="18"/>
+        </w:rPr>
+      </w:pPr>
+      <w:r>
+        <w:rPr>
+          <w:rFonts w:ascii="Consolas" w:hAnsi="Consolas" w:cs="Times New Roman"/>
+          <w:sz w:val="18"/>
+          <w:szCs w:val="18"/>
+        </w:rPr>
+        <w:t xml:space="preserve">    }</w:t>
+      </w:r>
+    </w:p>
+    <w:p>
+      <w:pPr>
+        <w:spacing w:after="0" w:line="240" w:lineRule="auto"/>
+        <w:rPr>
+          <w:rFonts w:ascii="Consolas" w:hAnsi="Consolas" w:cs="Times New Roman"/>
+          <w:sz w:val="18"/>
+          <w:szCs w:val="18"/>
+        </w:rPr>
+      </w:pPr>
+    </w:p>
+    <w:p>
+      <w:pPr>
+        <w:spacing w:after="0" w:line="240" w:lineRule="auto"/>
+        <w:rPr>
+          <w:rFonts w:ascii="Consolas" w:hAnsi="Consolas" w:cs="Times New Roman"/>
+          <w:sz w:val="18"/>
+          <w:szCs w:val="18"/>
+        </w:rPr>
+      </w:pPr>
+      <w:r>
+        <w:rPr>
+          <w:rFonts w:ascii="Consolas" w:hAnsi="Consolas" w:cs="Times New Roman"/>
+          <w:sz w:val="18"/>
+          <w:szCs w:val="18"/>
+        </w:rPr>
+        <w:t xml:space="preserve">    printf("\n--- DAILY ATTENDANCE ROLL CALL ---");</w:t>
+      </w:r>
+    </w:p>
+    <w:p>
+      <w:pPr>
+        <w:spacing w:after="0" w:line="240" w:lineRule="auto"/>
+        <w:rPr>
+          <w:rFonts w:ascii="Consolas" w:hAnsi="Consolas" w:cs="Times New Roman"/>
+          <w:sz w:val="18"/>
+          <w:szCs w:val="18"/>
+        </w:rPr>
+      </w:pPr>
+      <w:r>
+        <w:rPr>
+          <w:rFonts w:ascii="Consolas" w:hAnsi="Consolas" w:cs="Times New Roman"/>
+          <w:sz w:val="18"/>
+          <w:szCs w:val="18"/>
+        </w:rPr>
+        <w:t xml:space="preserve">    printf("\nEnter (1) for Present | (0) for Absent\n");</w:t>
+      </w:r>
+    </w:p>
+    <w:p>
+      <w:pPr>
+        <w:spacing w:after="0" w:line="240" w:lineRule="auto"/>
+        <w:rPr>
+          <w:rFonts w:ascii="Consolas" w:hAnsi="Consolas" w:cs="Times New Roman"/>
+          <w:sz w:val="18"/>
+          <w:szCs w:val="18"/>
+        </w:rPr>
+      </w:pPr>
+    </w:p>
+    <w:p>
+      <w:pPr>
+        <w:spacing w:after="0" w:line="240" w:lineRule="auto"/>
+        <w:rPr>
+          <w:rFonts w:ascii="Consolas" w:hAnsi="Consolas" w:cs="Times New Roman"/>
+          <w:sz w:val="18"/>
+          <w:szCs w:val="18"/>
+        </w:rPr>
+      </w:pPr>
+      <w:r>
+        <w:rPr>
+          <w:rFonts w:ascii="Consolas" w:hAnsi="Consolas" w:cs="Times New Roman"/>
+          <w:sz w:val="18"/>
+          <w:szCs w:val="18"/>
+        </w:rPr>
+        <w:t xml:space="preserve">    // Step B: Loop through every loaded student to register attendance state</w:t>
+      </w:r>
+    </w:p>
+    <w:p>
+      <w:pPr>
+        <w:spacing w:after="0" w:line="240" w:lineRule="auto"/>
+        <w:rPr>
+          <w:rFonts w:ascii="Consolas" w:hAnsi="Consolas" w:cs="Times New Roman"/>
+          <w:sz w:val="18"/>
+          <w:szCs w:val="18"/>
+        </w:rPr>
+      </w:pPr>
+      <w:r>
+        <w:rPr>
+          <w:rFonts w:ascii="Consolas" w:hAnsi="Consolas" w:cs="Times New Roman"/>
+          <w:sz w:val="18"/>
+          <w:szCs w:val="18"/>
+        </w:rPr>
+        <w:t xml:space="preserve">    for (int i = 0; i &lt; count; i++) {</w:t>
+      </w:r>
+    </w:p>
+    <w:p>
+      <w:pPr>
+        <w:spacing w:after="0" w:line="240" w:lineRule="auto"/>
+        <w:rPr>
+          <w:rFonts w:ascii="Consolas" w:hAnsi="Consolas" w:cs="Times New Roman"/>
+          <w:sz w:val="18"/>
+          <w:szCs w:val="18"/>
+        </w:rPr>
+      </w:pPr>
+      <w:r>
+        <w:rPr>
+          <w:rFonts w:ascii="Consolas" w:hAnsi="Consolas" w:cs="Times New Roman"/>
+          <w:sz w:val="18"/>
+          <w:szCs w:val="18"/>
+        </w:rPr>
+        <w:t xml:space="preserve">        list[i].total_days += 1; // Increment total conducted days count</w:t>
+      </w:r>
+    </w:p>
+    <w:p>
+      <w:pPr>
+        <w:spacing w:after="0" w:line="240" w:lineRule="auto"/>
+        <w:rPr>
+          <w:rFonts w:ascii="Consolas" w:hAnsi="Consolas" w:cs="Times New Roman"/>
+          <w:sz w:val="18"/>
+          <w:szCs w:val="18"/>
+        </w:rPr>
+      </w:pPr>
+    </w:p>
+    <w:p>
+      <w:pPr>
+        <w:spacing w:after="0" w:line="240" w:lineRule="auto"/>
+        <w:rPr>
+          <w:rFonts w:ascii="Consolas" w:hAnsi="Consolas" w:cs="Times New Roman"/>
+          <w:sz w:val="18"/>
+          <w:szCs w:val="18"/>
+        </w:rPr>
+      </w:pPr>
+      <w:r>
+        <w:rPr>
+          <w:rFonts w:ascii="Consolas" w:hAnsi="Consolas" w:cs="Times New Roman"/>
+          <w:sz w:val="18"/>
+          <w:szCs w:val="18"/>
+        </w:rPr>
+        <w:t xml:space="preserve">        printf("Roll %d: %-20s -&gt; ", list[i].roll, list[i].name);</w:t>
+      </w:r>
+    </w:p>
+    <w:p>
+      <w:pPr>
+        <w:spacing w:after="0" w:line="240" w:lineRule="auto"/>
+        <w:rPr>
+          <w:rFonts w:ascii="Consolas" w:hAnsi="Consolas" w:cs="Times New Roman"/>
+          <w:sz w:val="18"/>
+          <w:szCs w:val="18"/>
+        </w:rPr>
+      </w:pPr>
+      <w:r>
+        <w:rPr>
+          <w:rFonts w:ascii="Consolas" w:hAnsi="Consolas" w:cs="Times New Roman"/>
+          <w:sz w:val="18"/>
+          <w:szCs w:val="18"/>
+        </w:rPr>
+        <w:t xml:space="preserve">        scanf("%d", &amp;status);</w:t>
+      </w:r>
+    </w:p>
+    <w:p>
+      <w:pPr>
+        <w:spacing w:after="0" w:line="240" w:lineRule="auto"/>
+        <w:rPr>
+          <w:rFonts w:ascii="Consolas" w:hAnsi="Consolas" w:cs="Times New Roman"/>
+          <w:sz w:val="18"/>
+          <w:szCs w:val="18"/>
+        </w:rPr>
+      </w:pPr>
+    </w:p>
+    <w:p>
+      <w:pPr>
+        <w:spacing w:after="0" w:line="240" w:lineRule="auto"/>
+        <w:rPr>
+          <w:rFonts w:ascii="Consolas" w:hAnsi="Consolas" w:cs="Times New Roman"/>
+          <w:sz w:val="18"/>
+          <w:szCs w:val="18"/>
+        </w:rPr>
+      </w:pPr>
+      <w:r>
+        <w:rPr>
+          <w:rFonts w:ascii="Consolas" w:hAnsi="Consolas" w:cs="Times New Roman"/>
+          <w:sz w:val="18"/>
+          <w:szCs w:val="18"/>
+        </w:rPr>
+        <w:t xml:space="preserve">        if (status == 1) {</w:t>
+      </w:r>
+    </w:p>
+    <w:p>
+      <w:pPr>
+        <w:spacing w:after="0" w:line="240" w:lineRule="auto"/>
+        <w:rPr>
+          <w:rFonts w:ascii="Consolas" w:hAnsi="Consolas" w:cs="Times New Roman"/>
+          <w:sz w:val="18"/>
+          <w:szCs w:val="18"/>
+        </w:rPr>
+      </w:pPr>
+      <w:r>
+        <w:rPr>
+          <w:rFonts w:ascii="Consolas" w:hAnsi="Consolas" w:cs="Times New Roman"/>
+          <w:sz w:val="18"/>
+          <w:szCs w:val="18"/>
+        </w:rPr>
+        <w:t xml:space="preserve">            list[i].attended_days += 1; // Increment specific student present count</w:t>
+      </w:r>
+    </w:p>
+    <w:p>
+      <w:pPr>
+        <w:spacing w:after="0" w:line="240" w:lineRule="auto"/>
+        <w:rPr>
+          <w:rFonts w:ascii="Consolas" w:hAnsi="Consolas" w:cs="Times New Roman"/>
+          <w:sz w:val="18"/>
+          <w:szCs w:val="18"/>
+        </w:rPr>
+      </w:pPr>
+      <w:r>
+        <w:rPr>
+          <w:rFonts w:ascii="Consolas" w:hAnsi="Consolas" w:cs="Times New Roman"/>
+          <w:sz w:val="18"/>
+          <w:szCs w:val="18"/>
+        </w:rPr>
+        <w:t xml:space="preserve">        }</w:t>
+      </w:r>
+    </w:p>
+    <w:p>
+      <w:pPr>
+        <w:spacing w:after="0" w:line="240" w:lineRule="auto"/>
+        <w:rPr>
+          <w:rFonts w:ascii="Consolas" w:hAnsi="Consolas" w:cs="Times New Roman"/>
+          <w:sz w:val="18"/>
+          <w:szCs w:val="18"/>
+        </w:rPr>
+      </w:pPr>
+      <w:r>
+        <w:rPr>
+          <w:rFonts w:ascii="Consolas" w:hAnsi="Consolas" w:cs="Times New Roman"/>
+          <w:sz w:val="18"/>
+          <w:szCs w:val="18"/>
+        </w:rPr>
+        <w:t xml:space="preserve">    }</w:t>
+      </w:r>
+    </w:p>
+    <w:p>
+      <w:pPr>
+        <w:spacing w:after="0" w:line="240" w:lineRule="auto"/>
+        <w:rPr>
+          <w:rFonts w:ascii="Consolas" w:hAnsi="Consolas" w:cs="Times New Roman"/>
+          <w:sz w:val="18"/>
+          <w:szCs w:val="18"/>
+        </w:rPr>
+      </w:pPr>
+    </w:p>
+    <w:p>
+      <w:pPr>
+        <w:spacing w:after="0" w:line="240" w:lineRule="auto"/>
+        <w:rPr>
+          <w:rFonts w:ascii="Consolas" w:hAnsi="Consolas" w:cs="Times New Roman"/>
+          <w:sz w:val="18"/>
+          <w:szCs w:val="18"/>
+        </w:rPr>
+      </w:pPr>
+      <w:r>
+        <w:rPr>
+          <w:rFonts w:ascii="Consolas" w:hAnsi="Consolas" w:cs="Times New Roman"/>
+          <w:sz w:val="18"/>
+          <w:szCs w:val="18"/>
+        </w:rPr>
+        <w:t xml:space="preserve">    // Step C: Re-open file in Write ("w") mode to write back updated values</w:t>
+      </w:r>
+    </w:p>
+    <w:p>
+      <w:pPr>
+        <w:spacing w:after="0" w:line="240" w:lineRule="auto"/>
+        <w:rPr>
+          <w:rFonts w:ascii="Consolas" w:hAnsi="Consolas" w:cs="Times New Roman"/>
+          <w:sz w:val="18"/>
+          <w:szCs w:val="18"/>
+        </w:rPr>
+      </w:pPr>
+      <w:r>
+        <w:rPr>
+          <w:rFonts w:ascii="Consolas" w:hAnsi="Consolas" w:cs="Times New Roman"/>
+          <w:sz w:val="18"/>
+          <w:szCs w:val="18"/>
+        </w:rPr>
+        <w:t xml:space="preserve">    fp = fopen("students.txt", "w");</w:t>
+      </w:r>
+    </w:p>
+    <w:p>
+      <w:pPr>
+        <w:spacing w:after="0" w:line="240" w:lineRule="auto"/>
+        <w:rPr>
+          <w:rFonts w:ascii="Consolas" w:hAnsi="Consolas" w:cs="Times New Roman"/>
+          <w:sz w:val="18"/>
+          <w:szCs w:val="18"/>
+        </w:rPr>
+      </w:pPr>
+      <w:r>
+        <w:rPr>
+          <w:rFonts w:ascii="Consolas" w:hAnsi="Consolas" w:cs="Times New Roman"/>
+          <w:sz w:val="18"/>
+          <w:szCs w:val="18"/>
+        </w:rPr>
+        <w:t xml:space="preserve">    for (int i = 0; i &lt; count; i++) {</w:t>
+      </w:r>
+    </w:p>
+    <w:p>
+      <w:pPr>
+        <w:spacing w:after="0" w:line="240" w:lineRule="auto"/>
+        <w:rPr>
+          <w:rFonts w:ascii="Consolas" w:hAnsi="Consolas" w:cs="Times New Roman"/>
+          <w:sz w:val="18"/>
+          <w:szCs w:val="18"/>
+        </w:rPr>
+      </w:pPr>
+      <w:r>
+        <w:rPr>
+          <w:rFonts w:ascii="Consolas" w:hAnsi="Consolas" w:cs="Times New Roman"/>
+          <w:sz w:val="18"/>
+          <w:szCs w:val="18"/>
+        </w:rPr>
+        <w:t xml:space="preserve">        fprintf(fp, "%d\t%s\t%.2f\t%d\t%d\n", list[i].roll, list[i].name, list[i].marks, list[i].attended_days, list[i].total_days);</w:t>
+      </w:r>
+    </w:p>
+    <w:p>
+      <w:pPr>
+        <w:spacing w:after="0" w:line="240" w:lineRule="auto"/>
+        <w:rPr>
+          <w:rFonts w:ascii="Consolas" w:hAnsi="Consolas" w:cs="Times New Roman"/>
+          <w:sz w:val="18"/>
+          <w:szCs w:val="18"/>
+        </w:rPr>
+      </w:pPr>
+      <w:r>
+        <w:rPr>
+          <w:rFonts w:ascii="Consolas" w:hAnsi="Consolas" w:cs="Times New Roman"/>
+          <w:sz w:val="18"/>
+          <w:szCs w:val="18"/>
+        </w:rPr>
+        <w:t xml:space="preserve">    }</w:t>
+      </w:r>
+    </w:p>
+    <w:p>
+      <w:pPr>
+        <w:spacing w:after="0" w:line="240" w:lineRule="auto"/>
+        <w:rPr>
+          <w:rFonts w:ascii="Consolas" w:hAnsi="Consolas" w:cs="Times New Roman"/>
+          <w:sz w:val="18"/>
+          <w:szCs w:val="18"/>
+        </w:rPr>
+      </w:pPr>
+      <w:r>
+        <w:rPr>
+          <w:rFonts w:ascii="Consolas" w:hAnsi="Consolas" w:cs="Times New Roman"/>
+          <w:sz w:val="18"/>
+          <w:szCs w:val="18"/>
+        </w:rPr>
+        <w:t xml:space="preserve">    fclose(fp);</w:t>
+      </w:r>
+    </w:p>
+    <w:p>
+      <w:pPr>
+        <w:spacing w:after="0" w:line="240" w:lineRule="auto"/>
+        <w:rPr>
+          <w:rFonts w:ascii="Consolas" w:hAnsi="Consolas" w:cs="Times New Roman"/>
+          <w:sz w:val="18"/>
+          <w:szCs w:val="18"/>
+        </w:rPr>
+      </w:pPr>
+    </w:p>
+    <w:p>
+      <w:pPr>
+        <w:spacing w:after="0" w:line="240" w:lineRule="auto"/>
+        <w:rPr>
+          <w:rFonts w:ascii="Consolas" w:hAnsi="Consolas" w:cs="Times New Roman"/>
+          <w:sz w:val="18"/>
+          <w:szCs w:val="18"/>
+        </w:rPr>
+      </w:pPr>
+      <w:r>
+        <w:rPr>
+          <w:rFonts w:ascii="Consolas" w:hAnsi="Consolas" w:cs="Times New Roman"/>
+          <w:sz w:val="18"/>
+          <w:szCs w:val="18"/>
+        </w:rPr>
+        <w:t xml:space="preserve">    printf("\nAttendance sheet saved successfully!\n");</w:t>
+      </w:r>
+    </w:p>
+    <w:p>
+      <w:pPr>
+        <w:spacing w:after="0" w:line="240" w:lineRule="auto"/>
+        <w:rPr>
+          <w:rFonts w:ascii="Consolas" w:hAnsi="Consolas" w:cs="Times New Roman"/>
+          <w:sz w:val="18"/>
+          <w:szCs w:val="18"/>
+        </w:rPr>
+      </w:pPr>
+      <w:r>
+        <w:rPr>
+          <w:rFonts w:ascii="Consolas" w:hAnsi="Consolas" w:cs="Times New Roman"/>
+          <w:sz w:val="18"/>
+          <w:szCs w:val="18"/>
+        </w:rPr>
+        <w:t>}</w:t>
+      </w:r>
+    </w:p>
+    <w:p>
+      <w:pPr>
+        <w:spacing w:after="0" w:line="240" w:lineRule="auto"/>
+        <w:rPr>
+          <w:rFonts w:ascii="Consolas" w:hAnsi="Consolas" w:cs="Times New Roman"/>
+          <w:sz w:val="18"/>
+          <w:szCs w:val="18"/>
+        </w:rPr>
+      </w:pPr>
+    </w:p>
+    <w:p>
+      <w:pPr>
+        <w:spacing w:after="0" w:line="240" w:lineRule="auto"/>
+        <w:rPr>
+          <w:rFonts w:ascii="Consolas" w:hAnsi="Consolas" w:cs="Times New Roman"/>
+          <w:sz w:val="18"/>
+          <w:szCs w:val="18"/>
+        </w:rPr>
+      </w:pPr>
+      <w:r>
+        <w:rPr>
+          <w:rFonts w:ascii="Consolas" w:hAnsi="Consolas" w:cs="Times New Roman"/>
+          <w:sz w:val="18"/>
+          <w:szCs w:val="18"/>
+        </w:rPr>
+        <w:t>// 5. Deletes a record by skipping the target item during write back processing</w:t>
+      </w:r>
+    </w:p>
+    <w:p>
+      <w:pPr>
+        <w:spacing w:after="0" w:line="240" w:lineRule="auto"/>
+        <w:rPr>
+          <w:rFonts w:ascii="Consolas" w:hAnsi="Consolas" w:cs="Times New Roman"/>
+          <w:sz w:val="18"/>
+          <w:szCs w:val="18"/>
+        </w:rPr>
+      </w:pPr>
+      <w:r>
+        <w:rPr>
+          <w:rFonts w:ascii="Consolas" w:hAnsi="Consolas" w:cs="Times New Roman"/>
+          <w:sz w:val="18"/>
+          <w:szCs w:val="18"/>
+        </w:rPr>
+        <w:t>void deleteRecord() {</w:t>
+      </w:r>
+    </w:p>
+    <w:p>
+      <w:pPr>
+        <w:spacing w:after="0" w:line="240" w:lineRule="auto"/>
+        <w:rPr>
+          <w:rFonts w:ascii="Consolas" w:hAnsi="Consolas" w:cs="Times New Roman"/>
+          <w:sz w:val="18"/>
+          <w:szCs w:val="18"/>
+        </w:rPr>
+      </w:pPr>
+      <w:r>
+        <w:rPr>
+          <w:rFonts w:ascii="Consolas" w:hAnsi="Consolas" w:cs="Times New Roman"/>
+          <w:sz w:val="18"/>
+          <w:szCs w:val="18"/>
+        </w:rPr>
+        <w:t xml:space="preserve">    FILE *fp;</w:t>
+      </w:r>
+    </w:p>
+    <w:p>
+      <w:pPr>
+        <w:spacing w:after="0" w:line="240" w:lineRule="auto"/>
+        <w:rPr>
+          <w:rFonts w:ascii="Consolas" w:hAnsi="Consolas" w:cs="Times New Roman"/>
+          <w:sz w:val="18"/>
+          <w:szCs w:val="18"/>
+        </w:rPr>
+      </w:pPr>
+      <w:r>
+        <w:rPr>
+          <w:rFonts w:ascii="Consolas" w:hAnsi="Consolas" w:cs="Times New Roman"/>
+          <w:sz w:val="18"/>
+          <w:szCs w:val="18"/>
+        </w:rPr>
+        <w:t xml:space="preserve">    Student list[100];          // Local processing placeholder layout array</w:t>
+      </w:r>
+    </w:p>
+    <w:p>
+      <w:pPr>
+        <w:spacing w:after="0" w:line="240" w:lineRule="auto"/>
+        <w:rPr>
+          <w:rFonts w:ascii="Consolas" w:hAnsi="Consolas" w:cs="Times New Roman"/>
+          <w:sz w:val="18"/>
+          <w:szCs w:val="18"/>
+        </w:rPr>
+      </w:pPr>
+      <w:r>
+        <w:rPr>
+          <w:rFonts w:ascii="Consolas" w:hAnsi="Consolas" w:cs="Times New Roman"/>
+          <w:sz w:val="18"/>
+          <w:szCs w:val="18"/>
+        </w:rPr>
+        <w:t xml:space="preserve">    int count = 0, targetRoll, found = 0;</w:t>
+      </w:r>
+    </w:p>
+    <w:p>
+      <w:pPr>
+        <w:spacing w:after="0" w:line="240" w:lineRule="auto"/>
+        <w:rPr>
+          <w:rFonts w:ascii="Consolas" w:hAnsi="Consolas" w:cs="Times New Roman"/>
+          <w:sz w:val="18"/>
+          <w:szCs w:val="18"/>
+        </w:rPr>
+      </w:pPr>
+    </w:p>
+    <w:p>
+      <w:pPr>
+        <w:spacing w:after="0" w:line="240" w:lineRule="auto"/>
+        <w:rPr>
+          <w:rFonts w:ascii="Consolas" w:hAnsi="Consolas" w:cs="Times New Roman"/>
+          <w:sz w:val="18"/>
+          <w:szCs w:val="18"/>
+        </w:rPr>
+      </w:pPr>
+      <w:r>
+        <w:rPr>
+          <w:rFonts w:ascii="Consolas" w:hAnsi="Consolas" w:cs="Times New Roman"/>
+          <w:sz w:val="18"/>
+          <w:szCs w:val="18"/>
+        </w:rPr>
+        <w:t xml:space="preserve">    fp = fopen("students.txt", "r");</w:t>
+      </w:r>
+    </w:p>
+    <w:p>
+      <w:pPr>
+        <w:spacing w:after="0" w:line="240" w:lineRule="auto"/>
+        <w:rPr>
+          <w:rFonts w:ascii="Consolas" w:hAnsi="Consolas" w:cs="Times New Roman"/>
+          <w:sz w:val="18"/>
+          <w:szCs w:val="18"/>
+        </w:rPr>
+      </w:pPr>
+      <w:r>
+        <w:rPr>
+          <w:rFonts w:ascii="Consolas" w:hAnsi="Consolas" w:cs="Times New Roman"/>
+          <w:sz w:val="18"/>
+          <w:szCs w:val="18"/>
+        </w:rPr>
+        <w:t xml:space="preserve">    if (fp == NULL) {</w:t>
+      </w:r>
+    </w:p>
+    <w:p>
+      <w:pPr>
+        <w:spacing w:after="0" w:line="240" w:lineRule="auto"/>
+        <w:rPr>
+          <w:rFonts w:ascii="Consolas" w:hAnsi="Consolas" w:cs="Times New Roman"/>
+          <w:sz w:val="18"/>
+          <w:szCs w:val="18"/>
+        </w:rPr>
+      </w:pPr>
+      <w:r>
+        <w:rPr>
+          <w:rFonts w:ascii="Consolas" w:hAnsi="Consolas" w:cs="Times New Roman"/>
+          <w:sz w:val="18"/>
+          <w:szCs w:val="18"/>
+        </w:rPr>
+        <w:t xml:space="preserve">        printf("\nNo records found to delete.");</w:t>
+      </w:r>
+    </w:p>
+    <w:p>
+      <w:pPr>
+        <w:spacing w:after="0" w:line="240" w:lineRule="auto"/>
+        <w:rPr>
+          <w:rFonts w:ascii="Consolas" w:hAnsi="Consolas" w:cs="Times New Roman"/>
+          <w:sz w:val="18"/>
+          <w:szCs w:val="18"/>
+        </w:rPr>
+      </w:pPr>
+      <w:r>
+        <w:rPr>
+          <w:rFonts w:ascii="Consolas" w:hAnsi="Consolas" w:cs="Times New Roman"/>
+          <w:sz w:val="18"/>
+          <w:szCs w:val="18"/>
+        </w:rPr>
+        <w:t xml:space="preserve">        return;</w:t>
+      </w:r>
+    </w:p>
+    <w:p>
+      <w:pPr>
+        <w:spacing w:after="0" w:line="240" w:lineRule="auto"/>
+        <w:rPr>
+          <w:rFonts w:ascii="Consolas" w:hAnsi="Consolas" w:cs="Times New Roman"/>
+          <w:sz w:val="18"/>
+          <w:szCs w:val="18"/>
+        </w:rPr>
+      </w:pPr>
+      <w:r>
+        <w:rPr>
+          <w:rFonts w:ascii="Consolas" w:hAnsi="Consolas" w:cs="Times New Roman"/>
+          <w:sz w:val="18"/>
+          <w:szCs w:val="18"/>
+        </w:rPr>
+        <w:t xml:space="preserve">    }</w:t>
+      </w:r>
+    </w:p>
+    <w:p>
+      <w:pPr>
+        <w:spacing w:after="0" w:line="240" w:lineRule="auto"/>
+        <w:rPr>
+          <w:rFonts w:ascii="Consolas" w:hAnsi="Consolas" w:cs="Times New Roman"/>
+          <w:sz w:val="18"/>
+          <w:szCs w:val="18"/>
+        </w:rPr>
+      </w:pPr>
+    </w:p>
+    <w:p>
+      <w:pPr>
+        <w:spacing w:after="0" w:line="240" w:lineRule="auto"/>
+        <w:rPr>
+          <w:rFonts w:ascii="Consolas" w:hAnsi="Consolas" w:cs="Times New Roman"/>
+          <w:sz w:val="18"/>
+          <w:szCs w:val="18"/>
+        </w:rPr>
+      </w:pPr>
+      <w:r>
+        <w:rPr>
+          <w:rFonts w:ascii="Consolas" w:hAnsi="Consolas" w:cs="Times New Roman"/>
+          <w:sz w:val="18"/>
+          <w:szCs w:val="18"/>
+        </w:rPr>
+        <w:t xml:space="preserve">    // Step A: Load current file database inside temporary system memory array</w:t>
+      </w:r>
+    </w:p>
+    <w:p>
+      <w:pPr>
+        <w:spacing w:after="0" w:line="240" w:lineRule="auto"/>
+        <w:rPr>
+          <w:rFonts w:ascii="Consolas" w:hAnsi="Consolas" w:cs="Times New Roman"/>
+          <w:sz w:val="18"/>
+          <w:szCs w:val="18"/>
+        </w:rPr>
+      </w:pPr>
+      <w:r>
+        <w:rPr>
+          <w:rFonts w:ascii="Consolas" w:hAnsi="Consolas" w:cs="Times New Roman"/>
+          <w:sz w:val="18"/>
+          <w:szCs w:val="18"/>
+        </w:rPr>
+        <w:t xml:space="preserve">    while (fscanf(fp, "%d\t%[^\t]\t%f\t%d\t%d\n", &amp;list[count].roll, list[count].name, &amp;list[count].marks, &amp;list[count].attended_days, &amp;list[count].total_days) != EOF) {</w:t>
+      </w:r>
+    </w:p>
+    <w:p>
+      <w:pPr>
+        <w:spacing w:after="0" w:line="240" w:lineRule="auto"/>
+        <w:rPr>
+          <w:rFonts w:ascii="Consolas" w:hAnsi="Consolas" w:cs="Times New Roman"/>
+          <w:sz w:val="18"/>
+          <w:szCs w:val="18"/>
+        </w:rPr>
+      </w:pPr>
+      <w:r>
+        <w:rPr>
+          <w:rFonts w:ascii="Consolas" w:hAnsi="Consolas" w:cs="Times New Roman"/>
+          <w:sz w:val="18"/>
+          <w:szCs w:val="18"/>
+        </w:rPr>
+        <w:t xml:space="preserve">        count++;</w:t>
+      </w:r>
+    </w:p>
+    <w:p>
+      <w:pPr>
+        <w:spacing w:after="0" w:line="240" w:lineRule="auto"/>
+        <w:rPr>
+          <w:rFonts w:ascii="Consolas" w:hAnsi="Consolas" w:cs="Times New Roman"/>
+          <w:sz w:val="18"/>
+          <w:szCs w:val="18"/>
+        </w:rPr>
+      </w:pPr>
+      <w:r>
+        <w:rPr>
+          <w:rFonts w:ascii="Consolas" w:hAnsi="Consolas" w:cs="Times New Roman"/>
+          <w:sz w:val="18"/>
+          <w:szCs w:val="18"/>
+        </w:rPr>
+        <w:t xml:space="preserve">    }</w:t>
+      </w:r>
+    </w:p>
+    <w:p>
+      <w:pPr>
+        <w:spacing w:after="0" w:line="240" w:lineRule="auto"/>
+        <w:rPr>
+          <w:rFonts w:ascii="Consolas" w:hAnsi="Consolas" w:cs="Times New Roman"/>
+          <w:sz w:val="18"/>
+          <w:szCs w:val="18"/>
+        </w:rPr>
+      </w:pPr>
+      <w:r>
+        <w:rPr>
+          <w:rFonts w:ascii="Consolas" w:hAnsi="Consolas" w:cs="Times New Roman"/>
+          <w:sz w:val="18"/>
+          <w:szCs w:val="18"/>
+        </w:rPr>
+        <w:t xml:space="preserve">    fclose(fp);</w:t>
+      </w:r>
+    </w:p>
+    <w:p>
+      <w:pPr>
+        <w:spacing w:after="0" w:line="240" w:lineRule="auto"/>
+        <w:rPr>
+          <w:rFonts w:ascii="Consolas" w:hAnsi="Consolas" w:cs="Times New Roman"/>
+          <w:sz w:val="18"/>
+          <w:szCs w:val="18"/>
+        </w:rPr>
+      </w:pPr>
+    </w:p>
+    <w:p>
+      <w:pPr>
+        <w:spacing w:after="0" w:line="240" w:lineRule="auto"/>
+        <w:rPr>
+          <w:rFonts w:ascii="Consolas" w:hAnsi="Consolas" w:cs="Times New Roman"/>
+          <w:sz w:val="18"/>
+          <w:szCs w:val="18"/>
+        </w:rPr>
+      </w:pPr>
+      <w:r>
+        <w:rPr>
+          <w:rFonts w:ascii="Consolas" w:hAnsi="Consolas" w:cs="Times New Roman"/>
+          <w:sz w:val="18"/>
+          <w:szCs w:val="18"/>
+        </w:rPr>
+        <w:t xml:space="preserve">    printf("\nEnter Roll Number to delete: ");</w:t>
+      </w:r>
+    </w:p>
+    <w:p>
+      <w:pPr>
+        <w:spacing w:after="0" w:line="240" w:lineRule="auto"/>
+        <w:rPr>
+          <w:rFonts w:ascii="Consolas" w:hAnsi="Consolas" w:cs="Times New Roman"/>
+          <w:sz w:val="18"/>
+          <w:szCs w:val="18"/>
+        </w:rPr>
+      </w:pPr>
+      <w:r>
+        <w:rPr>
+          <w:rFonts w:ascii="Consolas" w:hAnsi="Consolas" w:cs="Times New Roman"/>
+          <w:sz w:val="18"/>
+          <w:szCs w:val="18"/>
+        </w:rPr>
+        <w:t xml:space="preserve">    scanf("%d", &amp;targetRoll);</w:t>
+      </w:r>
+    </w:p>
+    <w:p>
+      <w:pPr>
+        <w:spacing w:after="0" w:line="240" w:lineRule="auto"/>
+        <w:rPr>
+          <w:rFonts w:ascii="Consolas" w:hAnsi="Consolas" w:cs="Times New Roman"/>
+          <w:sz w:val="18"/>
+          <w:szCs w:val="18"/>
+        </w:rPr>
+      </w:pPr>
+    </w:p>
+    <w:p>
+      <w:pPr>
+        <w:spacing w:after="0" w:line="240" w:lineRule="auto"/>
+        <w:rPr>
+          <w:rFonts w:ascii="Consolas" w:hAnsi="Consolas" w:cs="Times New Roman"/>
+          <w:sz w:val="18"/>
+          <w:szCs w:val="18"/>
+        </w:rPr>
+      </w:pPr>
+      <w:r>
+        <w:rPr>
+          <w:rFonts w:ascii="Consolas" w:hAnsi="Consolas" w:cs="Times New Roman"/>
+          <w:sz w:val="18"/>
+          <w:szCs w:val="18"/>
+        </w:rPr>
+        <w:t xml:space="preserve">    // Step B: Overwrite file from scratch, filtering out the target student</w:t>
+      </w:r>
+    </w:p>
+    <w:p>
+      <w:pPr>
+        <w:spacing w:after="0" w:line="240" w:lineRule="auto"/>
+        <w:rPr>
+          <w:rFonts w:ascii="Consolas" w:hAnsi="Consolas" w:cs="Times New Roman"/>
+          <w:sz w:val="18"/>
+          <w:szCs w:val="18"/>
+        </w:rPr>
+      </w:pPr>
+      <w:r>
+        <w:rPr>
+          <w:rFonts w:ascii="Consolas" w:hAnsi="Consolas" w:cs="Times New Roman"/>
+          <w:sz w:val="18"/>
+          <w:szCs w:val="18"/>
+        </w:rPr>
+        <w:t xml:space="preserve">    fp = fopen("students.txt", "w"); </w:t>
+      </w:r>
+    </w:p>
+    <w:p>
+      <w:pPr>
+        <w:spacing w:after="0" w:line="240" w:lineRule="auto"/>
+        <w:rPr>
+          <w:rFonts w:ascii="Consolas" w:hAnsi="Consolas" w:cs="Times New Roman"/>
+          <w:sz w:val="18"/>
+          <w:szCs w:val="18"/>
+        </w:rPr>
+      </w:pPr>
+      <w:r>
+        <w:rPr>
+          <w:rFonts w:ascii="Consolas" w:hAnsi="Consolas" w:cs="Times New Roman"/>
+          <w:sz w:val="18"/>
+          <w:szCs w:val="18"/>
+        </w:rPr>
+        <w:t xml:space="preserve">    for (int i = 0; i &lt; count; i++) {</w:t>
+      </w:r>
+    </w:p>
+    <w:p>
+      <w:pPr>
+        <w:spacing w:after="0" w:line="240" w:lineRule="auto"/>
+        <w:rPr>
+          <w:rFonts w:ascii="Consolas" w:hAnsi="Consolas" w:cs="Times New Roman"/>
+          <w:sz w:val="18"/>
+          <w:szCs w:val="18"/>
+        </w:rPr>
+      </w:pPr>
+      <w:r>
+        <w:rPr>
+          <w:rFonts w:ascii="Consolas" w:hAnsi="Consolas" w:cs="Times New Roman"/>
+          <w:sz w:val="18"/>
+          <w:szCs w:val="18"/>
+        </w:rPr>
+        <w:t xml:space="preserve">        if (list[i].roll == targetRoll) {</w:t>
+      </w:r>
+    </w:p>
+    <w:p>
+      <w:pPr>
+        <w:spacing w:after="0" w:line="240" w:lineRule="auto"/>
+        <w:rPr>
+          <w:rFonts w:ascii="Consolas" w:hAnsi="Consolas" w:cs="Times New Roman"/>
+          <w:sz w:val="18"/>
+          <w:szCs w:val="18"/>
+        </w:rPr>
+      </w:pPr>
+      <w:r>
+        <w:rPr>
+          <w:rFonts w:ascii="Consolas" w:hAnsi="Consolas" w:cs="Times New Roman"/>
+          <w:sz w:val="18"/>
+          <w:szCs w:val="18"/>
+        </w:rPr>
+        <w:t xml:space="preserve">            found = 1;          // Flag matching element dropped safely</w:t>
+      </w:r>
+    </w:p>
+    <w:p>
+      <w:pPr>
+        <w:spacing w:after="0" w:line="240" w:lineRule="auto"/>
+        <w:rPr>
+          <w:rFonts w:ascii="Consolas" w:hAnsi="Consolas" w:cs="Times New Roman"/>
+          <w:sz w:val="18"/>
+          <w:szCs w:val="18"/>
+        </w:rPr>
+      </w:pPr>
+      <w:r>
+        <w:rPr>
+          <w:rFonts w:ascii="Consolas" w:hAnsi="Consolas" w:cs="Times New Roman"/>
+          <w:sz w:val="18"/>
+          <w:szCs w:val="18"/>
+        </w:rPr>
+        <w:t xml:space="preserve">        } else {</w:t>
+      </w:r>
+    </w:p>
+    <w:p>
+      <w:pPr>
+        <w:spacing w:after="0" w:line="240" w:lineRule="auto"/>
+        <w:rPr>
+          <w:rFonts w:ascii="Consolas" w:hAnsi="Consolas" w:cs="Times New Roman"/>
+          <w:sz w:val="18"/>
+          <w:szCs w:val="18"/>
+        </w:rPr>
+      </w:pPr>
+      <w:r>
+        <w:rPr>
+          <w:rFonts w:ascii="Consolas" w:hAnsi="Consolas" w:cs="Times New Roman"/>
+          <w:sz w:val="18"/>
+          <w:szCs w:val="18"/>
+        </w:rPr>
+        <w:lastRenderedPageBreak/>
+        <w:t xml:space="preserve">            // Rewrite data of non-matching structural items safely back down</w:t>
+      </w:r>
+    </w:p>
+    <w:p>
+      <w:pPr>
+        <w:spacing w:after="0" w:line="240" w:lineRule="auto"/>
+        <w:rPr>
+          <w:rFonts w:ascii="Consolas" w:hAnsi="Consolas" w:cs="Times New Roman"/>
+          <w:sz w:val="18"/>
+          <w:szCs w:val="18"/>
+        </w:rPr>
+      </w:pPr>
+      <w:r>
+        <w:rPr>
+          <w:rFonts w:ascii="Consolas" w:hAnsi="Consolas" w:cs="Times New Roman"/>
+          <w:sz w:val="18"/>
+          <w:szCs w:val="18"/>
+        </w:rPr>
+        <w:t xml:space="preserve">            fprintf(fp, "%d\t%s\t%.2f\t%d\t%d\n", list[i].roll, list[i].name, list[i].marks, list[i].attended_days, list[i].total_days);</w:t>
+      </w:r>
+    </w:p>
+    <w:p>
+      <w:pPr>
+        <w:spacing w:after="0" w:line="240" w:lineRule="auto"/>
+        <w:rPr>
+          <w:rFonts w:ascii="Consolas" w:hAnsi="Consolas" w:cs="Times New Roman"/>
+          <w:sz w:val="18"/>
+          <w:szCs w:val="18"/>
+        </w:rPr>
+      </w:pPr>
+      <w:r>
+        <w:rPr>
+          <w:rFonts w:ascii="Consolas" w:hAnsi="Consolas" w:cs="Times New Roman"/>
+          <w:sz w:val="18"/>
+          <w:szCs w:val="18"/>
+        </w:rPr>
+        <w:t xml:space="preserve">        }</w:t>
+      </w:r>
+    </w:p>
+    <w:p>
+      <w:pPr>
+        <w:spacing w:after="0" w:line="240" w:lineRule="auto"/>
+        <w:rPr>
+          <w:rFonts w:ascii="Consolas" w:hAnsi="Consolas" w:cs="Times New Roman"/>
+          <w:sz w:val="18"/>
+          <w:szCs w:val="18"/>
+        </w:rPr>
+      </w:pPr>
+      <w:r>
+        <w:rPr>
+          <w:rFonts w:ascii="Consolas" w:hAnsi="Consolas" w:cs="Times New Roman"/>
+          <w:sz w:val="18"/>
+          <w:szCs w:val="18"/>
+        </w:rPr>
+        <w:t xml:space="preserve">    }</w:t>
+      </w:r>
+    </w:p>
+    <w:p>
+      <w:pPr>
+        <w:spacing w:after="0" w:line="240" w:lineRule="auto"/>
+        <w:rPr>
+          <w:rFonts w:ascii="Consolas" w:hAnsi="Consolas" w:cs="Times New Roman"/>
+          <w:sz w:val="18"/>
+          <w:szCs w:val="18"/>
+        </w:rPr>
+      </w:pPr>
+      <w:r>
+        <w:rPr>
+          <w:rFonts w:ascii="Consolas" w:hAnsi="Consolas" w:cs="Times New Roman"/>
+          <w:sz w:val="18"/>
+          <w:szCs w:val="18"/>
+        </w:rPr>
+        <w:t xml:space="preserve">    fclose(fp);</w:t>
+      </w:r>
+    </w:p>
+    <w:p>
+      <w:pPr>
+        <w:spacing w:after="0" w:line="240" w:lineRule="auto"/>
+        <w:rPr>
+          <w:rFonts w:ascii="Consolas" w:hAnsi="Consolas" w:cs="Times New Roman"/>
+          <w:sz w:val="18"/>
+          <w:szCs w:val="18"/>
+        </w:rPr>
+      </w:pPr>
+    </w:p>
+    <w:p>
+      <w:pPr>
+        <w:spacing w:after="0" w:line="240" w:lineRule="auto"/>
+        <w:rPr>
+          <w:rFonts w:ascii="Consolas" w:hAnsi="Consolas" w:cs="Times New Roman"/>
+          <w:sz w:val="18"/>
+          <w:szCs w:val="18"/>
+        </w:rPr>
+      </w:pPr>
+      <w:r>
+        <w:rPr>
+          <w:rFonts w:ascii="Consolas" w:hAnsi="Consolas" w:cs="Times New Roman"/>
+          <w:sz w:val="18"/>
+          <w:szCs w:val="18"/>
+        </w:rPr>
+        <w:t xml:space="preserve">    if (found) {</w:t>
+      </w:r>
+    </w:p>
+    <w:p>
+      <w:pPr>
+        <w:spacing w:after="0" w:line="240" w:lineRule="auto"/>
+        <w:rPr>
+          <w:rFonts w:ascii="Consolas" w:hAnsi="Consolas" w:cs="Times New Roman"/>
+          <w:sz w:val="18"/>
+          <w:szCs w:val="18"/>
+        </w:rPr>
+      </w:pPr>
+      <w:r>
+        <w:rPr>
+          <w:rFonts w:ascii="Consolas" w:hAnsi="Consolas" w:cs="Times New Roman"/>
+          <w:sz w:val="18"/>
+          <w:szCs w:val="18"/>
+        </w:rPr>
+        <w:t xml:space="preserve">        printf("Record deleted successfully!\n");</w:t>
+      </w:r>
+    </w:p>
+    <w:p>
+      <w:pPr>
+        <w:spacing w:after="0" w:line="240" w:lineRule="auto"/>
+        <w:rPr>
+          <w:rFonts w:ascii="Consolas" w:hAnsi="Consolas" w:cs="Times New Roman"/>
+          <w:sz w:val="18"/>
+          <w:szCs w:val="18"/>
+        </w:rPr>
+      </w:pPr>
+      <w:r>
+        <w:rPr>
+          <w:rFonts w:ascii="Consolas" w:hAnsi="Consolas" w:cs="Times New Roman"/>
+          <w:sz w:val="18"/>
+          <w:szCs w:val="18"/>
+        </w:rPr>
+        <w:t xml:space="preserve">    } else {</w:t>
+      </w:r>
+    </w:p>
+    <w:p>
+      <w:pPr>
+        <w:spacing w:after="0" w:line="240" w:lineRule="auto"/>
+        <w:rPr>
+          <w:rFonts w:ascii="Consolas" w:hAnsi="Consolas" w:cs="Times New Roman"/>
+          <w:sz w:val="18"/>
+          <w:szCs w:val="18"/>
+        </w:rPr>
+      </w:pPr>
+      <w:r>
+        <w:rPr>
+          <w:rFonts w:ascii="Consolas" w:hAnsi="Consolas" w:cs="Times New Roman"/>
+          <w:sz w:val="18"/>
+          <w:szCs w:val="18"/>
+        </w:rPr>
+        <w:t xml:space="preserve">        printf("Record with Roll %d not found.\n", targetRoll);</w:t>
+      </w:r>
+    </w:p>
+    <w:p>
+      <w:pPr>
+        <w:spacing w:after="0" w:line="240" w:lineRule="auto"/>
+        <w:rPr>
+          <w:rFonts w:ascii="Consolas" w:hAnsi="Consolas" w:cs="Times New Roman"/>
+          <w:sz w:val="18"/>
+          <w:szCs w:val="18"/>
+        </w:rPr>
+      </w:pPr>
+      <w:r>
+        <w:rPr>
+          <w:rFonts w:ascii="Consolas" w:hAnsi="Consolas" w:cs="Times New Roman"/>
+          <w:sz w:val="18"/>
+          <w:szCs w:val="18"/>
+        </w:rPr>
+        <w:t xml:space="preserve">    }</w:t>
+      </w:r>
+    </w:p>
+    <w:p>
+      <w:pPr>
+        <w:spacing w:after="0" w:line="240" w:lineRule="auto"/>
+        <w:rPr>
+          <w:rFonts w:ascii="Consolas" w:hAnsi="Consolas" w:cs="Times New Roman"/>
+          <w:sz w:val="18"/>
+          <w:szCs w:val="18"/>
+        </w:rPr>
+      </w:pPr>
+      <w:r>
+        <w:rPr>
+          <w:rFonts w:ascii="Consolas" w:hAnsi="Consolas" w:cs="Times New Roman"/>
+          <w:sz w:val="18"/>
+          <w:szCs w:val="18"/>
+        </w:rPr>
+        <w:t>}</w:t>
+      </w:r>
     </w:p>
     <w:sectPr>
       <w:pgSz w:w="12240" w:h="15840"/>
@@ -808,6 +5192,119 @@
 <file path=word/numbering.xml><?xml version="1.0" encoding="utf-8"?>
 <w:numbering xmlns:wpc="http://schemas.microsoft.com/office/word/2010/wordprocessingCanvas" xmlns:cx="http://schemas.microsoft.com/office/drawing/2014/chartex" xmlns:cx1="http://schemas.microsoft.com/office/drawing/2015/9/8/chartex" xmlns:cx2="http://schemas.microsoft.com/office/drawing/2015/10/21/chartex" xmlns:cx3="http://schemas.microsoft.com/office/drawing/2016/5/9/chartex" xmlns:cx4="http://schemas.microsoft.com/office/drawing/2016/5/10/chartex" xmlns:cx5="http://schemas.microsoft.com/office/drawing/2016/5/11/chartex" xmlns:cx6="http://schemas.microsoft.com/office/drawing/2016/5/12/chartex" xmlns:cx7="http://schemas.microsoft.com/office/drawing/2016/5/13/chartex" xmlns:cx8="http://schemas.microsoft.com/office/drawing/2016/5/14/chartex" xmlns:mc="http://schemas.openxmlformats.org/markup-compatibility/2006" xmlns:aink="http://schemas.microsoft.com/office/drawing/2016/ink" xmlns:am3d="http://schemas.microsoft.com/office/drawing/2017/model3d" xmlns:o="urn:schemas-microsoft-com:office:office" xmlns:r="http://schemas.openxmlformats.org/officeDocument/2006/relationships" xmlns:m="http://schemas.openxmlformats.org/officeDocument/2006/math" xmlns:v="urn:schemas-microsoft-com:vml" xmlns:wp14="http://schemas.microsoft.com/office/word/2010/wordprocessingDrawing" xmlns:wp="http://schemas.openxmlformats.org/drawingml/2006/wordprocessingDrawing" xmlns:w10="urn:schemas-microsoft-com:office:word" xmlns:w="http://schemas.openxmlformats.org/wordprocessingml/2006/main" xmlns:w14="http://schemas.microsoft.com/office/word/2010/wordml" xmlns:w15="http://schemas.microsoft.com/office/word/2012/wordml" xmlns:w16cex="http://schemas.microsoft.com/office/word/2018/wordml/cex" xmlns:w16cid="http://schemas.microsoft.com/office/word/2016/wordml/cid" xmlns:w16="http://schemas.microsoft.com/office/word/2018/wordml" xmlns:w16sdtdh="http://schemas.microsoft.com/office/word/2020/wordml/sdtdatahash" xmlns:w16se="http://schemas.microsoft.com/office/word/2015/wordml/symex" xmlns:wpg="http://schemas.microsoft.com/office/word/2010/wordprocessingGroup" xmlns:wpi="http://schemas.microsoft.com/office/word/2010/wordprocessingInk" xmlns:wne="http://schemas.microsoft.com/office/word/2006/wordml" xmlns:wps="http://schemas.microsoft.com/office/word/2010/wordprocessingShape" mc:Ignorable="w14 w15 w16se w16cid w16 w16cex w16sdtdh wp14">
   <w:abstractNum w:abstractNumId="0" w15:restartNumberingAfterBreak="0">
+    <w:nsid w:val="076607AC"/>
+    <w:multiLevelType w:val="hybridMultilevel"/>
+    <w:tmpl w:val="284C4202"/>
+    <w:lvl w:ilvl="0" w:tplc="04090001">
+      <w:start w:val="1"/>
+      <w:numFmt w:val="bullet"/>
+      <w:lvlText w:val=""/>
+      <w:lvlJc w:val="left"/>
+      <w:pPr>
+        <w:ind w:left="1440" w:hanging="360"/>
+      </w:pPr>
+      <w:rPr>
+        <w:rFonts w:ascii="Symbol" w:hAnsi="Symbol" w:hint="default"/>
+      </w:rPr>
+    </w:lvl>
+    <w:lvl w:ilvl="1" w:tplc="04090003" w:tentative="1">
+      <w:start w:val="1"/>
+      <w:numFmt w:val="bullet"/>
+      <w:lvlText w:val="o"/>
+      <w:lvlJc w:val="left"/>
+      <w:pPr>
+        <w:ind w:left="2160" w:hanging="360"/>
+      </w:pPr>
+      <w:rPr>
+        <w:rFonts w:ascii="Courier New" w:hAnsi="Courier New" w:cs="Courier New" w:hint="default"/>
+      </w:rPr>
+    </w:lvl>
+    <w:lvl w:ilvl="2" w:tplc="04090005" w:tentative="1">
+      <w:start w:val="1"/>
+      <w:numFmt w:val="bullet"/>
+      <w:lvlText w:val=""/>
+      <w:lvlJc w:val="left"/>
+      <w:pPr>
+        <w:ind w:left="2880" w:hanging="360"/>
+      </w:pPr>
+      <w:rPr>
+        <w:rFonts w:ascii="Wingdings" w:hAnsi="Wingdings" w:hint="default"/>
+      </w:rPr>
+    </w:lvl>
+    <w:lvl w:ilvl="3" w:tplc="04090001" w:tentative="1">
+      <w:start w:val="1"/>
+      <w:numFmt w:val="bullet"/>
+      <w:lvlText w:val=""/>
+      <w:lvlJc w:val="left"/>
+      <w:pPr>
+        <w:ind w:left="3600" w:hanging="360"/>
+      </w:pPr>
+      <w:rPr>
+        <w:rFonts w:ascii="Symbol" w:hAnsi="Symbol" w:hint="default"/>
+      </w:rPr>
+    </w:lvl>
+    <w:lvl w:ilvl="4" w:tplc="04090003" w:tentative="1">
+      <w:start w:val="1"/>
+      <w:numFmt w:val="bullet"/>
+      <w:lvlText w:val="o"/>
+      <w:lvlJc w:val="left"/>
+      <w:pPr>
+        <w:ind w:left="4320" w:hanging="360"/>
+      </w:pPr>
+      <w:rPr>
+        <w:rFonts w:ascii="Courier New" w:hAnsi="Courier New" w:cs="Courier New" w:hint="default"/>
+      </w:rPr>
+    </w:lvl>
+    <w:lvl w:ilvl="5" w:tplc="04090005" w:tentative="1">
+      <w:start w:val="1"/>
+      <w:numFmt w:val="bullet"/>
+      <w:lvlText w:val=""/>
+      <w:lvlJc w:val="left"/>
+      <w:pPr>
+        <w:ind w:left="5040" w:hanging="360"/>
+      </w:pPr>
+      <w:rPr>
+        <w:rFonts w:ascii="Wingdings" w:hAnsi="Wingdings" w:hint="default"/>
+      </w:rPr>
+    </w:lvl>
+    <w:lvl w:ilvl="6" w:tplc="04090001" w:tentative="1">
+      <w:start w:val="1"/>
+      <w:numFmt w:val="bullet"/>
+      <w:lvlText w:val=""/>
+      <w:lvlJc w:val="left"/>
+      <w:pPr>
+        <w:ind w:left="5760" w:hanging="360"/>
+      </w:pPr>
+      <w:rPr>
+        <w:rFonts w:ascii="Symbol" w:hAnsi="Symbol" w:hint="default"/>
+      </w:rPr>
+    </w:lvl>
+    <w:lvl w:ilvl="7" w:tplc="04090003" w:tentative="1">
+      <w:start w:val="1"/>
+      <w:numFmt w:val="bullet"/>
+      <w:lvlText w:val="o"/>
+      <w:lvlJc w:val="left"/>
+      <w:pPr>
+        <w:ind w:left="6480" w:hanging="360"/>
+      </w:pPr>
+      <w:rPr>
+        <w:rFonts w:ascii="Courier New" w:hAnsi="Courier New" w:cs="Courier New" w:hint="default"/>
+      </w:rPr>
+    </w:lvl>
+    <w:lvl w:ilvl="8" w:tplc="04090005" w:tentative="1">
+      <w:start w:val="1"/>
+      <w:numFmt w:val="bullet"/>
+      <w:lvlText w:val=""/>
+      <w:lvlJc w:val="left"/>
+      <w:pPr>
+        <w:ind w:left="7200" w:hanging="360"/>
+      </w:pPr>
+      <w:rPr>
+        <w:rFonts w:ascii="Wingdings" w:hAnsi="Wingdings" w:hint="default"/>
+      </w:rPr>
+    </w:lvl>
+  </w:abstractNum>
+  <w:abstractNum w:abstractNumId="1" w15:restartNumberingAfterBreak="0">
     <w:nsid w:val="0CE847C6"/>
     <w:multiLevelType w:val="hybridMultilevel"/>
     <w:tmpl w:val="639018A4"/>
@@ -920,7 +5417,120 @@
       </w:rPr>
     </w:lvl>
   </w:abstractNum>
-  <w:abstractNum w:abstractNumId="1" w15:restartNumberingAfterBreak="0">
+  <w:abstractNum w:abstractNumId="2" w15:restartNumberingAfterBreak="0">
+    <w:nsid w:val="0E7B3394"/>
+    <w:multiLevelType w:val="hybridMultilevel"/>
+    <w:tmpl w:val="CF2A001C"/>
+    <w:lvl w:ilvl="0" w:tplc="04090001">
+      <w:start w:val="1"/>
+      <w:numFmt w:val="bullet"/>
+      <w:lvlText w:val=""/>
+      <w:lvlJc w:val="left"/>
+      <w:pPr>
+        <w:ind w:left="720" w:hanging="360"/>
+      </w:pPr>
+      <w:rPr>
+        <w:rFonts w:ascii="Symbol" w:hAnsi="Symbol" w:hint="default"/>
+      </w:rPr>
+    </w:lvl>
+    <w:lvl w:ilvl="1" w:tplc="04090003" w:tentative="1">
+      <w:start w:val="1"/>
+      <w:numFmt w:val="bullet"/>
+      <w:lvlText w:val="o"/>
+      <w:lvlJc w:val="left"/>
+      <w:pPr>
+        <w:ind w:left="1440" w:hanging="360"/>
+      </w:pPr>
+      <w:rPr>
+        <w:rFonts w:ascii="Courier New" w:hAnsi="Courier New" w:cs="Courier New" w:hint="default"/>
+      </w:rPr>
+    </w:lvl>
+    <w:lvl w:ilvl="2" w:tplc="04090005" w:tentative="1">
+      <w:start w:val="1"/>
+      <w:numFmt w:val="bullet"/>
+      <w:lvlText w:val=""/>
+      <w:lvlJc w:val="left"/>
+      <w:pPr>
+        <w:ind w:left="2160" w:hanging="360"/>
+      </w:pPr>
+      <w:rPr>
+        <w:rFonts w:ascii="Wingdings" w:hAnsi="Wingdings" w:hint="default"/>
+      </w:rPr>
+    </w:lvl>
+    <w:lvl w:ilvl="3" w:tplc="04090001" w:tentative="1">
+      <w:start w:val="1"/>
+      <w:numFmt w:val="bullet"/>
+      <w:lvlText w:val=""/>
+      <w:lvlJc w:val="left"/>
+      <w:pPr>
+        <w:ind w:left="2880" w:hanging="360"/>
+      </w:pPr>
+      <w:rPr>
+        <w:rFonts w:ascii="Symbol" w:hAnsi="Symbol" w:hint="default"/>
+      </w:rPr>
+    </w:lvl>
+    <w:lvl w:ilvl="4" w:tplc="04090003" w:tentative="1">
+      <w:start w:val="1"/>
+      <w:numFmt w:val="bullet"/>
+      <w:lvlText w:val="o"/>
+      <w:lvlJc w:val="left"/>
+      <w:pPr>
+        <w:ind w:left="3600" w:hanging="360"/>
+      </w:pPr>
+      <w:rPr>
+        <w:rFonts w:ascii="Courier New" w:hAnsi="Courier New" w:cs="Courier New" w:hint="default"/>
+      </w:rPr>
+    </w:lvl>
+    <w:lvl w:ilvl="5" w:tplc="04090005" w:tentative="1">
+      <w:start w:val="1"/>
+      <w:numFmt w:val="bullet"/>
+      <w:lvlText w:val=""/>
+      <w:lvlJc w:val="left"/>
+      <w:pPr>
+        <w:ind w:left="4320" w:hanging="360"/>
+      </w:pPr>
+      <w:rPr>
+        <w:rFonts w:ascii="Wingdings" w:hAnsi="Wingdings" w:hint="default"/>
+      </w:rPr>
+    </w:lvl>
+    <w:lvl w:ilvl="6" w:tplc="04090001" w:tentative="1">
+      <w:start w:val="1"/>
+      <w:numFmt w:val="bullet"/>
+      <w:lvlText w:val=""/>
+      <w:lvlJc w:val="left"/>
+      <w:pPr>
+        <w:ind w:left="5040" w:hanging="360"/>
+      </w:pPr>
+      <w:rPr>
+        <w:rFonts w:ascii="Symbol" w:hAnsi="Symbol" w:hint="default"/>
+      </w:rPr>
+    </w:lvl>
+    <w:lvl w:ilvl="7" w:tplc="04090003" w:tentative="1">
+      <w:start w:val="1"/>
+      <w:numFmt w:val="bullet"/>
+      <w:lvlText w:val="o"/>
+      <w:lvlJc w:val="left"/>
+      <w:pPr>
+        <w:ind w:left="5760" w:hanging="360"/>
+      </w:pPr>
+      <w:rPr>
+        <w:rFonts w:ascii="Courier New" w:hAnsi="Courier New" w:cs="Courier New" w:hint="default"/>
+      </w:rPr>
+    </w:lvl>
+    <w:lvl w:ilvl="8" w:tplc="04090005" w:tentative="1">
+      <w:start w:val="1"/>
+      <w:numFmt w:val="bullet"/>
+      <w:lvlText w:val=""/>
+      <w:lvlJc w:val="left"/>
+      <w:pPr>
+        <w:ind w:left="6480" w:hanging="360"/>
+      </w:pPr>
+      <w:rPr>
+        <w:rFonts w:ascii="Wingdings" w:hAnsi="Wingdings" w:hint="default"/>
+      </w:rPr>
+    </w:lvl>
+  </w:abstractNum>
+  <w:abstractNum w:abstractNumId="3" w15:restartNumberingAfterBreak="0">
     <w:nsid w:val="1AAF57FA"/>
     <w:multiLevelType w:val="hybridMultilevel"/>
     <w:tmpl w:val="C29464C0"/>
@@ -1033,7 +5643,7 @@
       </w:rPr>
     </w:lvl>
   </w:abstractNum>
-  <w:abstractNum w:abstractNumId="2" w15:restartNumberingAfterBreak="0">
+  <w:abstractNum w:abstractNumId="4" w15:restartNumberingAfterBreak="0">
     <w:nsid w:val="31DD2DC6"/>
     <w:multiLevelType w:val="hybridMultilevel"/>
     <w:tmpl w:val="786C4F58"/>
@@ -1146,7 +5756,233 @@
       </w:rPr>
     </w:lvl>
   </w:abstractNum>
-  <w:abstractNum w:abstractNumId="3" w15:restartNumberingAfterBreak="0">
+  <w:abstractNum w:abstractNumId="5" w15:restartNumberingAfterBreak="0">
+    <w:nsid w:val="413C66CA"/>
+    <w:multiLevelType w:val="hybridMultilevel"/>
+    <w:tmpl w:val="663A4400"/>
+    <w:lvl w:ilvl="0" w:tplc="04090001">
+      <w:start w:val="1"/>
+      <w:numFmt w:val="bullet"/>
+      <w:lvlText w:val=""/>
+      <w:lvlJc w:val="left"/>
+      <w:pPr>
+        <w:ind w:left="720" w:hanging="360"/>
+      </w:pPr>
+      <w:rPr>
+        <w:rFonts w:ascii="Symbol" w:hAnsi="Symbol" w:hint="default"/>
+      </w:rPr>
+    </w:lvl>
+    <w:lvl w:ilvl="1" w:tplc="04090003" w:tentative="1">
+      <w:start w:val="1"/>
+      <w:numFmt w:val="bullet"/>
+      <w:lvlText w:val="o"/>
+      <w:lvlJc w:val="left"/>
+      <w:pPr>
+        <w:ind w:left="1440" w:hanging="360"/>
+      </w:pPr>
+      <w:rPr>
+        <w:rFonts w:ascii="Courier New" w:hAnsi="Courier New" w:cs="Courier New" w:hint="default"/>
+      </w:rPr>
+    </w:lvl>
+    <w:lvl w:ilvl="2" w:tplc="04090005" w:tentative="1">
+      <w:start w:val="1"/>
+      <w:numFmt w:val="bullet"/>
+      <w:lvlText w:val=""/>
+      <w:lvlJc w:val="left"/>
+      <w:pPr>
+        <w:ind w:left="2160" w:hanging="360"/>
+      </w:pPr>
+      <w:rPr>
+        <w:rFonts w:ascii="Wingdings" w:hAnsi="Wingdings" w:hint="default"/>
+      </w:rPr>
+    </w:lvl>
+    <w:lvl w:ilvl="3" w:tplc="04090001" w:tentative="1">
+      <w:start w:val="1"/>
+      <w:numFmt w:val="bullet"/>
+      <w:lvlText w:val=""/>
+      <w:lvlJc w:val="left"/>
+      <w:pPr>
+        <w:ind w:left="2880" w:hanging="360"/>
+      </w:pPr>
+      <w:rPr>
+        <w:rFonts w:ascii="Symbol" w:hAnsi="Symbol" w:hint="default"/>
+      </w:rPr>
+    </w:lvl>
+    <w:lvl w:ilvl="4" w:tplc="04090003" w:tentative="1">
+      <w:start w:val="1"/>
+      <w:numFmt w:val="bullet"/>
+      <w:lvlText w:val="o"/>
+      <w:lvlJc w:val="left"/>
+      <w:pPr>
+        <w:ind w:left="3600" w:hanging="360"/>
+      </w:pPr>
+      <w:rPr>
+        <w:rFonts w:ascii="Courier New" w:hAnsi="Courier New" w:cs="Courier New" w:hint="default"/>
+      </w:rPr>
+    </w:lvl>
+    <w:lvl w:ilvl="5" w:tplc="04090005" w:tentative="1">
+      <w:start w:val="1"/>
+      <w:numFmt w:val="bullet"/>
+      <w:lvlText w:val=""/>
+      <w:lvlJc w:val="left"/>
+      <w:pPr>
+        <w:ind w:left="4320" w:hanging="360"/>
+      </w:pPr>
+      <w:rPr>
+        <w:rFonts w:ascii="Wingdings" w:hAnsi="Wingdings" w:hint="default"/>
+      </w:rPr>
+    </w:lvl>
+    <w:lvl w:ilvl="6" w:tplc="04090001" w:tentative="1">
+      <w:start w:val="1"/>
+      <w:numFmt w:val="bullet"/>
+      <w:lvlText w:val=""/>
+      <w:lvlJc w:val="left"/>
+      <w:pPr>
+        <w:ind w:left="5040" w:hanging="360"/>
+      </w:pPr>
+      <w:rPr>
+        <w:rFonts w:ascii="Symbol" w:hAnsi="Symbol" w:hint="default"/>
+      </w:rPr>
+    </w:lvl>
+    <w:lvl w:ilvl="7" w:tplc="04090003" w:tentative="1">
+      <w:start w:val="1"/>
+      <w:numFmt w:val="bullet"/>
+      <w:lvlText w:val="o"/>
+      <w:lvlJc w:val="left"/>
+      <w:pPr>
+        <w:ind w:left="5760" w:hanging="360"/>
+      </w:pPr>
+      <w:rPr>
+        <w:rFonts w:ascii="Courier New" w:hAnsi="Courier New" w:cs="Courier New" w:hint="default"/>
+      </w:rPr>
+    </w:lvl>
+    <w:lvl w:ilvl="8" w:tplc="04090005" w:tentative="1">
+      <w:start w:val="1"/>
+      <w:numFmt w:val="bullet"/>
+      <w:lvlText w:val=""/>
+      <w:lvlJc w:val="left"/>
+      <w:pPr>
+        <w:ind w:left="6480" w:hanging="360"/>
+      </w:pPr>
+      <w:rPr>
+        <w:rFonts w:ascii="Wingdings" w:hAnsi="Wingdings" w:hint="default"/>
+      </w:rPr>
+    </w:lvl>
+  </w:abstractNum>
+  <w:abstractNum w:abstractNumId="6" w15:restartNumberingAfterBreak="0">
+    <w:nsid w:val="48A92CBC"/>
+    <w:multiLevelType w:val="hybridMultilevel"/>
+    <w:tmpl w:val="CFA0DB82"/>
+    <w:lvl w:ilvl="0" w:tplc="04090001">
+      <w:start w:val="1"/>
+      <w:numFmt w:val="bullet"/>
+      <w:lvlText w:val=""/>
+      <w:lvlJc w:val="left"/>
+      <w:pPr>
+        <w:ind w:left="720" w:hanging="360"/>
+      </w:pPr>
+      <w:rPr>
+        <w:rFonts w:ascii="Symbol" w:hAnsi="Symbol" w:hint="default"/>
+      </w:rPr>
+    </w:lvl>
+    <w:lvl w:ilvl="1" w:tplc="04090003" w:tentative="1">
+      <w:start w:val="1"/>
+      <w:numFmt w:val="bullet"/>
+      <w:lvlText w:val="o"/>
+      <w:lvlJc w:val="left"/>
+      <w:pPr>
+        <w:ind w:left="1440" w:hanging="360"/>
+      </w:pPr>
+      <w:rPr>
+        <w:rFonts w:ascii="Courier New" w:hAnsi="Courier New" w:cs="Courier New" w:hint="default"/>
+      </w:rPr>
+    </w:lvl>
+    <w:lvl w:ilvl="2" w:tplc="04090005" w:tentative="1">
+      <w:start w:val="1"/>
+      <w:numFmt w:val="bullet"/>
+      <w:lvlText w:val=""/>
+      <w:lvlJc w:val="left"/>
+      <w:pPr>
+        <w:ind w:left="2160" w:hanging="360"/>
+      </w:pPr>
+      <w:rPr>
+        <w:rFonts w:ascii="Wingdings" w:hAnsi="Wingdings" w:hint="default"/>
+      </w:rPr>
+    </w:lvl>
+    <w:lvl w:ilvl="3" w:tplc="04090001" w:tentative="1">
+      <w:start w:val="1"/>
+      <w:numFmt w:val="bullet"/>
+      <w:lvlText w:val=""/>
+      <w:lvlJc w:val="left"/>
+      <w:pPr>
+        <w:ind w:left="2880" w:hanging="360"/>
+      </w:pPr>
+      <w:rPr>
+        <w:rFonts w:ascii="Symbol" w:hAnsi="Symbol" w:hint="default"/>
+      </w:rPr>
+    </w:lvl>
+    <w:lvl w:ilvl="4" w:tplc="04090003" w:tentative="1">
+      <w:start w:val="1"/>
+      <w:numFmt w:val="bullet"/>
+      <w:lvlText w:val="o"/>
+      <w:lvlJc w:val="left"/>
+      <w:pPr>
+        <w:ind w:left="3600" w:hanging="360"/>
+      </w:pPr>
+      <w:rPr>
+        <w:rFonts w:ascii="Courier New" w:hAnsi="Courier New" w:cs="Courier New" w:hint="default"/>
+      </w:rPr>
+    </w:lvl>
+    <w:lvl w:ilvl="5" w:tplc="04090005" w:tentative="1">
+      <w:start w:val="1"/>
+      <w:numFmt w:val="bullet"/>
+      <w:lvlText w:val=""/>
+      <w:lvlJc w:val="left"/>
+      <w:pPr>
+        <w:ind w:left="4320" w:hanging="360"/>
+      </w:pPr>
+      <w:rPr>
+        <w:rFonts w:ascii="Wingdings" w:hAnsi="Wingdings" w:hint="default"/>
+      </w:rPr>
+    </w:lvl>
+    <w:lvl w:ilvl="6" w:tplc="04090001" w:tentative="1">
+      <w:start w:val="1"/>
+      <w:numFmt w:val="bullet"/>
+      <w:lvlText w:val=""/>
+      <w:lvlJc w:val="left"/>
+      <w:pPr>
+        <w:ind w:left="5040" w:hanging="360"/>
+      </w:pPr>
+      <w:rPr>
+        <w:rFonts w:ascii="Symbol" w:hAnsi="Symbol" w:hint="default"/>
+      </w:rPr>
+    </w:lvl>
+    <w:lvl w:ilvl="7" w:tplc="04090003" w:tentative="1">
+      <w:start w:val="1"/>
+      <w:numFmt w:val="bullet"/>
+      <w:lvlText w:val="o"/>
+      <w:lvlJc w:val="left"/>
+      <w:pPr>
+        <w:ind w:left="5760" w:hanging="360"/>
+      </w:pPr>
+      <w:rPr>
+        <w:rFonts w:ascii="Courier New" w:hAnsi="Courier New" w:cs="Courier New" w:hint="default"/>
+      </w:rPr>
+    </w:lvl>
+    <w:lvl w:ilvl="8" w:tplc="04090005" w:tentative="1">
+      <w:start w:val="1"/>
+      <w:numFmt w:val="bullet"/>
+      <w:lvlText w:val=""/>
+      <w:lvlJc w:val="left"/>
+      <w:pPr>
+        <w:ind w:left="6480" w:hanging="360"/>
+      </w:pPr>
+      <w:rPr>
+        <w:rFonts w:ascii="Wingdings" w:hAnsi="Wingdings" w:hint="default"/>
+      </w:rPr>
+    </w:lvl>
+  </w:abstractNum>
+  <w:abstractNum w:abstractNumId="7" w15:restartNumberingAfterBreak="0">
     <w:nsid w:val="5B7554DC"/>
     <w:multiLevelType w:val="hybridMultilevel"/>
     <w:tmpl w:val="6C567D1E"/>
@@ -1259,7 +6095,7 @@
       </w:rPr>
     </w:lvl>
   </w:abstractNum>
-  <w:abstractNum w:abstractNumId="4" w15:restartNumberingAfterBreak="0">
+  <w:abstractNum w:abstractNumId="8" w15:restartNumberingAfterBreak="0">
     <w:nsid w:val="5CD80D71"/>
     <w:multiLevelType w:val="hybridMultilevel"/>
     <w:tmpl w:val="D8A26EA6"/>
@@ -1372,7 +6208,7 @@
       </w:rPr>
     </w:lvl>
   </w:abstractNum>
-  <w:abstractNum w:abstractNumId="5" w15:restartNumberingAfterBreak="0">
+  <w:abstractNum w:abstractNumId="9" w15:restartNumberingAfterBreak="0">
     <w:nsid w:val="76BC63AC"/>
     <w:multiLevelType w:val="hybridMultilevel"/>
     <w:tmpl w:val="353485EA"/>
@@ -1485,7 +6321,7 @@
       </w:rPr>
     </w:lvl>
   </w:abstractNum>
-  <w:abstractNum w:abstractNumId="6" w15:restartNumberingAfterBreak="0">
+  <w:abstractNum w:abstractNumId="10" w15:restartNumberingAfterBreak="0">
     <w:nsid w:val="777C227B"/>
     <w:multiLevelType w:val="hybridMultilevel"/>
     <w:tmpl w:val="8A3A7BDA"/>
@@ -1572,25 +6408,37 @@
     </w:lvl>
   </w:abstractNum>
   <w:num w:numId="1">
+    <w:abstractNumId w:val="8"/>
+  </w:num>
+  <w:num w:numId="2">
+    <w:abstractNumId w:val="9"/>
+  </w:num>
+  <w:num w:numId="3">
+    <w:abstractNumId w:val="3"/>
+  </w:num>
+  <w:num w:numId="4">
+    <w:abstractNumId w:val="1"/>
+  </w:num>
+  <w:num w:numId="5">
+    <w:abstractNumId w:val="7"/>
+  </w:num>
+  <w:num w:numId="6">
     <w:abstractNumId w:val="4"/>
   </w:num>
-  <w:num w:numId="2">
-    <w:abstractNumId w:val="5"/>
+  <w:num w:numId="7">
+    <w:abstractNumId w:val="10"/>
   </w:num>
-  <w:num w:numId="3">
-    <w:abstractNumId w:val="1"/>
+  <w:num w:numId="8">
+    <w:abstractNumId w:val="6"/>
   </w:num>
-  <w:num w:numId="4">
+  <w:num w:numId="9">
     <w:abstractNumId w:val="0"/>
   </w:num>
-  <w:num w:numId="5">
-    <w:abstractNumId w:val="3"/>
-  </w:num>
-  <w:num w:numId="6">
+  <w:num w:numId="10">
     <w:abstractNumId w:val="2"/>
   </w:num>
-  <w:num w:numId="7">
-    <w:abstractNumId w:val="6"/>
+  <w:num w:numId="11">
+    <w:abstractNumId w:val="5"/>
   </w:num>
 </w:numbering>
 </file>
